--- a/deliverables/Week_11_Deployment_and_Frameworks/Week_11_Teaching_Notes.docx
+++ b/deliverables/Week_11_Deployment_and_Frameworks/Week_11_Teaching_Notes.docx
@@ -603,7 +603,7 @@
                 <w:sz w:val="20"/>
                 <w:szCs w:val="20"/>
               </w:rPr>
-              <w:t xml:space="preserve">Notebook and Python file with TODOs. Embedded and separate diagrams accompany the lab.</w:t>
+              <w:t xml:space="preserve">Notebook with TODOs. Embedded and separate diagrams accompany the lab.</w:t>
             </w:r>
           </w:p>
         </w:tc>
@@ -669,7 +669,7 @@
                 <w:sz w:val="20"/>
                 <w:szCs w:val="20"/>
               </w:rPr>
-              <w:t xml:space="preserve">Instructor notebook and Python file with completed code and model answers.</w:t>
+              <w:t xml:space="preserve">Instructor notebook with completed code and model answers.</w:t>
             </w:r>
           </w:p>
         </w:tc>
@@ -692,7 +692,7 @@
         <w:spacing w:after="140" w:line="288"/>
       </w:pPr>
       <w:r>
-        <w:t xml:space="preserve">This week moves from models to systems (MIMLO 3, 4, 5). Students should leave able to map the tool stack, use API platforms safely (keys, tokens, pricing, rate limits, streaming), compare cloud, self-hosted and local deployment, explain quantisation, batching and caching, build a small app with Gradio and FastAPI packaged in Docker, and design monitoring and guardrails. The measurements on the "real" slides come from running this week's lab in advance (</w:t>
+        <w:t xml:space="preserve">This week moves from models to systems (MIMLO 3, 4, 5). Students should leave able to map the tool stack, use API platforms safely (keys, tokens, pricing, rate limits, streaming), compare cloud, self-hosted and local deployment, explain quantisation, batching and caching, build a small app with Gradio and FastAPI packaged in Docker, and design monitoring and guardrails. The stored plots come from the archived Qwen2.5-0.5B-Instruct run on a GTX 1650 (</w:t>
       </w:r>
       <w:r>
         <w:rPr>
@@ -704,7 +704,7 @@
         <w:t xml:space="preserve">curriculum/assets/week_11/</w:t>
       </w:r>
       <w:r>
-        <w:t xml:space="preserve">).</w:t>
+        <w:t xml:space="preserve">), described by the existing instructor evidence. They are separate from the revised, smaller SmolLM2-135M CPU core, whose waiting time is recorded separately below.</w:t>
       </w:r>
     </w:p>
     <w:tbl>
@@ -1271,7 +1271,7 @@
                 <w:sz w:val="20"/>
                 <w:szCs w:val="20"/>
               </w:rPr>
-              <w:t xml:space="preserve">20–27</w:t>
+              <w:t xml:space="preserve">20–29</w:t>
             </w:r>
           </w:p>
         </w:tc>
@@ -1501,7 +1501,7 @@
                 <w:sz w:val="20"/>
                 <w:szCs w:val="20"/>
               </w:rPr>
-              <w:t xml:space="preserve">28–34</w:t>
+              <w:t xml:space="preserve">30–35</w:t>
             </w:r>
           </w:p>
         </w:tc>
@@ -1620,7 +1620,7 @@
                 <w:sz w:val="20"/>
                 <w:szCs w:val="20"/>
               </w:rPr>
-              <w:t xml:space="preserve">35–42</w:t>
+              <w:t xml:space="preserve">36–42</w:t>
             </w:r>
           </w:p>
         </w:tc>
@@ -1848,7 +1848,7 @@
               <w:t xml:space="preserve">Teaching tip:</w:t>
             </w:r>
             <w:r>
-              <w:t xml:space="preserve"> Run the lab's Gradio app with </w:t>
+              <w:t xml:space="preserve"> Use direct Python calls with invented requests to show the checked handler and its metadata log. The optional Gradio stretch launches locally with </w:t>
             </w:r>
             <w:r>
               <w:rPr>
@@ -1857,10 +1857,10 @@
                 <w:sz w:val="20"/>
                 <w:szCs w:val="20"/>
               </w:rPr>
-              <w:t xml:space="preserve">share=True</w:t>
-            </w:r>
-            <w:r>
-              <w:t xml:space="preserve"> at the start of the lecture, put the link on screen and let students use it. At the start of section five, open the log file and show their requests (latency, tokens, blocked attempts: someone always tries a prompt injection). Monitoring becomes concrete immediately.</w:t>
+              <w:t xml:space="preserve">share=False</w:t>
+            </w:r>
+            <w:r>
+              <w:t xml:space="preserve">. If planning a remote classroom demonstration, separately configure access, quotas and appropriate data handling before exposing it.</w:t>
             </w:r>
           </w:p>
         </w:tc>
@@ -1997,8 +1997,8 @@
       </w:tblPr>
       <w:tblGrid>
         <w:gridCol w:w="1220"/>
-        <w:gridCol w:w="4367"/>
-        <w:gridCol w:w="3825"/>
+        <w:gridCol w:w="4771"/>
+        <w:gridCol w:w="3421"/>
       </w:tblGrid>
       <w:tr>
         <w:trPr>
@@ -2038,7 +2038,7 @@
         </w:tc>
         <w:tc>
           <w:tcPr>
-            <w:tcW w:type="dxa" w:w="4367"/>
+            <w:tcW w:type="dxa" w:w="4771"/>
             <w:tcBorders>
               <w:top w:val="single" w:color="D1D5DB" w:sz="4"/>
               <w:left w:val="single" w:color="D1D5DB" w:sz="4"/>
@@ -2069,7 +2069,7 @@
         </w:tc>
         <w:tc>
           <w:tcPr>
-            <w:tcW w:type="dxa" w:w="3825"/>
+            <w:tcW w:type="dxa" w:w="3421"/>
             <w:tcBorders>
               <w:top w:val="single" w:color="D1D5DB" w:sz="4"/>
               <w:left w:val="single" w:color="D1D5DB" w:sz="4"/>
@@ -2135,7 +2135,7 @@
         </w:tc>
         <w:tc>
           <w:tcPr>
-            <w:tcW w:type="dxa" w:w="4367"/>
+            <w:tcW w:type="dxa" w:w="4771"/>
             <w:tcBorders>
               <w:top w:val="single" w:color="D1D5DB" w:sz="4"/>
               <w:left w:val="single" w:color="D1D5DB" w:sz="4"/>
@@ -2163,7 +2163,7 @@
         </w:tc>
         <w:tc>
           <w:tcPr>
-            <w:tcW w:type="dxa" w:w="3825"/>
+            <w:tcW w:type="dxa" w:w="3421"/>
             <w:tcBorders>
               <w:top w:val="single" w:color="D1D5DB" w:sz="4"/>
               <w:left w:val="single" w:color="D1D5DB" w:sz="4"/>
@@ -2185,7 +2185,7 @@
                 <w:sz w:val="20"/>
                 <w:szCs w:val="20"/>
               </w:rPr>
-              <w:t xml:space="preserve">Are character count and token count always the same?</w:t>
+              <w:t xml:space="preserve">Same as characters?</w:t>
             </w:r>
           </w:p>
         </w:tc>
@@ -2226,7 +2226,7 @@
         </w:tc>
         <w:tc>
           <w:tcPr>
-            <w:tcW w:type="dxa" w:w="4367"/>
+            <w:tcW w:type="dxa" w:w="4771"/>
             <w:tcBorders>
               <w:top w:val="single" w:color="D1D5DB" w:sz="4"/>
               <w:left w:val="single" w:color="D1D5DB" w:sz="4"/>
@@ -2254,7 +2254,7 @@
         </w:tc>
         <w:tc>
           <w:tcPr>
-            <w:tcW w:type="dxa" w:w="3825"/>
+            <w:tcW w:type="dxa" w:w="3421"/>
             <w:tcBorders>
               <w:top w:val="single" w:color="D1D5DB" w:sz="4"/>
               <w:left w:val="single" w:color="D1D5DB" w:sz="4"/>
@@ -2276,7 +2276,7 @@
                 <w:sz w:val="20"/>
                 <w:szCs w:val="20"/>
               </w:rPr>
-              <w:t xml:space="preserve">What are the inputs and output of a chat response function?</w:t>
+              <w:t xml:space="preserve">What enters and returns?</w:t>
             </w:r>
           </w:p>
         </w:tc>
@@ -2317,7 +2317,7 @@
         </w:tc>
         <w:tc>
           <w:tcPr>
-            <w:tcW w:type="dxa" w:w="4367"/>
+            <w:tcW w:type="dxa" w:w="4771"/>
             <w:tcBorders>
               <w:top w:val="single" w:color="D1D5DB" w:sz="4"/>
               <w:left w:val="single" w:color="D1D5DB" w:sz="4"/>
@@ -2345,7 +2345,7 @@
         </w:tc>
         <w:tc>
           <w:tcPr>
-            <w:tcW w:type="dxa" w:w="3825"/>
+            <w:tcW w:type="dxa" w:w="3421"/>
             <w:tcBorders>
               <w:top w:val="single" w:color="D1D5DB" w:sz="4"/>
               <w:left w:val="single" w:color="D1D5DB" w:sz="4"/>
@@ -2367,7 +2367,7 @@
                 <w:sz w:val="20"/>
                 <w:szCs w:val="20"/>
               </w:rPr>
-              <w:t xml:space="preserve">In {"max_tokens":64}, which part is the field name?</w:t>
+              <w:t xml:space="preserve">Which field sets length?</w:t>
             </w:r>
           </w:p>
         </w:tc>
@@ -2408,7 +2408,7 @@
         </w:tc>
         <w:tc>
           <w:tcPr>
-            <w:tcW w:type="dxa" w:w="4367"/>
+            <w:tcW w:type="dxa" w:w="4771"/>
             <w:tcBorders>
               <w:top w:val="single" w:color="D1D5DB" w:sz="4"/>
               <w:left w:val="single" w:color="D1D5DB" w:sz="4"/>
@@ -2436,7 +2436,7 @@
         </w:tc>
         <w:tc>
           <w:tcPr>
-            <w:tcW w:type="dxa" w:w="3825"/>
+            <w:tcW w:type="dxa" w:w="3421"/>
             <w:tcBorders>
               <w:top w:val="single" w:color="D1D5DB" w:sz="4"/>
               <w:left w:val="single" w:color="D1D5DB" w:sz="4"/>
@@ -2499,7 +2499,7 @@
         </w:tc>
         <w:tc>
           <w:tcPr>
-            <w:tcW w:type="dxa" w:w="4367"/>
+            <w:tcW w:type="dxa" w:w="4771"/>
             <w:tcBorders>
               <w:top w:val="single" w:color="D1D5DB" w:sz="4"/>
               <w:left w:val="single" w:color="D1D5DB" w:sz="4"/>
@@ -2527,7 +2527,7 @@
         </w:tc>
         <w:tc>
           <w:tcPr>
-            <w:tcW w:type="dxa" w:w="3825"/>
+            <w:tcW w:type="dxa" w:w="3421"/>
             <w:tcBorders>
               <w:top w:val="single" w:color="D1D5DB" w:sz="4"/>
               <w:left w:val="single" w:color="D1D5DB" w:sz="4"/>
@@ -2685,7 +2685,7 @@
         <w:keepNext/>
       </w:pPr>
       <w:r>
-        <w:t xml:space="preserve">A monitored chat application</w:t>
+        <w:t xml:space="preserve">Checked Python request route</w:t>
       </w:r>
     </w:p>
     <w:p>
@@ -2695,7 +2695,7 @@
         <w:spacing w:after="140" w:line="288"/>
       </w:pPr>
       <w:r>
-        <w:t xml:space="preserve">Follow the actual Gradio path through the lab's respond function</w:t>
+        <w:t xml:space="preserve">Allowed or blocked</w:t>
       </w:r>
     </w:p>
     <w:p>
@@ -2709,7 +2709,7 @@
           <wp:inline distT="0" distB="0" distL="0" distR="0">
             <wp:extent cx="5334000" cy="1962150"/>
             <wp:effectExtent t="0" r="0" b="0" l="0"/>
-            <wp:docPr id="2" name="A monitored chat application" descr="A monitored chat application" title="A monitored chat application"/>
+            <wp:docPr id="2" name="Checked Python request route" descr="Checked Python request route" title="Checked Python request route"/>
             <wp:cNvGraphicFramePr>
               <a:graphicFrameLocks xmlns:a="http://schemas.openxmlformats.org/drawingml/2006/main" noChangeAspect="1"/>
             </wp:cNvGraphicFramePr>
@@ -2758,7 +2758,7 @@
           <w:sz w:val="19"/>
           <w:szCs w:val="19"/>
         </w:rPr>
-        <w:t xml:space="preserve">A monitored chat application</w:t>
+        <w:t xml:space="preserve">Checked Python request route</w:t>
       </w:r>
     </w:p>
     <w:p>
@@ -2768,7 +2768,7 @@
         <w:spacing w:after="140" w:line="288"/>
       </w:pPr>
       <w:r>
-        <w:t xml:space="preserve">Deployment turns a model into a system that accepts requests and returns usable answers. In this lab, Gradio calls the Python respond function directly. The separate FastAPI exercise offers another route to the same model; the Gradio interface does not call that API. The respond function first applies an input check to the current message. Allowed requests combine a system instruction, recent history and cleaned text, then generate returns answer text and token counts. A basic output check runs before the answer is returned. Blocked requests skip generation and receive a refusal. Both paths write latency, model identity, token counts and the blocking reason to a JSON-lines log. Monitoring summarises those records into percentiles and counts. These simple pattern checks illustrate the flow; they do not guarantee that every injection or personal-data format will be detected.</w:t>
+        <w:t xml:space="preserve">The core calls respond directly. Optional Gradio calls the same handler; it does not call FastAPI. Allowed current text enters generation and output checking. A blocked current message skips generation and sends a refusal to the logging/return step. Both branches log metadata. Earlier history is not automatically cleaned, and these limited rules miss other attacks. A public endpoint requires its own separate safeguards.</w:t>
       </w:r>
     </w:p>
     <w:p>
@@ -2791,7 +2791,7 @@
         <w:spacing w:after="80" w:line="276"/>
       </w:pPr>
       <w:r>
-        <w:t xml:space="preserve">A student types a question in the Gradio interface.</w:t>
+        <w:t xml:space="preserve">A fictional current message enters respond.</w:t>
       </w:r>
     </w:p>
     <w:p>
@@ -2805,7 +2805,7 @@
         <w:spacing w:after="80" w:line="276"/>
       </w:pPr>
       <w:r>
-        <w:t xml:space="preserve">respond checks the current message before calling the local model.</w:t>
+        <w:t xml:space="preserve">Input checks allow, redact or block the current message.</w:t>
       </w:r>
     </w:p>
     <w:p>
@@ -2819,7 +2819,7 @@
         <w:spacing w:after="80" w:line="276"/>
       </w:pPr>
       <w:r>
-        <w:t xml:space="preserve">An allowed message reaches generate; a blocked request skips model generation.</w:t>
+        <w:t xml:space="preserve">Allowed requests generate and check an answer; a blocked request takes the refusal branch.</w:t>
       </w:r>
     </w:p>
     <w:p>
@@ -2833,21 +2833,7 @@
         <w:spacing w:after="80" w:line="276"/>
       </w:pPr>
       <w:r>
-        <w:t xml:space="preserve">The output is checked and a metadata-only JSON log line is written.</w:t>
-      </w:r>
-    </w:p>
-    <w:p>
-      <w:pPr>
-        <w:pStyle w:val="ListParagraph"/>
-        <w:keepLines/>
-        <w:numPr>
-          <w:ilvl w:val="0"/>
-          <w:numId w:val="3"/>
-        </w:numPr>
-        <w:spacing w:after="80" w:line="276"/>
-      </w:pPr>
-      <w:r>
-        <w:t xml:space="preserve">Monitoring aggregates allowed-request latency and all-request block counts.</w:t>
+        <w:t xml:space="preserve">Both paths record metadata without raw prompts.</w:t>
       </w:r>
     </w:p>
     <w:p>
@@ -2864,7 +2850,7 @@
         <w:t xml:space="preserve">Check your understanding.</w:t>
       </w:r>
       <w:r>
-        <w:t xml:space="preserve"> Does a blocked request consume model-generation tokens in respond?</w:t>
+        <w:t xml:space="preserve"> Blocked input generates?</w:t>
       </w:r>
     </w:p>
     <w:p>
@@ -2881,7 +2867,7 @@
         <w:t xml:space="preserve">Instructor explanation.</w:t>
       </w:r>
       <w:r>
-        <w:t xml:space="preserve"> No. It skips generate and logs zero prompt and completion token counts for that request.</w:t>
+        <w:t xml:space="preserve"> No. It goes straight to refusal and metadata logging.</w:t>
       </w:r>
     </w:p>
     <w:p>
@@ -2890,7 +2876,7 @@
         <w:keepNext/>
       </w:pPr>
       <w:r>
-        <w:t xml:space="preserve">From API request to generated answer</w:t>
+        <w:t xml:space="preserve">JSON request to continuation</w:t>
       </w:r>
     </w:p>
     <w:p>
@@ -2900,7 +2886,7 @@
         <w:spacing w:after="140" w:line="288"/>
       </w:pPr>
       <w:r>
-        <w:t xml:space="preserve">The endpoint translates structured messages into tokens and back</w:t>
+        <w:t xml:space="preserve">In-process endpoint</w:t>
       </w:r>
     </w:p>
     <w:p>
@@ -2914,7 +2900,7 @@
           <wp:inline distT="0" distB="0" distL="0" distR="0">
             <wp:extent cx="5334000" cy="1962150"/>
             <wp:effectExtent t="0" r="0" b="0" l="0"/>
-            <wp:docPr id="3" name="From API request to generated answer" descr="From API request to generated answer" title="From API request to generated answer"/>
+            <wp:docPr id="3" name="JSON request to continuation" descr="JSON request to continuation" title="JSON request to continuation"/>
             <wp:cNvGraphicFramePr>
               <a:graphicFrameLocks xmlns:a="http://schemas.openxmlformats.org/drawingml/2006/main" noChangeAspect="1"/>
             </wp:cNvGraphicFramePr>
@@ -2963,7 +2949,7 @@
           <w:sz w:val="19"/>
           <w:szCs w:val="19"/>
         </w:rPr>
-        <w:t xml:space="preserve">From API request to generated answer</w:t>
+        <w:t xml:space="preserve">JSON request to continuation</w:t>
       </w:r>
     </w:p>
     <w:p>
@@ -2973,7 +2959,7 @@
         <w:spacing w:after="140" w:line="288"/>
       </w:pPr>
       <w:r>
-        <w:t xml:space="preserve">An API is an interface through which one program requests work from another. The OpenAI-compatible exercise receives an HTTP request containing JSON fields. FastAPI uses ChatRequest to parse the body, and chat_completions passes its messages to generate. The chat template adds the role markers expected by the model, while the tokenizer converts the formatted text to token IDs. MODEL_LOCK prevents the notebook and server from generating on the shared model simultaneously. The model's output includes the original input prefix plus its continuation. The generate function slices away that prefix, decodes only new tokens and reports input and output counts. The endpoint packages those results into choices and usage fields. Compatibility concerns this response structure; the lab endpoint remains a small demonstration without the authentication, streaming or complete request controls of a deployed service.</w:t>
+        <w:t xml:space="preserve">An endpoint maps a declared request to a Python handler. TestClient calls it within the notebook process. ChatRequest checks roles, text and supported output limits. Generate applies the model chat template, runs fixed weights under the lock, slices the input prefix and returns text plus counts. Invalid fields receive HTTP 422. This route is separate from respond, so it has no inherited pattern checks or production authentication.</w:t>
       </w:r>
     </w:p>
     <w:p>
@@ -2996,7 +2982,7 @@
         <w:spacing w:after="80" w:line="276"/>
       </w:pPr>
       <w:r>
-        <w:t xml:space="preserve">The SDK sends 'Name two uses of FastAPI.' to the local endpoint.</w:t>
+        <w:t xml:space="preserve">TestClient submits fictional JSON without a network port.</w:t>
       </w:r>
     </w:p>
     <w:p>
@@ -3010,7 +2996,7 @@
         <w:spacing w:after="80" w:line="276"/>
       </w:pPr>
       <w:r>
-        <w:t xml:space="preserve">ChatRequest parses messages and max_tokens; the endpoint caps output length.</w:t>
+        <w:t xml:space="preserve">ChatRequest validates message roles and supported limits.</w:t>
       </w:r>
     </w:p>
     <w:p>
@@ -3024,7 +3010,7 @@
         <w:spacing w:after="80" w:line="276"/>
       </w:pPr>
       <w:r>
-        <w:t xml:space="preserve">generate formats messages into tokens and waits for the shared model lock.</w:t>
+        <w:t xml:space="preserve">The template produces [1,L] input IDs; fixed weights generate up to 24 new IDs.</w:t>
       </w:r>
     </w:p>
     <w:p>
@@ -3038,21 +3024,7 @@
         <w:spacing w:after="80" w:line="276"/>
       </w:pPr>
       <w:r>
-        <w:t xml:space="preserve">Only generated continuation tokens are decoded as the assistant answer.</w:t>
-      </w:r>
-    </w:p>
-    <w:p>
-      <w:pPr>
-        <w:pStyle w:val="ListParagraph"/>
-        <w:keepLines/>
-        <w:numPr>
-          <w:ilvl w:val="0"/>
-          <w:numId w:val="4"/>
-        </w:numPr>
-        <w:spacing w:after="80" w:line="276"/>
-      </w:pPr>
-      <w:r>
-        <w:t xml:space="preserve">The response includes choices and a usage block for the SDK to read.</w:t>
+        <w:t xml:space="preserve">Slicing decodes only continuation tokens and returns separate usage counts.</w:t>
       </w:r>
     </w:p>
     <w:p>
@@ -3069,7 +3041,7 @@
         <w:t xml:space="preserve">Check your understanding.</w:t>
       </w:r>
       <w:r>
-        <w:t xml:space="preserve"> Why are prompt and completion token counts returned separately?</w:t>
+        <w:t xml:space="preserve"> Why slice the prefix?</w:t>
       </w:r>
     </w:p>
     <w:p>
@@ -3086,7 +3058,7 @@
         <w:t xml:space="preserve">Instructor explanation.</w:t>
       </w:r>
       <w:r>
-        <w:t xml:space="preserve"> They describe different work: reading the input and producing the answer. They support usage and cost calculations.</w:t>
+        <w:t xml:space="preserve"> The output contains input IDs plus continuation; only the continuation is the answer.</w:t>
       </w:r>
     </w:p>
     <w:p>
@@ -3095,7 +3067,7 @@
         <w:keepNext/>
       </w:pPr>
       <w:r>
-        <w:t xml:space="preserve">Measure before deploying</w:t>
+        <w:t xml:space="preserve">Four-request monitoring experiment</w:t>
       </w:r>
     </w:p>
     <w:p>
@@ -3105,7 +3077,7 @@
         <w:spacing w:after="140" w:line="288"/>
       </w:pPr>
       <w:r>
-        <w:t xml:space="preserve">Connect speed, cost, quality and application logs</w:t>
+        <w:t xml:space="preserve">Other experiments separate</w:t>
       </w:r>
     </w:p>
     <w:p>
@@ -3119,7 +3091,7 @@
           <wp:inline distT="0" distB="0" distL="0" distR="0">
             <wp:extent cx="5334000" cy="1962150"/>
             <wp:effectExtent t="0" r="0" b="0" l="0"/>
-            <wp:docPr id="4" name="Measure before deploying" descr="Measure before deploying" title="Measure before deploying"/>
+            <wp:docPr id="4" name="Four-request monitoring experiment" descr="Four-request monitoring experiment" title="Four-request monitoring experiment"/>
             <wp:cNvGraphicFramePr>
               <a:graphicFrameLocks xmlns:a="http://schemas.openxmlformats.org/drawingml/2006/main" noChangeAspect="1"/>
             </wp:cNvGraphicFramePr>
@@ -3168,7 +3140,7 @@
           <w:sz w:val="19"/>
           <w:szCs w:val="19"/>
         </w:rPr>
-        <w:t xml:space="preserve">Measure before deploying</w:t>
+        <w:t xml:space="preserve">Four-request monitoring experiment</w:t>
       </w:r>
     </w:p>
     <w:p>
@@ -3178,7 +3150,7 @@
         <w:spacing w:after="140" w:line="288"/>
       </w:pPr>
       <w:r>
-        <w:t xml:space="preserve">The lab begins with streaming measurements before introducing serving. The measure function times the first non-empty decoded text chunk, an approximation of first-token latency because a chunk can contain several tokens. The FastAPI exercise then exposes generation to a client program. The monthly_cost function uses classroom prices, while retry simulation illustrates delayed retries after rate limiting. The efficiency experiments distinguish different tradeoffs: fake_quantize approximates low-bit weights but restores them as floating-point tensors, so the size table is theoretical; batching measures aggregate throughput; caching reuses an answer for a repeated message list. The Gradio application calls respond directly, adding simple checks and log records. Finally, synthetic traffic produces a monitoring summary. The generated Docker files are a smaller packaging scaffold, so compare their features with the notebook before assuming equivalent application behaviour.</w:t>
+        <w:t xml:space="preserve">This diagram describes only the coherent monitoring experiment. Stream timing, FastAPI tests, cost arithmetic, rounding/PPL, batching and caching are independent exercises. Four invented requests pass through respond, creating metadata-only log rows. Monitoring reads those rows. Total, blocked and redacted counts use the full table; latency percentiles use only allowed rows. A four-request p95 illustrates aggregation but is not a stable service guarantee.</w:t>
       </w:r>
     </w:p>
     <w:p>
@@ -3201,7 +3173,7 @@
         <w:spacing w:after="80" w:line="276"/>
       </w:pPr>
       <w:r>
-        <w:t xml:space="preserve">Compare first non-empty text time with full-answer time in lat_df.</w:t>
+        <w:t xml:space="preserve">Send four fictional requests through respond.</w:t>
       </w:r>
     </w:p>
     <w:p>
@@ -3215,7 +3187,7 @@
         <w:spacing w:after="80" w:line="276"/>
       </w:pPr>
       <w:r>
-        <w:t xml:space="preserve">Inspect the local API answer and its usage counts.</w:t>
+        <w:t xml:space="preserve">Record timing, tokens, model version and block reason without raw text.</w:t>
       </w:r>
     </w:p>
     <w:p>
@@ -3229,7 +3201,7 @@
         <w:spacing w:after="80" w:line="276"/>
       </w:pPr>
       <w:r>
-        <w:t xml:space="preserve">Compare weight approximation error with perplexity after fake quantisation.</w:t>
+        <w:t xml:space="preserve">Read all rows for request, blocking and redaction counts.</w:t>
       </w:r>
     </w:p>
     <w:p>
@@ -3243,21 +3215,7 @@
         <w:spacing w:after="80" w:line="276"/>
       </w:pPr>
       <w:r>
-        <w:t xml:space="preserve">Observe batching throughput separately from single-request latency.</w:t>
-      </w:r>
-    </w:p>
-    <w:p>
-      <w:pPr>
-        <w:pStyle w:val="ListParagraph"/>
-        <w:keepLines/>
-        <w:numPr>
-          <w:ilvl w:val="0"/>
-          <w:numId w:val="5"/>
-        </w:numPr>
-        <w:spacing w:after="80" w:line="276"/>
-      </w:pPr>
-      <w:r>
-        <w:t xml:space="preserve">Inspect which simulated requests were blocked or redacted and compare p50 with p95.</w:t>
+        <w:t xml:space="preserve">Filter allowed rows for latency percentiles; the tiny sample is illustrative.</w:t>
       </w:r>
     </w:p>
     <w:p>
@@ -3274,7 +3232,7 @@
         <w:t xml:space="preserve">Check your understanding.</w:t>
       </w:r>
       <w:r>
-        <w:t xml:space="preserve"> Does fake_quantize reduce the actual model tensor storage to four bits in this experiment?</w:t>
+        <w:t xml:space="preserve"> Blocked rows in p95?</w:t>
       </w:r>
     </w:p>
     <w:p>
@@ -3291,7 +3249,7 @@
         <w:t xml:space="preserve">Instructor explanation.</w:t>
       </w:r>
       <w:r>
-        <w:t xml:space="preserve"> No. It rounds then dequantises weights into floating-point tensors. The size estimate describes hypothetical packed low-bit storage.</w:t>
+        <w:t xml:space="preserve"> No. Only allowed-request latencies enter that percentile.</w:t>
       </w:r>
     </w:p>
     <w:p>
@@ -3300,7 +3258,7 @@
         <w:keepNext/>
       </w:pPr>
       <w:r>
-        <w:t xml:space="preserve">Prepare a model for a measured release</w:t>
+        <w:t xml:space="preserve">Round and reconstruct weights</w:t>
       </w:r>
     </w:p>
     <w:p>
@@ -3310,7 +3268,7 @@
         <w:spacing w:after="140" w:line="288"/>
       </w:pPr>
       <w:r>
-        <w:t xml:space="preserve">Deployment changes the running system; it does not train weights</w:t>
+        <w:t xml:space="preserve">Precision probe; no training</w:t>
       </w:r>
     </w:p>
     <w:p>
@@ -3324,7 +3282,7 @@
           <wp:inline distT="0" distB="0" distL="0" distR="0">
             <wp:extent cx="5334000" cy="1962150"/>
             <wp:effectExtent t="0" r="0" b="0" l="0"/>
-            <wp:docPr id="5" name="Prepare a model for a measured release" descr="Prepare a model for a measured release" title="Prepare a model for a measured release"/>
+            <wp:docPr id="5" name="Round and reconstruct weights" descr="Round and reconstruct weights" title="Round and reconstruct weights"/>
             <wp:cNvGraphicFramePr>
               <a:graphicFrameLocks xmlns:a="http://schemas.openxmlformats.org/drawingml/2006/main" noChangeAspect="1"/>
             </wp:cNvGraphicFramePr>
@@ -3373,7 +3331,7 @@
           <w:sz w:val="19"/>
           <w:szCs w:val="19"/>
         </w:rPr>
-        <w:t xml:space="preserve">Prepare a model for a measured release</w:t>
+        <w:t xml:space="preserve">Round and reconstruct weights</w:t>
       </w:r>
     </w:p>
     <w:p>
@@ -3383,7 +3341,7 @@
         <w:spacing w:after="140" w:line="288"/>
       </w:pPr>
       <w:r>
-        <w:t xml:space="preserve">Deployment prepares an existing model for use through an application. First record its identity, prompt and generation settings. Measure task quality and speed before making efficiency changes, so later differences have a baseline. The lab illustrates weight rounding, batching and response caching; fake_quantize is a simulation with floating-point tensors, not a genuine low-bit serving engine. Packaging records the environment and start command. The exported app scaffold is smaller than the notebook handler, so inspect which checks it includes. Monitoring a limited trial checks whether real request timing and failures match expectations. None of these steps trains the model weights; they change how the application operates.</w:t>
+        <w:t xml:space="preserve">This diagram follows fake_quantize and the numerical error calculation. The input weights are reshaped into groups. Each group produces one scale from its largest absolute value divided by the permitted integer maximum. The arrows carry group values together with their scales into rounding. Original groups travel alongside the integers for the final error comparison. Reconstructed weights remain floating point, and the layer-error dictionary compares them with the originals. Full-model perplexity scoring and restoration are separate steps described in the lab; this diagram does not train weights or show packed integer storage.</w:t>
       </w:r>
     </w:p>
     <w:p>
@@ -3406,7 +3364,7 @@
         <w:spacing w:after="80" w:line="276"/>
       </w:pPr>
       <w:r>
-        <w:t xml:space="preserve">Record the selected model name before measuring a fixed question set.</w:t>
+        <w:t xml:space="preserve">Reshape the selected weight matrix into rows or groups; M counts groups and g their size.</w:t>
       </w:r>
     </w:p>
     <w:p>
@@ -3420,7 +3378,7 @@
         <w:spacing w:after="80" w:line="276"/>
       </w:pPr>
       <w:r>
-        <w:t xml:space="preserve">A cache can make a repeated request fast; also measure uncached requests.</w:t>
+        <w:t xml:space="preserve">Compute each scale from its largest magnitude divided by qmax, using a floor for zero groups.</w:t>
       </w:r>
     </w:p>
     <w:p>
@@ -3434,7 +3392,7 @@
         <w:spacing w:after="80" w:line="276"/>
       </w:pPr>
       <w:r>
-        <w:t xml:space="preserve">Check task answers after an efficiency change.</w:t>
+        <w:t xml:space="preserve">Divide group values by their scales, round and clamp to the permitted integer range.</w:t>
       </w:r>
     </w:p>
     <w:p>
@@ -3448,7 +3406,21 @@
         <w:spacing w:after="80" w:line="276"/>
       </w:pPr>
       <w:r>
-        <w:t xml:space="preserve">Inspect the packaging scaffold and compare it with the checked notebook handler.</w:t>
+        <w:t xml:space="preserve">Multiply integers by the same scales to reconstruct floating-point weights, then measure relative error.</w:t>
+      </w:r>
+    </w:p>
+    <w:p>
+      <w:pPr>
+        <w:pStyle w:val="ListParagraph"/>
+        <w:keepLines/>
+        <w:numPr>
+          <w:ilvl w:val="0"/>
+          <w:numId w:val="6"/>
+        </w:numPr>
+        <w:spacing w:after="80" w:line="276"/>
+      </w:pPr>
+      <w:r>
+        <w:t xml:space="preserve">Full-model PPL scoring and finally restoration are separate uses of this helper in the lab.</w:t>
       </w:r>
     </w:p>
     <w:p>
@@ -3465,7 +3437,7 @@
         <w:t xml:space="preserve">Check your understanding.</w:t>
       </w:r>
       <w:r>
-        <w:t xml:space="preserve"> Does a theoretical 4-bit size table show that this notebook stores weights in 4-bit tensors?</w:t>
+        <w:t xml:space="preserve"> Weights trained here?</w:t>
       </w:r>
     </w:p>
     <w:p>
@@ -3482,7 +3454,7 @@
         <w:t xml:space="preserve">Instructor explanation.</w:t>
       </w:r>
       <w:r>
-        <w:t xml:space="preserve"> No. fake_quantize rounds values but keeps floating-point tensors; the storage estimate is theoretical.</w:t>
+        <w:t xml:space="preserve"> No. They are temporarily approximated and then restored.</w:t>
       </w:r>
     </w:p>
     <w:p>
@@ -3491,7 +3463,7 @@
         <w:keepNext/>
       </w:pPr>
       <w:r>
-        <w:t xml:space="preserve">Follow allowed and blocked app requests</w:t>
+        <w:t xml:space="preserve">Response cache hit or miss</w:t>
       </w:r>
     </w:p>
     <w:p>
@@ -3501,7 +3473,7 @@
         <w:spacing w:after="140" w:line="288"/>
       </w:pPr>
       <w:r>
-        <w:t xml:space="preserve">Gradio calls respond directly; the FastAPI route is separate</w:t>
+        <w:t xml:space="preserve">Same request identity</w:t>
       </w:r>
     </w:p>
     <w:p>
@@ -3515,7 +3487,7 @@
           <wp:inline distT="0" distB="0" distL="0" distR="0">
             <wp:extent cx="5334000" cy="1962150"/>
             <wp:effectExtent t="0" r="0" b="0" l="0"/>
-            <wp:docPr id="6" name="Follow allowed and blocked app requests" descr="Follow allowed and blocked app requests" title="Follow allowed and blocked app requests"/>
+            <wp:docPr id="6" name="Response cache hit or miss" descr="Response cache hit or miss" title="Response cache hit or miss"/>
             <wp:cNvGraphicFramePr>
               <a:graphicFrameLocks xmlns:a="http://schemas.openxmlformats.org/drawingml/2006/main" noChangeAspect="1"/>
             </wp:cNvGraphicFramePr>
@@ -3564,7 +3536,7 @@
           <w:sz w:val="19"/>
           <w:szCs w:val="19"/>
         </w:rPr>
-        <w:t xml:space="preserve">Follow allowed and blocked app requests</w:t>
+        <w:t xml:space="preserve">Response cache hit or miss</w:t>
       </w:r>
     </w:p>
     <w:p>
@@ -3574,7 +3546,7 @@
         <w:spacing w:after="140" w:line="288"/>
       </w:pPr>
       <w:r>
-        <w:t xml:space="preserve">The checked Gradio route begins in respond. It tests the current message for a small set of patterns and may block it or redact matching personal information. If allowed, it builds messages from the cleaned request and recent history, calls generate, then checks the answer. It records metadata such as timing, token counts and block reason without storing raw prompts in this handler's log. A blocked input skips generation but still creates a log record. These rules are examples: they can miss different personal-data forms and attacks. In particular, checking the current message alone does not clean all earlier history. The separate FastAPI exercise does not automatically inherit respond's checks or logging.</w:t>
+        <w:t xml:space="preserve">Cached generation reuses a completed answer for the same declared request. The key covers model identity, messages and output cap. A hit returns stored text without another model call. A miss generates then stores a reply. The library-hours example has no attached timetable, so a cached answer can remain unsupported. Prefix caching is a different operation that reuses input computation.</w:t>
       </w:r>
     </w:p>
     <w:p>
@@ -3597,7 +3569,7 @@
         <w:spacing w:after="80" w:line="276"/>
       </w:pPr>
       <w:r>
-        <w:t xml:space="preserve">A permitted request reaches generation and records input/output token counts.</w:t>
+        <w:t xml:space="preserve">Hash the model identity, complete messages and output cap.</w:t>
       </w:r>
     </w:p>
     <w:p>
@@ -3611,7 +3583,7 @@
         <w:spacing w:after="80" w:line="276"/>
       </w:pPr>
       <w:r>
-        <w:t xml:space="preserve">A blocked current message receives a refusal without running the model.</w:t>
+        <w:t xml:space="preserve">Look up that exact identity in CACHE.</w:t>
       </w:r>
     </w:p>
     <w:p>
@@ -3625,7 +3597,7 @@
         <w:spacing w:after="80" w:line="276"/>
       </w:pPr>
       <w:r>
-        <w:t xml:space="preserve">Both paths add a metadata row that monitoring can count.</w:t>
+        <w:t xml:space="preserve">A miss generates and stores text; a hit jumps directly to the stored answer.</w:t>
       </w:r>
     </w:p>
     <w:p>
@@ -3639,7 +3611,7 @@
         <w:spacing w:after="80" w:line="276"/>
       </w:pPr>
       <w:r>
-        <w:t xml:space="preserve">Inspect earlier history too; a clean newest message does not make old content safe.</w:t>
+        <w:t xml:space="preserve">Change one field to make a new key; check answer evidence independently.</w:t>
       </w:r>
     </w:p>
     <w:p>
@@ -3656,7 +3628,7 @@
         <w:t xml:space="preserve">Check your understanding.</w:t>
       </w:r>
       <w:r>
-        <w:t xml:space="preserve"> If the API endpoint uses generate directly, does it inherit respond's input checks?</w:t>
+        <w:t xml:space="preserve"> Hit calls model?</w:t>
       </w:r>
     </w:p>
     <w:p>
@@ -3673,7 +3645,7 @@
         <w:t xml:space="preserve">Instructor explanation.</w:t>
       </w:r>
       <w:r>
-        <w:t xml:space="preserve"> No. Controls must be applied on each reachable request route.</w:t>
+        <w:t xml:space="preserve"> No. Only the miss branch generates.</w:t>
       </w:r>
     </w:p>
     <w:p>
@@ -4548,6 +4520,108 @@
       </w:r>
       <w:r>
         <w:t xml:space="preserve"> A latency value at or below which roughly 95% of measured requests fall.</w:t>
+      </w:r>
+    </w:p>
+    <w:p>
+      <w:pPr>
+        <w:keepNext w:val="false"/>
+        <w:keepLines/>
+        <w:spacing w:after="140" w:line="288"/>
+      </w:pPr>
+      <w:r>
+        <w:rPr>
+          <w:b/>
+          <w:bCs/>
+        </w:rPr>
+        <w:t xml:space="preserve">Cold measurement.</w:t>
+      </w:r>
+      <w:r>
+        <w:t xml:space="preserve"> A measurement including specified initialisation work; state which downloads or setup it includes.</w:t>
+      </w:r>
+    </w:p>
+    <w:p>
+      <w:pPr>
+        <w:keepNext w:val="false"/>
+        <w:keepLines/>
+        <w:spacing w:after="140" w:line="288"/>
+      </w:pPr>
+      <w:r>
+        <w:rPr>
+          <w:b/>
+          <w:bCs/>
+        </w:rPr>
+        <w:t xml:space="preserve">HTTP 422.</w:t>
+      </w:r>
+      <w:r>
+        <w:t xml:space="preserve"> The response used here when request validation fails before generation.</w:t>
+      </w:r>
+    </w:p>
+    <w:p>
+      <w:pPr>
+        <w:keepNext w:val="false"/>
+        <w:keepLines/>
+        <w:spacing w:after="140" w:line="288"/>
+      </w:pPr>
+      <w:r>
+        <w:rPr>
+          <w:b/>
+          <w:bCs/>
+        </w:rPr>
+        <w:t xml:space="preserve">Response cache.</w:t>
+      </w:r>
+      <w:r>
+        <w:t xml:space="preserve"> Saved complete answers reused only when all response-changing inputs match.</w:t>
+      </w:r>
+    </w:p>
+    <w:p>
+      <w:pPr>
+        <w:keepNext w:val="false"/>
+        <w:keepLines/>
+        <w:spacing w:after="140" w:line="288"/>
+      </w:pPr>
+      <w:r>
+        <w:rPr>
+          <w:b/>
+          <w:bCs/>
+        </w:rPr>
+        <w:t xml:space="preserve">Synthetic traffic.</w:t>
+      </w:r>
+      <w:r>
+        <w:t xml:space="preserve"> Invented requests used to exercise an application and its monitoring.</w:t>
+      </w:r>
+    </w:p>
+    <w:p>
+      <w:pPr>
+        <w:keepNext w:val="false"/>
+        <w:keepLines/>
+        <w:spacing w:after="140" w:line="288"/>
+      </w:pPr>
+      <w:r>
+        <w:rPr>
+          <w:b/>
+          <w:bCs/>
+        </w:rPr>
+        <w:t xml:space="preserve">TestClient.</w:t>
+      </w:r>
+      <w:r>
+        <w:t xml:space="preserve"> An in-process HTTP request tester; its timing excludes real network transport.</w:t>
+      </w:r>
+    </w:p>
+    <w:p>
+      <w:pPr>
+        <w:keepNext w:val="false"/>
+        <w:keepLines/>
+        <w:spacing w:after="140" w:line="288"/>
+      </w:pPr>
+      <w:r>
+        <w:rPr>
+          <w:b/>
+          <w:bCs/>
+        </w:rPr>
+        <w:t xml:space="preserve">Warm measurement.</w:t>
+      </w:r>
+      <w:r>
+        <w:t xml:space="preserve"> A measurement after specified initialisation or warm-up; state what work it excludes.</w:t>
       </w:r>
     </w:p>
     <w:p>
@@ -5519,7 +5593,7 @@
         <w:t xml:space="preserve">The OpenAI-compatible API.</w:t>
       </w:r>
       <w:r>
-        <w:t xml:space="preserve"> Most platforms accept the OpenAI chat-completions format: Gemini's compatibility endpoint (</w:t>
+        <w:t xml:space="preserve"> Several providers and runtimes support specified parts of the OpenAI chat-completions format: Gemini's compatibility endpoint (</w:t>
       </w:r>
       <w:r>
         <w:rPr>
@@ -5603,7 +5677,7 @@
       <w:r>
         <w:drawing>
           <wp:inline distT="0" distB="0" distL="0" distR="0">
-            <wp:extent cx="5334000" cy="1924050"/>
+            <wp:extent cx="5334000" cy="1476375"/>
             <wp:effectExtent t="0" r="0" b="0" l="0"/>
             <wp:docPr id="8" name="One client, many back ends" descr="One client, many back ends" title="One client, many back ends"/>
             <wp:cNvGraphicFramePr>
@@ -5628,7 +5702,7 @@
                   <pic:spPr bwMode="auto">
                     <a:xfrm>
                       <a:off x="0" y="0"/>
-                      <a:ext cx="5334000" cy="1924050"/>
+                      <a:ext cx="5334000" cy="1476375"/>
                     </a:xfrm>
                     <a:prstGeom prst="rect">
                       <a:avLst/>
@@ -5714,7 +5788,7 @@
         <w:t xml:space="preserve">Small worked example.</w:t>
       </w:r>
       <w:r>
-        <w:t xml:space="preserve"> With TTFT = 1 second and 100 output tokens at 20 tokens/second, the rough total is 1 + 100/20 = 6 seconds. At illustrative prices $0.10 input/$0.40 output per million, 800 input and 300 output tokens cost $0.0002 per request.</w:t>
+        <w:t xml:space="preserve"> With TTFT = 1 second and 100 output tokens at 20 tokens/second, the rough total is 1 + (100 − 1)/20 = 5.95 seconds (about 6 seconds). At illustrative prices $0.10 input/$0.40 output per million, 800 input and 300 output tokens cost $0.0002 per request.</w:t>
       </w:r>
     </w:p>
     <w:tbl>
@@ -6263,7 +6337,7 @@
         <w:t xml:space="preserve">TTFT</w:t>
       </w:r>
       <w:r>
-        <w:t xml:space="preserve"> measures the wait to the first token. The formula below is a rough model of total waiting time, not a guarantee for every serving system.</w:t>
+        <w:t xml:space="preserve"> measures the wait to the first token. The formula below uses a post-first-token decoding rate. The notebook instead reports decoded output tokens divided by the whole generation duration, because a visible chunk can contain several tokens. Do not substitute that end-to-end rate into the formula.</w:t>
       </w:r>
     </w:p>
     <w:p>
@@ -6274,7 +6348,7 @@
       <w:r>
         <w:drawing>
           <wp:inline distT="0" distB="0" distL="0" distR="0">
-            <wp:extent cx="3771900" cy="590550"/>
+            <wp:extent cx="4953000" cy="590550"/>
             <wp:effectExtent t="0" r="0" b="0" l="0"/>
             <wp:docPr id="9" name="Equation" descr="Display equation" title="Equation"/>
             <wp:cNvGraphicFramePr>
@@ -6299,7 +6373,7 @@
                   <pic:spPr bwMode="auto">
                     <a:xfrm>
                       <a:off x="0" y="0"/>
-                      <a:ext cx="3771900" cy="590550"/>
+                      <a:ext cx="4953000" cy="590550"/>
                     </a:xfrm>
                     <a:prstGeom prst="rect">
                       <a:avLst/>
@@ -6321,7 +6395,7 @@
       <w:r>
         <w:drawing>
           <wp:inline distT="0" distB="0" distL="0" distR="0">
-            <wp:extent cx="5334000" cy="1104900"/>
+            <wp:extent cx="5334000" cy="1276350"/>
             <wp:effectExtent t="0" r="0" b="0" l="0"/>
             <wp:docPr id="10" name="Anatomy of a request" descr="Anatomy of a request" title="Anatomy of a request"/>
             <wp:cNvGraphicFramePr>
@@ -6346,7 +6420,7 @@
                   <pic:spPr bwMode="auto">
                     <a:xfrm>
                       <a:off x="0" y="0"/>
-                      <a:ext cx="5334000" cy="1104900"/>
+                      <a:ext cx="5334000" cy="1276350"/>
                     </a:xfrm>
                     <a:prstGeom prst="rect">
                       <a:avLst/>
@@ -6389,7 +6463,7 @@
         <w:t xml:space="preserve">Lab measurement:</w:t>
       </w:r>
       <w:r>
-        <w:t xml:space="preserve"> Qwen2.5-0.5B-Instruct on an NVIDIA GTX 1650 laptop GPU: TTFT 0.24–0.28 s, full answers 3.6–9.3 s at 14 tokens/s.</w:t>
+        <w:t xml:space="preserve"> Qwen2.5-0.5B-Instruct on an NVIDIA GTX 1650 laptop GPU: TTFT 0.24–0.28 s, full answers 3.6–9.3 s (archived decoded-text timings).</w:t>
       </w:r>
     </w:p>
     <w:p>
@@ -7305,9 +7379,9 @@
       </w:tblPr>
       <w:tblGrid>
         <w:gridCol w:w="1450"/>
-        <w:gridCol w:w="2757"/>
-        <w:gridCol w:w="3337"/>
-        <w:gridCol w:w="1868"/>
+        <w:gridCol w:w="2729"/>
+        <w:gridCol w:w="3303"/>
+        <w:gridCol w:w="1930"/>
       </w:tblGrid>
       <w:tr>
         <w:trPr>
@@ -7336,7 +7410,7 @@
         </w:tc>
         <w:tc>
           <w:tcPr>
-            <w:tcW w:type="dxa" w:w="2757"/>
+            <w:tcW w:type="dxa" w:w="2729"/>
             <w:tcBorders>
               <w:top w:val="single" w:color="D1D5DB" w:sz="4"/>
               <w:left w:val="single" w:color="D1D5DB" w:sz="4"/>
@@ -7367,7 +7441,7 @@
         </w:tc>
         <w:tc>
           <w:tcPr>
-            <w:tcW w:type="dxa" w:w="3337"/>
+            <w:tcW w:type="dxa" w:w="3303"/>
             <w:tcBorders>
               <w:top w:val="single" w:color="D1D5DB" w:sz="4"/>
               <w:left w:val="single" w:color="D1D5DB" w:sz="4"/>
@@ -7398,7 +7472,7 @@
         </w:tc>
         <w:tc>
           <w:tcPr>
-            <w:tcW w:type="dxa" w:w="1868"/>
+            <w:tcW w:type="dxa" w:w="1930"/>
             <w:tcBorders>
               <w:top w:val="single" w:color="D1D5DB" w:sz="4"/>
               <w:left w:val="single" w:color="D1D5DB" w:sz="4"/>
@@ -7464,7 +7538,7 @@
         </w:tc>
         <w:tc>
           <w:tcPr>
-            <w:tcW w:type="dxa" w:w="2757"/>
+            <w:tcW w:type="dxa" w:w="2729"/>
             <w:tcBorders>
               <w:top w:val="single" w:color="D1D5DB" w:sz="4"/>
               <w:left w:val="single" w:color="D1D5DB" w:sz="4"/>
@@ -7492,7 +7566,7 @@
         </w:tc>
         <w:tc>
           <w:tcPr>
-            <w:tcW w:type="dxa" w:w="3337"/>
+            <w:tcW w:type="dxa" w:w="3303"/>
             <w:tcBorders>
               <w:top w:val="single" w:color="D1D5DB" w:sz="4"/>
               <w:left w:val="single" w:color="D1D5DB" w:sz="4"/>
@@ -7520,7 +7594,7 @@
         </w:tc>
         <w:tc>
           <w:tcPr>
-            <w:tcW w:type="dxa" w:w="1868"/>
+            <w:tcW w:type="dxa" w:w="1930"/>
             <w:tcBorders>
               <w:top w:val="single" w:color="D1D5DB" w:sz="4"/>
               <w:left w:val="single" w:color="D1D5DB" w:sz="4"/>
@@ -7583,7 +7657,7 @@
         </w:tc>
         <w:tc>
           <w:tcPr>
-            <w:tcW w:type="dxa" w:w="2757"/>
+            <w:tcW w:type="dxa" w:w="2729"/>
             <w:tcBorders>
               <w:top w:val="single" w:color="D1D5DB" w:sz="4"/>
               <w:left w:val="single" w:color="D1D5DB" w:sz="4"/>
@@ -7611,7 +7685,7 @@
         </w:tc>
         <w:tc>
           <w:tcPr>
-            <w:tcW w:type="dxa" w:w="3337"/>
+            <w:tcW w:type="dxa" w:w="3303"/>
             <w:tcBorders>
               <w:top w:val="single" w:color="D1D5DB" w:sz="4"/>
               <w:left w:val="single" w:color="D1D5DB" w:sz="4"/>
@@ -7639,7 +7713,7 @@
         </w:tc>
         <w:tc>
           <w:tcPr>
-            <w:tcW w:type="dxa" w:w="1868"/>
+            <w:tcW w:type="dxa" w:w="1930"/>
             <w:tcBorders>
               <w:top w:val="single" w:color="D1D5DB" w:sz="4"/>
               <w:left w:val="single" w:color="D1D5DB" w:sz="4"/>
@@ -7661,7 +7735,7 @@
                 <w:sz w:val="20"/>
                 <w:szCs w:val="20"/>
               </w:rPr>
-              <w:t xml:space="preserve">Free after hardware</w:t>
+              <w:t xml:space="preserve">Device, electricity and setup</w:t>
             </w:r>
           </w:p>
         </w:tc>
@@ -7702,7 +7776,7 @@
         </w:tc>
         <w:tc>
           <w:tcPr>
-            <w:tcW w:type="dxa" w:w="2757"/>
+            <w:tcW w:type="dxa" w:w="2729"/>
             <w:tcBorders>
               <w:top w:val="single" w:color="D1D5DB" w:sz="4"/>
               <w:left w:val="single" w:color="D1D5DB" w:sz="4"/>
@@ -7730,7 +7804,7 @@
         </w:tc>
         <w:tc>
           <w:tcPr>
-            <w:tcW w:type="dxa" w:w="3337"/>
+            <w:tcW w:type="dxa" w:w="3303"/>
             <w:tcBorders>
               <w:top w:val="single" w:color="D1D5DB" w:sz="4"/>
               <w:left w:val="single" w:color="D1D5DB" w:sz="4"/>
@@ -7758,7 +7832,7 @@
         </w:tc>
         <w:tc>
           <w:tcPr>
-            <w:tcW w:type="dxa" w:w="1868"/>
+            <w:tcW w:type="dxa" w:w="1930"/>
             <w:tcBorders>
               <w:top w:val="single" w:color="D1D5DB" w:sz="4"/>
               <w:left w:val="single" w:color="D1D5DB" w:sz="4"/>
@@ -7821,7 +7895,7 @@
         </w:tc>
         <w:tc>
           <w:tcPr>
-            <w:tcW w:type="dxa" w:w="2757"/>
+            <w:tcW w:type="dxa" w:w="2729"/>
             <w:tcBorders>
               <w:top w:val="single" w:color="D1D5DB" w:sz="4"/>
               <w:left w:val="single" w:color="D1D5DB" w:sz="4"/>
@@ -7849,7 +7923,7 @@
         </w:tc>
         <w:tc>
           <w:tcPr>
-            <w:tcW w:type="dxa" w:w="3337"/>
+            <w:tcW w:type="dxa" w:w="3303"/>
             <w:tcBorders>
               <w:top w:val="single" w:color="D1D5DB" w:sz="4"/>
               <w:left w:val="single" w:color="D1D5DB" w:sz="4"/>
@@ -7877,7 +7951,7 @@
         </w:tc>
         <w:tc>
           <w:tcPr>
-            <w:tcW w:type="dxa" w:w="1868"/>
+            <w:tcW w:type="dxa" w:w="1930"/>
             <w:tcBorders>
               <w:top w:val="single" w:color="D1D5DB" w:sz="4"/>
               <w:left w:val="single" w:color="D1D5DB" w:sz="4"/>
@@ -7940,7 +8014,7 @@
         </w:tc>
         <w:tc>
           <w:tcPr>
-            <w:tcW w:type="dxa" w:w="2757"/>
+            <w:tcW w:type="dxa" w:w="2729"/>
             <w:tcBorders>
               <w:top w:val="single" w:color="D1D5DB" w:sz="4"/>
               <w:left w:val="single" w:color="D1D5DB" w:sz="4"/>
@@ -7968,7 +8042,7 @@
         </w:tc>
         <w:tc>
           <w:tcPr>
-            <w:tcW w:type="dxa" w:w="3337"/>
+            <w:tcW w:type="dxa" w:w="3303"/>
             <w:tcBorders>
               <w:top w:val="single" w:color="D1D5DB" w:sz="4"/>
               <w:left w:val="single" w:color="D1D5DB" w:sz="4"/>
@@ -7996,7 +8070,7 @@
         </w:tc>
         <w:tc>
           <w:tcPr>
-            <w:tcW w:type="dxa" w:w="1868"/>
+            <w:tcW w:type="dxa" w:w="1930"/>
             <w:tcBorders>
               <w:top w:val="single" w:color="D1D5DB" w:sz="4"/>
               <w:left w:val="single" w:color="D1D5DB" w:sz="4"/>
@@ -8439,7 +8513,7 @@
         <w:t xml:space="preserve">Response caching</w:t>
       </w:r>
       <w:r>
-        <w:t xml:space="preserve">: identical requests answered from a cache (milliseconds instead of seconds in the lab).</w:t>
+        <w:t xml:space="preserve">: identical requests answered from a cache (reuse timings measured by the cache experiment).</w:t>
       </w:r>
     </w:p>
     <w:p>
@@ -8481,7 +8555,7 @@
         <w:t xml:space="preserve">Right-sizing</w:t>
       </w:r>
       <w:r>
-        <w:t xml:space="preserve">: a fine-tuned or distilled small model is often the biggest saving.</w:t>
+        <w:t xml:space="preserve">: compare a fine-tuned or distilled small model on the required task and workload.</w:t>
       </w:r>
     </w:p>
     <w:p>
@@ -8638,7 +8712,7 @@
         <w:t xml:space="preserve">generate</w:t>
       </w:r>
       <w:r>
-        <w:t xml:space="preserve"> directly, while the SDK and LangChain call the FastAPI endpoint. The endpoint does not inherit the checks or logging in </w:t>
+        <w:t xml:space="preserve"> directly, while the SDK and LangChain call the FastAPI endpoint. The endpoint has its own declared field validation but does not inherit the content checks or logging in </w:t>
       </w:r>
       <w:r>
         <w:rPr>
@@ -8764,7 +8838,7 @@
       <w:r>
         <w:t xml:space="preserve"> supports Gradio apps and secrets. Current compute-Space creation has plan requirements; check eligibility, hardware and quotas in the </w:t>
       </w:r>
-      <w:hyperlink w:history="1" r:id="rId1yh6ptu-r6k7ib62ehseh">
+      <w:hyperlink w:history="1" r:id="rIdbl3qqljiqm_jskgfds02s">
         <w:r>
           <w:rPr>
             <w:color w:val="4F46E5"/>
@@ -9658,7 +9732,7 @@
                 <w:sz w:val="20"/>
                 <w:szCs w:val="20"/>
               </w:rPr>
-              <w:t xml:space="preserve">No infrastructure; strongest models</w:t>
+              <w:t xml:space="preserve">Provider-managed runtime; evaluate quality</w:t>
             </w:r>
           </w:p>
         </w:tc>
@@ -9931,7 +10005,7 @@
                 <w:sz w:val="20"/>
                 <w:szCs w:val="20"/>
               </w:rPr>
-              <w:t xml:space="preserve">Batching gives low cost per token</w:t>
+              <w:t xml:space="preserve">Measure batch capacity and operating cost</w:t>
             </w:r>
           </w:p>
         </w:tc>
@@ -10311,7 +10385,7 @@
                 <w:sz w:val="20"/>
                 <w:szCs w:val="20"/>
               </w:rPr>
-              <w:t xml:space="preserve">Output tokens are usually several times more expensive and also dominate latency.</w:t>
+              <w:t xml:space="preserve">Input/output charges depend on the provider and model; lengthy generation can dominate latency.</w:t>
             </w:r>
           </w:p>
         </w:tc>
@@ -10374,7 +10448,7 @@
                 <w:sz w:val="20"/>
                 <w:szCs w:val="20"/>
               </w:rPr>
-              <w:t xml:space="preserve">Only at high, steady load; an idle GPU costs money, and operations need staff time.</w:t>
+              <w:t xml:space="preserve">Compare complete measured workloads; an idle GPU costs money, and operations need staff time.</w:t>
             </w:r>
           </w:p>
         </w:tc>
@@ -10437,7 +10511,7 @@
                 <w:sz w:val="20"/>
                 <w:szCs w:val="20"/>
               </w:rPr>
-              <w:t xml:space="preserve">8-bit is usually almost lossless and 4-bit with small groups often close; but always re-evaluate.</w:t>
+              <w:t xml:space="preserve">The effect depends on weights, scale groups, implementation and task; evaluate actual quality and memory.</w:t>
             </w:r>
           </w:p>
         </w:tc>
@@ -10666,7 +10740,7 @@
       <w:r>
         <w:t xml:space="preserve"> identify AI interaction clearly. Article 50 distinguishes interaction notices, provider marking and deployer disclosure; exceptions apply. Most duties apply from 2 August 2026. Systems placed on the market before that date have until 2 December 2026 for the Article 50(2) marking duty only. </w:t>
       </w:r>
-      <w:hyperlink w:history="1" r:id="rIdff6_vcmzshvhxg1rgiqsv">
+      <w:hyperlink w:history="1" r:id="rIdzsmxgekqy9fxmdm7qhvuw">
         <w:r>
           <w:rPr>
             <w:color w:val="4F46E5"/>
@@ -10678,7 +10752,7 @@
       <w:r>
         <w:t xml:space="preserve">, </w:t>
       </w:r>
-      <w:hyperlink w:history="1" r:id="rId-i7eddsahxnhmv-ydr28z">
+      <w:hyperlink w:history="1" r:id="rIdhm9to4dtgdtfz7yp8mu6c">
         <w:r>
           <w:rPr>
             <w:color w:val="4F46E5"/>
@@ -10802,7 +10876,7 @@
         <w:keepNext/>
       </w:pPr>
       <w:r>
-        <w:t xml:space="preserve">Lab guide and answers</w:t>
+        <w:t xml:space="preserve">Measured local CPU observations</w:t>
       </w:r>
     </w:p>
     <w:p>
@@ -10812,313 +10886,7 @@
         <w:spacing w:after="140" w:line="288"/>
       </w:pPr>
       <w:r>
-        <w:rPr>
-          <w:b/>
-          <w:bCs/>
-        </w:rPr>
-        <w:t xml:space="preserve">Runtime:</w:t>
-      </w:r>
-      <w:r>
-        <w:t xml:space="preserve"> Colab T4 GPU or CPU (slower; the notebook works unchanged). On the 4 GB GTX 1650 laptop GPU used to check this pack (9 October 2026), the full notebook ran in about 3 minutes with the models and data already downloaded. Model: Qwen2.5-0.5B-Instruct (SmolLM2-135M in the automated smoke test). Cloud API keys (</w:t>
-      </w:r>
-      <w:r>
-        <w:rPr>
-          <w:rFonts w:ascii="Consolas" w:cs="Consolas" w:eastAsia="Consolas" w:hAnsi="Consolas"/>
-          <w:color w:val="4F46E5"/>
-          <w:sz w:val="20"/>
-          <w:szCs w:val="20"/>
-        </w:rPr>
-        <w:t xml:space="preserve">GEMINI_API_KEY</w:t>
-      </w:r>
-      <w:r>
-        <w:t xml:space="preserve">, </w:t>
-      </w:r>
-      <w:r>
-        <w:rPr>
-          <w:rFonts w:ascii="Consolas" w:cs="Consolas" w:eastAsia="Consolas" w:hAnsi="Consolas"/>
-          <w:color w:val="4F46E5"/>
-          <w:sz w:val="20"/>
-          <w:szCs w:val="20"/>
-        </w:rPr>
-        <w:t xml:space="preserve">HF_TOKEN</w:t>
-      </w:r>
-      <w:r>
-        <w:t xml:space="preserve">) are optional and read only from Colab Secrets. </w:t>
-      </w:r>
-      <w:r>
-        <w:rPr>
-          <w:b/>
-          <w:bCs/>
-        </w:rPr>
-        <w:t xml:space="preserve">Hand-in:</w:t>
-      </w:r>
-      <w:r>
-        <w:t xml:space="preserve"> latency, cost, quantisation, batching and monitoring tables; app link or screenshot; three written answers.</w:t>
-      </w:r>
-    </w:p>
-    <w:p>
-      <w:pPr>
-        <w:pStyle w:val="Heading2"/>
-        <w:keepNext/>
-      </w:pPr>
-      <w:r>
-        <w:t xml:space="preserve">TODOs</w:t>
-      </w:r>
-    </w:p>
-    <w:p>
-      <w:pPr>
-        <w:pStyle w:val="ListParagraph"/>
-        <w:keepLines/>
-        <w:numPr>
-          <w:ilvl w:val="0"/>
-          <w:numId w:val="12"/>
-        </w:numPr>
-        <w:spacing w:after="80" w:line="276"/>
-      </w:pPr>
-      <w:r>
-        <w:rPr>
-          <w:b/>
-          <w:bCs/>
-        </w:rPr>
-        <w:t xml:space="preserve">TODO 1</w:t>
-      </w:r>
-      <w:r>
-        <w:t xml:space="preserve"> in </w:t>
-      </w:r>
-      <w:r>
-        <w:rPr>
-          <w:rFonts w:ascii="Consolas" w:cs="Consolas" w:eastAsia="Consolas" w:hAnsi="Consolas"/>
-          <w:color w:val="4F46E5"/>
-          <w:sz w:val="20"/>
-          <w:szCs w:val="20"/>
-        </w:rPr>
-        <w:t xml:space="preserve">measure</w:t>
-      </w:r>
-      <w:r>
-        <w:t xml:space="preserve">: set </w:t>
-      </w:r>
-      <w:r>
-        <w:rPr>
-          <w:rFonts w:ascii="Consolas" w:cs="Consolas" w:eastAsia="Consolas" w:hAnsi="Consolas"/>
-          <w:color w:val="4F46E5"/>
-          <w:sz w:val="20"/>
-          <w:szCs w:val="20"/>
-        </w:rPr>
-        <w:t xml:space="preserve">ttft</w:t>
-      </w:r>
-      <w:r>
-        <w:t xml:space="preserve"> at the first non-empty chunk; </w:t>
-      </w:r>
-      <w:r>
-        <w:rPr>
-          <w:rFonts w:ascii="Consolas" w:cs="Consolas" w:eastAsia="Consolas" w:hAnsi="Consolas"/>
-          <w:color w:val="4F46E5"/>
-          <w:sz w:val="20"/>
-          <w:szCs w:val="20"/>
-        </w:rPr>
-        <w:t xml:space="preserve">tok_per_s = (n_tokens - 1) / (total - ttft)</w:t>
-      </w:r>
-      <w:r>
-        <w:t xml:space="preserve">.</w:t>
-      </w:r>
-    </w:p>
-    <w:p>
-      <w:pPr>
-        <w:pStyle w:val="ListParagraph"/>
-        <w:keepLines/>
-        <w:numPr>
-          <w:ilvl w:val="0"/>
-          <w:numId w:val="12"/>
-        </w:numPr>
-        <w:spacing w:after="80" w:line="276"/>
-      </w:pPr>
-      <w:r>
-        <w:rPr>
-          <w:b/>
-          <w:bCs/>
-        </w:rPr>
-        <w:t xml:space="preserve">TODO 2</w:t>
-      </w:r>
-      <w:r>
-        <w:t xml:space="preserve"> FastAPI endpoint: call </w:t>
-      </w:r>
-      <w:r>
-        <w:rPr>
-          <w:rFonts w:ascii="Consolas" w:cs="Consolas" w:eastAsia="Consolas" w:hAnsi="Consolas"/>
-          <w:color w:val="4F46E5"/>
-          <w:sz w:val="20"/>
-          <w:szCs w:val="20"/>
-        </w:rPr>
-        <w:t xml:space="preserve">generate(req.messages, ...)</w:t>
-      </w:r>
-      <w:r>
-        <w:t xml:space="preserve"> and return the OpenAI response format with </w:t>
-      </w:r>
-      <w:r>
-        <w:rPr>
-          <w:rFonts w:ascii="Consolas" w:cs="Consolas" w:eastAsia="Consolas" w:hAnsi="Consolas"/>
-          <w:color w:val="4F46E5"/>
-          <w:sz w:val="20"/>
-          <w:szCs w:val="20"/>
-        </w:rPr>
-        <w:t xml:space="preserve">choices</w:t>
-      </w:r>
-      <w:r>
-        <w:t xml:space="preserve"> and </w:t>
-      </w:r>
-      <w:r>
-        <w:rPr>
-          <w:rFonts w:ascii="Consolas" w:cs="Consolas" w:eastAsia="Consolas" w:hAnsi="Consolas"/>
-          <w:color w:val="4F46E5"/>
-          <w:sz w:val="20"/>
-          <w:szCs w:val="20"/>
-        </w:rPr>
-        <w:t xml:space="preserve">usage</w:t>
-      </w:r>
-      <w:r>
-        <w:t xml:space="preserve">.</w:t>
-      </w:r>
-    </w:p>
-    <w:p>
-      <w:pPr>
-        <w:pStyle w:val="ListParagraph"/>
-        <w:keepLines/>
-        <w:numPr>
-          <w:ilvl w:val="0"/>
-          <w:numId w:val="12"/>
-        </w:numPr>
-        <w:spacing w:after="80" w:line="276"/>
-      </w:pPr>
-      <w:r>
-        <w:rPr>
-          <w:b/>
-          <w:bCs/>
-        </w:rPr>
-        <w:t xml:space="preserve">TODO 3</w:t>
-      </w:r>
-      <w:r>
-        <w:t xml:space="preserve"> </w:t>
-      </w:r>
-      <w:r>
-        <w:rPr>
-          <w:rFonts w:ascii="Consolas" w:cs="Consolas" w:eastAsia="Consolas" w:hAnsi="Consolas"/>
-          <w:color w:val="4F46E5"/>
-          <w:sz w:val="20"/>
-          <w:szCs w:val="20"/>
-        </w:rPr>
-        <w:t xml:space="preserve">monthly_cost = requests × (in_tokens × price_in + out_tokens × price_out) / 1e6</w:t>
-      </w:r>
-      <w:r>
-        <w:t xml:space="preserve">.</w:t>
-      </w:r>
-    </w:p>
-    <w:p>
-      <w:pPr>
-        <w:pStyle w:val="ListParagraph"/>
-        <w:keepLines/>
-        <w:numPr>
-          <w:ilvl w:val="0"/>
-          <w:numId w:val="12"/>
-        </w:numPr>
-        <w:spacing w:after="80" w:line="276"/>
-      </w:pPr>
-      <w:r>
-        <w:rPr>
-          <w:b/>
-          <w:bCs/>
-        </w:rPr>
-        <w:t xml:space="preserve">TODO 4</w:t>
-      </w:r>
-      <w:r>
-        <w:t xml:space="preserve"> </w:t>
-      </w:r>
-      <w:r>
-        <w:rPr>
-          <w:rFonts w:ascii="Consolas" w:cs="Consolas" w:eastAsia="Consolas" w:hAnsi="Consolas"/>
-          <w:color w:val="4F46E5"/>
-          <w:sz w:val="20"/>
-          <w:szCs w:val="20"/>
-        </w:rPr>
-        <w:t xml:space="preserve">fake_quantize</w:t>
-      </w:r>
-      <w:r>
-        <w:t xml:space="preserve">: per-group scale </w:t>
-      </w:r>
-      <w:r>
-        <w:rPr>
-          <w:rFonts w:ascii="Consolas" w:cs="Consolas" w:eastAsia="Consolas" w:hAnsi="Consolas"/>
-          <w:color w:val="4F46E5"/>
-          <w:sz w:val="20"/>
-          <w:szCs w:val="20"/>
-        </w:rPr>
-        <w:t xml:space="preserve">amax / qmax</w:t>
-      </w:r>
-      <w:r>
-        <w:t xml:space="preserve">, round, clamp to ±qmax, multiply back.</w:t>
-      </w:r>
-    </w:p>
-    <w:p>
-      <w:pPr>
-        <w:pStyle w:val="ListParagraph"/>
-        <w:keepLines/>
-        <w:numPr>
-          <w:ilvl w:val="0"/>
-          <w:numId w:val="12"/>
-        </w:numPr>
-        <w:spacing w:after="80" w:line="276"/>
-      </w:pPr>
-      <w:r>
-        <w:rPr>
-          <w:b/>
-          <w:bCs/>
-        </w:rPr>
-        <w:t xml:space="preserve">TODO 5</w:t>
-      </w:r>
-      <w:r>
-        <w:t xml:space="preserve"> </w:t>
-      </w:r>
-      <w:r>
-        <w:rPr>
-          <w:rFonts w:ascii="Consolas" w:cs="Consolas" w:eastAsia="Consolas" w:hAnsi="Consolas"/>
-          <w:color w:val="4F46E5"/>
-          <w:sz w:val="20"/>
-          <w:szCs w:val="20"/>
-        </w:rPr>
-        <w:t xml:space="preserve">check_input</w:t>
-      </w:r>
-      <w:r>
-        <w:t xml:space="preserve">: block &gt; 2,000 characters and injection phrases; redact e-mails and phone numbers; return </w:t>
-      </w:r>
-      <w:r>
-        <w:rPr>
-          <w:rFonts w:ascii="Consolas" w:cs="Consolas" w:eastAsia="Consolas" w:hAnsi="Consolas"/>
-          <w:color w:val="4F46E5"/>
-          <w:sz w:val="20"/>
-          <w:szCs w:val="20"/>
-        </w:rPr>
-        <w:t xml:space="preserve">(allowed, cleaned, reason)</w:t>
-      </w:r>
-      <w:r>
-        <w:t xml:space="preserve">.</w:t>
-      </w:r>
-    </w:p>
-    <w:p>
-      <w:pPr>
-        <w:pStyle w:val="Heading2"/>
-        <w:keepNext/>
-      </w:pPr>
-      <w:r>
-        <w:t xml:space="preserve">Measured results (instructor run)</w:t>
-      </w:r>
-    </w:p>
-    <w:p>
-      <w:pPr>
-        <w:keepNext w:val="false"/>
-        <w:keepLines/>
-        <w:spacing w:after="140" w:line="288"/>
-      </w:pPr>
-      <w:r>
-        <w:t xml:space="preserve">Model Qwen2.5-0.5B-Instruct on an NVIDIA GTX 1650 laptop GPU (fp16 weights).</w:t>
+        <w:t xml:space="preserve">SmolLM2-135M-Instruct, CPU. First text approximates first-token wait; tokens are re-tokenised decoded text, so counts can differ from generated IDs. Rate uses the whole duration.</w:t>
       </w:r>
     </w:p>
     <w:tbl>
@@ -11135,11 +10903,11 @@
         <w:tblLayout w:type="fixed"/>
       </w:tblPr>
       <w:tblGrid>
-        <w:gridCol w:w="4621"/>
-        <w:gridCol w:w="960"/>
-        <w:gridCol w:w="1074"/>
-        <w:gridCol w:w="1535"/>
-        <w:gridCol w:w="1222"/>
+        <w:gridCol w:w="4105"/>
+        <w:gridCol w:w="1401"/>
+        <w:gridCol w:w="901"/>
+        <w:gridCol w:w="1401"/>
+        <w:gridCol w:w="1604"/>
       </w:tblGrid>
       <w:tr>
         <w:trPr>
@@ -11148,7 +10916,7 @@
         </w:trPr>
         <w:tc>
           <w:tcPr>
-            <w:tcW w:type="dxa" w:w="4621"/>
+            <w:tcW w:type="dxa" w:w="4105"/>
             <w:tcBorders>
               <w:top w:val="single" w:color="D1D5DB" w:sz="4"/>
               <w:left w:val="single" w:color="D1D5DB" w:sz="4"/>
@@ -11173,13 +10941,13 @@
                 <w:sz w:val="20"/>
                 <w:szCs w:val="20"/>
               </w:rPr>
-              <w:t xml:space="preserve">Question</w:t>
-            </w:r>
-          </w:p>
-        </w:tc>
-        <w:tc>
-          <w:tcPr>
-            <w:tcW w:type="dxa" w:w="960"/>
+              <w:t xml:space="preserve">Question (shortened)</w:t>
+            </w:r>
+          </w:p>
+        </w:tc>
+        <w:tc>
+          <w:tcPr>
+            <w:tcW w:type="dxa" w:w="1401"/>
             <w:tcBorders>
               <w:top w:val="single" w:color="D1D5DB" w:sz="4"/>
               <w:left w:val="single" w:color="D1D5DB" w:sz="4"/>
@@ -11204,13 +10972,13 @@
                 <w:sz w:val="20"/>
                 <w:szCs w:val="20"/>
               </w:rPr>
-              <w:t xml:space="preserve">TTFT (s)</w:t>
-            </w:r>
-          </w:p>
-        </w:tc>
-        <w:tc>
-          <w:tcPr>
-            <w:tcW w:type="dxa" w:w="1074"/>
+              <w:t xml:space="preserve">First text (s)</w:t>
+            </w:r>
+          </w:p>
+        </w:tc>
+        <w:tc>
+          <w:tcPr>
+            <w:tcW w:type="dxa" w:w="901"/>
             <w:tcBorders>
               <w:top w:val="single" w:color="D1D5DB" w:sz="4"/>
               <w:left w:val="single" w:color="D1D5DB" w:sz="4"/>
@@ -11241,7 +11009,7 @@
         </w:tc>
         <w:tc>
           <w:tcPr>
-            <w:tcW w:type="dxa" w:w="1535"/>
+            <w:tcW w:type="dxa" w:w="1401"/>
             <w:tcBorders>
               <w:top w:val="single" w:color="D1D5DB" w:sz="4"/>
               <w:left w:val="single" w:color="D1D5DB" w:sz="4"/>
@@ -11266,13 +11034,13 @@
                 <w:sz w:val="20"/>
                 <w:szCs w:val="20"/>
               </w:rPr>
-              <w:t xml:space="preserve">Output tokens</w:t>
-            </w:r>
-          </w:p>
-        </w:tc>
-        <w:tc>
-          <w:tcPr>
-            <w:tcW w:type="dxa" w:w="1222"/>
+              <w:t xml:space="preserve">Decoded tokens</w:t>
+            </w:r>
+          </w:p>
+        </w:tc>
+        <w:tc>
+          <w:tcPr>
+            <w:tcW w:type="dxa" w:w="1604"/>
             <w:tcBorders>
               <w:top w:val="single" w:color="D1D5DB" w:sz="4"/>
               <w:left w:val="single" w:color="D1D5DB" w:sz="4"/>
@@ -11297,7 +11065,7 @@
                 <w:sz w:val="20"/>
                 <w:szCs w:val="20"/>
               </w:rPr>
-              <w:t xml:space="preserve">Tokens/s</w:t>
+              <w:t xml:space="preserve">Decoded tokens/s</w:t>
             </w:r>
           </w:p>
         </w:tc>
@@ -11308,7 +11076,7 @@
         </w:trPr>
         <w:tc>
           <w:tcPr>
-            <w:tcW w:type="dxa" w:w="4621"/>
+            <w:tcW w:type="dxa" w:w="4105"/>
             <w:tcBorders>
               <w:top w:val="single" w:color="D1D5DB" w:sz="4"/>
               <w:left w:val="single" w:color="D1D5DB" w:sz="4"/>
@@ -11332,13 +11100,13 @@
                 <w:sz w:val="20"/>
                 <w:szCs w:val="20"/>
               </w:rPr>
-              <w:t xml:space="preserve">What is a large language model? Answer i</w:t>
-            </w:r>
-          </w:p>
-        </w:tc>
-        <w:tc>
-          <w:tcPr>
-            <w:tcW w:type="dxa" w:w="960"/>
+              <w:t xml:space="preserve">What is a large language model? Answer i…</w:t>
+            </w:r>
+          </w:p>
+        </w:tc>
+        <w:tc>
+          <w:tcPr>
+            <w:tcW w:type="dxa" w:w="1401"/>
             <w:tcBorders>
               <w:top w:val="single" w:color="D1D5DB" w:sz="4"/>
               <w:left w:val="single" w:color="D1D5DB" w:sz="4"/>
@@ -11360,13 +11128,13 @@
                 <w:sz w:val="20"/>
                 <w:szCs w:val="20"/>
               </w:rPr>
-              <w:t xml:space="preserve">0.236</w:t>
-            </w:r>
-          </w:p>
-        </w:tc>
-        <w:tc>
-          <w:tcPr>
-            <w:tcW w:type="dxa" w:w="1074"/>
+              <w:t xml:space="preserve">0.184</w:t>
+            </w:r>
+          </w:p>
+        </w:tc>
+        <w:tc>
+          <w:tcPr>
+            <w:tcW w:type="dxa" w:w="901"/>
             <w:tcBorders>
               <w:top w:val="single" w:color="D1D5DB" w:sz="4"/>
               <w:left w:val="single" w:color="D1D5DB" w:sz="4"/>
@@ -11388,13 +11156,13 @@
                 <w:sz w:val="20"/>
                 <w:szCs w:val="20"/>
               </w:rPr>
-              <w:t xml:space="preserve">3.56</w:t>
-            </w:r>
-          </w:p>
-        </w:tc>
-        <w:tc>
-          <w:tcPr>
-            <w:tcW w:type="dxa" w:w="1535"/>
+              <w:t xml:space="preserve">1.32</w:t>
+            </w:r>
+          </w:p>
+        </w:tc>
+        <w:tc>
+          <w:tcPr>
+            <w:tcW w:type="dxa" w:w="1401"/>
             <w:tcBorders>
               <w:top w:val="single" w:color="D1D5DB" w:sz="4"/>
               <w:left w:val="single" w:color="D1D5DB" w:sz="4"/>
@@ -11416,13 +11184,13 @@
                 <w:sz w:val="20"/>
                 <w:szCs w:val="20"/>
               </w:rPr>
-              <w:t xml:space="preserve">46</w:t>
-            </w:r>
-          </w:p>
-        </w:tc>
-        <w:tc>
-          <w:tcPr>
-            <w:tcW w:type="dxa" w:w="1222"/>
+              <w:t xml:space="preserve">24</w:t>
+            </w:r>
+          </w:p>
+        </w:tc>
+        <w:tc>
+          <w:tcPr>
+            <w:tcW w:type="dxa" w:w="1604"/>
             <w:tcBorders>
               <w:top w:val="single" w:color="D1D5DB" w:sz="4"/>
               <w:left w:val="single" w:color="D1D5DB" w:sz="4"/>
@@ -11444,7 +11212,7 @@
                 <w:sz w:val="20"/>
                 <w:szCs w:val="20"/>
               </w:rPr>
-              <w:t xml:space="preserve">13.5</w:t>
+              <w:t xml:space="preserve">18.2</w:t>
             </w:r>
           </w:p>
         </w:tc>
@@ -11455,7 +11223,7 @@
         </w:trPr>
         <w:tc>
           <w:tcPr>
-            <w:tcW w:type="dxa" w:w="4621"/>
+            <w:tcW w:type="dxa" w:w="4105"/>
             <w:tcBorders>
               <w:top w:val="single" w:color="D1D5DB" w:sz="4"/>
               <w:left w:val="single" w:color="D1D5DB" w:sz="4"/>
@@ -11479,13 +11247,13 @@
                 <w:sz w:val="20"/>
                 <w:szCs w:val="20"/>
               </w:rPr>
-              <w:t xml:space="preserve">Give three tips for writing a good promp</w:t>
-            </w:r>
-          </w:p>
-        </w:tc>
-        <w:tc>
-          <w:tcPr>
-            <w:tcW w:type="dxa" w:w="960"/>
+              <w:t xml:space="preserve">Give three tips for writing a good promp…</w:t>
+            </w:r>
+          </w:p>
+        </w:tc>
+        <w:tc>
+          <w:tcPr>
+            <w:tcW w:type="dxa" w:w="1401"/>
             <w:tcBorders>
               <w:top w:val="single" w:color="D1D5DB" w:sz="4"/>
               <w:left w:val="single" w:color="D1D5DB" w:sz="4"/>
@@ -11507,13 +11275,13 @@
                 <w:sz w:val="20"/>
                 <w:szCs w:val="20"/>
               </w:rPr>
-              <w:t xml:space="preserve">0.284</w:t>
-            </w:r>
-          </w:p>
-        </w:tc>
-        <w:tc>
-          <w:tcPr>
-            <w:tcW w:type="dxa" w:w="1074"/>
+              <w:t xml:space="preserve">0.182</w:t>
+            </w:r>
+          </w:p>
+        </w:tc>
+        <w:tc>
+          <w:tcPr>
+            <w:tcW w:type="dxa" w:w="901"/>
             <w:tcBorders>
               <w:top w:val="single" w:color="D1D5DB" w:sz="4"/>
               <w:left w:val="single" w:color="D1D5DB" w:sz="4"/>
@@ -11535,13 +11303,13 @@
                 <w:sz w:val="20"/>
                 <w:szCs w:val="20"/>
               </w:rPr>
-              <w:t xml:space="preserve">9.26</w:t>
-            </w:r>
-          </w:p>
-        </w:tc>
-        <w:tc>
-          <w:tcPr>
-            <w:tcW w:type="dxa" w:w="1535"/>
+              <w:t xml:space="preserve">1.47</w:t>
+            </w:r>
+          </w:p>
+        </w:tc>
+        <w:tc>
+          <w:tcPr>
+            <w:tcW w:type="dxa" w:w="1401"/>
             <w:tcBorders>
               <w:top w:val="single" w:color="D1D5DB" w:sz="4"/>
               <w:left w:val="single" w:color="D1D5DB" w:sz="4"/>
@@ -11563,13 +11331,13 @@
                 <w:sz w:val="20"/>
                 <w:szCs w:val="20"/>
               </w:rPr>
-              <w:t xml:space="preserve">128</w:t>
-            </w:r>
-          </w:p>
-        </w:tc>
-        <w:tc>
-          <w:tcPr>
-            <w:tcW w:type="dxa" w:w="1222"/>
+              <w:t xml:space="preserve">25</w:t>
+            </w:r>
+          </w:p>
+        </w:tc>
+        <w:tc>
+          <w:tcPr>
+            <w:tcW w:type="dxa" w:w="1604"/>
             <w:tcBorders>
               <w:top w:val="single" w:color="D1D5DB" w:sz="4"/>
               <w:left w:val="single" w:color="D1D5DB" w:sz="4"/>
@@ -11591,7 +11359,7 @@
                 <w:sz w:val="20"/>
                 <w:szCs w:val="20"/>
               </w:rPr>
-              <w:t xml:space="preserve">14.2</w:t>
+              <w:t xml:space="preserve">17.0</w:t>
             </w:r>
           </w:p>
         </w:tc>
@@ -11602,7 +11370,7 @@
         </w:trPr>
         <w:tc>
           <w:tcPr>
-            <w:tcW w:type="dxa" w:w="4621"/>
+            <w:tcW w:type="dxa" w:w="4105"/>
             <w:tcBorders>
               <w:top w:val="single" w:color="D1D5DB" w:sz="4"/>
               <w:left w:val="single" w:color="D1D5DB" w:sz="4"/>
@@ -11626,13 +11394,1053 @@
                 <w:sz w:val="20"/>
                 <w:szCs w:val="20"/>
               </w:rPr>
+              <w:t xml:space="preserve">Explain what an API rate limit is to a n…</w:t>
+            </w:r>
+          </w:p>
+        </w:tc>
+        <w:tc>
+          <w:tcPr>
+            <w:tcW w:type="dxa" w:w="1401"/>
+            <w:tcBorders>
+              <w:top w:val="single" w:color="D1D5DB" w:sz="4"/>
+              <w:left w:val="single" w:color="D1D5DB" w:sz="4"/>
+              <w:bottom w:val="single" w:color="D1D5DB" w:sz="4"/>
+              <w:right w:val="single" w:color="D1D5DB" w:sz="4"/>
+            </w:tcBorders>
+            <w:shd w:fill="EEF0FF" w:color="auto" w:val="clear"/>
+            <w:tcMar>
+              <w:top w:type="dxa" w:w="80"/>
+              <w:left w:type="dxa" w:w="120"/>
+              <w:bottom w:type="dxa" w:w="80"/>
+              <w:right w:type="dxa" w:w="120"/>
+            </w:tcMar>
+            <w:vAlign w:val="top"/>
+          </w:tcPr>
+          <w:p>
+            <w:r>
+              <w:rPr>
+                <w:sz w:val="20"/>
+                <w:szCs w:val="20"/>
+              </w:rPr>
+              <w:t xml:space="preserve">0.201</w:t>
+            </w:r>
+          </w:p>
+        </w:tc>
+        <w:tc>
+          <w:tcPr>
+            <w:tcW w:type="dxa" w:w="901"/>
+            <w:tcBorders>
+              <w:top w:val="single" w:color="D1D5DB" w:sz="4"/>
+              <w:left w:val="single" w:color="D1D5DB" w:sz="4"/>
+              <w:bottom w:val="single" w:color="D1D5DB" w:sz="4"/>
+              <w:right w:val="single" w:color="D1D5DB" w:sz="4"/>
+            </w:tcBorders>
+            <w:shd w:fill="EEF0FF" w:color="auto" w:val="clear"/>
+            <w:tcMar>
+              <w:top w:type="dxa" w:w="80"/>
+              <w:left w:type="dxa" w:w="120"/>
+              <w:bottom w:type="dxa" w:w="80"/>
+              <w:right w:type="dxa" w:w="120"/>
+            </w:tcMar>
+            <w:vAlign w:val="top"/>
+          </w:tcPr>
+          <w:p>
+            <w:r>
+              <w:rPr>
+                <w:sz w:val="20"/>
+                <w:szCs w:val="20"/>
+              </w:rPr>
+              <w:t xml:space="preserve">1.53</w:t>
+            </w:r>
+          </w:p>
+        </w:tc>
+        <w:tc>
+          <w:tcPr>
+            <w:tcW w:type="dxa" w:w="1401"/>
+            <w:tcBorders>
+              <w:top w:val="single" w:color="D1D5DB" w:sz="4"/>
+              <w:left w:val="single" w:color="D1D5DB" w:sz="4"/>
+              <w:bottom w:val="single" w:color="D1D5DB" w:sz="4"/>
+              <w:right w:val="single" w:color="D1D5DB" w:sz="4"/>
+            </w:tcBorders>
+            <w:shd w:fill="EEF0FF" w:color="auto" w:val="clear"/>
+            <w:tcMar>
+              <w:top w:type="dxa" w:w="80"/>
+              <w:left w:type="dxa" w:w="120"/>
+              <w:bottom w:type="dxa" w:w="80"/>
+              <w:right w:type="dxa" w:w="120"/>
+            </w:tcMar>
+            <w:vAlign w:val="top"/>
+          </w:tcPr>
+          <w:p>
+            <w:r>
+              <w:rPr>
+                <w:sz w:val="20"/>
+                <w:szCs w:val="20"/>
+              </w:rPr>
+              <w:t xml:space="preserve">24</w:t>
+            </w:r>
+          </w:p>
+        </w:tc>
+        <w:tc>
+          <w:tcPr>
+            <w:tcW w:type="dxa" w:w="1604"/>
+            <w:tcBorders>
+              <w:top w:val="single" w:color="D1D5DB" w:sz="4"/>
+              <w:left w:val="single" w:color="D1D5DB" w:sz="4"/>
+              <w:bottom w:val="single" w:color="D1D5DB" w:sz="4"/>
+              <w:right w:val="single" w:color="D1D5DB" w:sz="4"/>
+            </w:tcBorders>
+            <w:shd w:fill="EEF0FF" w:color="auto" w:val="clear"/>
+            <w:tcMar>
+              <w:top w:type="dxa" w:w="80"/>
+              <w:left w:type="dxa" w:w="120"/>
+              <w:bottom w:type="dxa" w:w="80"/>
+              <w:right w:type="dxa" w:w="120"/>
+            </w:tcMar>
+            <w:vAlign w:val="top"/>
+          </w:tcPr>
+          <w:p>
+            <w:r>
+              <w:rPr>
+                <w:sz w:val="20"/>
+                <w:szCs w:val="20"/>
+              </w:rPr>
+              <w:t xml:space="preserve">15.7</w:t>
+            </w:r>
+          </w:p>
+        </w:tc>
+      </w:tr>
+    </w:tbl>
+    <w:p>
+      <w:pPr>
+        <w:spacing w:after="120"/>
+      </w:pPr>
+    </w:p>
+    <w:p>
+      <w:pPr>
+        <w:pStyle w:val="Heading1"/>
+        <w:keepNext/>
+      </w:pPr>
+      <w:r>
+        <w:t xml:space="preserve">Lab guide and answers</w:t>
+      </w:r>
+    </w:p>
+    <w:p>
+      <w:pPr>
+        <w:keepNext w:val="false"/>
+        <w:keepLines/>
+        <w:spacing w:after="140" w:line="288"/>
+      </w:pPr>
+      <w:r>
+        <w:rPr>
+          <w:b/>
+          <w:bCs/>
+        </w:rPr>
+        <w:t xml:space="preserve">CPU core:</w:t>
+      </w:r>
+      <w:r>
+        <w:t xml:space="preserve"> The revised lab uses real SmolLM2-135M-Instruct with CPU selected in shared setup, 24-token generation caps, bounded batches and four synthetic monitoring requests. Its full local CPU timing is recorded below; Colab timing remains unverified. Streaming, rounding/PPL, batching, response caching and a FastAPI TestClient endpoint are real experiments. Server launch, SDK/LangChain clients, packed loading, Gradio and remote deployment are optional stretches. </w:t>
+      </w:r>
+      <w:r>
+        <w:rPr>
+          <w:b/>
+          <w:bCs/>
+        </w:rPr>
+        <w:t xml:space="preserve">Hand-in:</w:t>
+      </w:r>
+      <w:r>
+        <w:t xml:space="preserve"> measured tables, endpoint checks and three explained decisions. Archived Qwen2.5-0.5B GPU plots remain separately labelled; do not substitute their numbers for the new core.</w:t>
+      </w:r>
+    </w:p>
+    <w:p>
+      <w:pPr>
+        <w:keepNext w:val="false"/>
+        <w:keepLines/>
+        <w:spacing w:after="140" w:line="288"/>
+      </w:pPr>
+      <w:r>
+        <w:t xml:space="preserve">The full local CPU core measured 40 seconds on 11 October 2026 using 4 threads; installation, downloads, widgets and optional stretch/API calls are excluded. This is not a Colab timing.</w:t>
+      </w:r>
+    </w:p>
+    <w:p>
+      <w:pPr>
+        <w:keepNext w:val="false"/>
+        <w:keepLines/>
+        <w:spacing w:after="140" w:line="288"/>
+      </w:pPr>
+      <w:r>
+        <w:rPr>
+          <w:b/>
+          <w:bCs/>
+        </w:rPr>
+        <w:t xml:space="preserve">Optional hosted comparison:</w:t>
+      </w:r>
+      <w:r>
+        <w:t xml:space="preserve"> Shared setup has </w:t>
+      </w:r>
+      <w:r>
+        <w:rPr>
+          <w:rFonts w:ascii="Consolas" w:cs="Consolas" w:eastAsia="Consolas" w:hAnsi="Consolas"/>
+          <w:color w:val="4F46E5"/>
+          <w:sz w:val="20"/>
+          <w:szCs w:val="20"/>
+        </w:rPr>
+        <w:t xml:space="preserve">USE_GEMINI = False</w:t>
+      </w:r>
+      <w:r>
+        <w:t xml:space="preserve"> and </w:t>
+      </w:r>
+      <w:r>
+        <w:rPr>
+          <w:rFonts w:ascii="Consolas" w:cs="Consolas" w:eastAsia="Consolas" w:hAnsi="Consolas"/>
+          <w:color w:val="4F46E5"/>
+          <w:sz w:val="20"/>
+          <w:szCs w:val="20"/>
+        </w:rPr>
+        <w:t xml:space="preserve">USE_OPENAI = False</w:t>
+      </w:r>
+      <w:r>
+        <w:t xml:space="preserve">; enable exactly one deliberately. </w:t>
+      </w:r>
+      <w:r>
+        <w:rPr>
+          <w:rFonts w:ascii="Consolas" w:cs="Consolas" w:eastAsia="Consolas" w:hAnsi="Consolas"/>
+          <w:color w:val="4F46E5"/>
+          <w:sz w:val="20"/>
+          <w:szCs w:val="20"/>
+        </w:rPr>
+        <w:t xml:space="preserve">ask_model</w:t>
+      </w:r>
+      <w:r>
+        <w:t xml:space="preserve"> returns text or </w:t>
+      </w:r>
+      <w:r>
+        <w:rPr>
+          <w:rFonts w:ascii="Consolas" w:cs="Consolas" w:eastAsia="Consolas" w:hAnsi="Consolas"/>
+          <w:color w:val="4F46E5"/>
+          <w:sz w:val="20"/>
+          <w:szCs w:val="20"/>
+        </w:rPr>
+        <w:t xml:space="preserve">None</w:t>
+      </w:r>
+      <w:r>
+        <w:t xml:space="preserve">, with bounded combined attempts and a local fallback. OpenAI API spending can be separate from ChatGPT subscriptions and is never required here. Use invented prompts only; check current provider terms and regional availability. A stored key alone enables nothing.</w:t>
+      </w:r>
+    </w:p>
+    <w:p>
+      <w:pPr>
+        <w:pStyle w:val="Heading2"/>
+        <w:keepNext/>
+      </w:pPr>
+      <w:r>
+        <w:t xml:space="preserve">TODOs</w:t>
+      </w:r>
+    </w:p>
+    <w:p>
+      <w:pPr>
+        <w:pStyle w:val="ListParagraph"/>
+        <w:keepLines/>
+        <w:numPr>
+          <w:ilvl w:val="0"/>
+          <w:numId w:val="12"/>
+        </w:numPr>
+        <w:spacing w:after="80" w:line="276"/>
+      </w:pPr>
+      <w:r>
+        <w:rPr>
+          <w:b/>
+          <w:bCs/>
+        </w:rPr>
+        <w:t xml:space="preserve">TODO 1</w:t>
+      </w:r>
+      <w:r>
+        <w:t xml:space="preserve"> in </w:t>
+      </w:r>
+      <w:r>
+        <w:rPr>
+          <w:rFonts w:ascii="Consolas" w:cs="Consolas" w:eastAsia="Consolas" w:hAnsi="Consolas"/>
+          <w:color w:val="4F46E5"/>
+          <w:sz w:val="20"/>
+          <w:szCs w:val="20"/>
+        </w:rPr>
+        <w:t xml:space="preserve">measure</w:t>
+      </w:r>
+      <w:r>
+        <w:t xml:space="preserve">: set </w:t>
+      </w:r>
+      <w:r>
+        <w:rPr>
+          <w:rFonts w:ascii="Consolas" w:cs="Consolas" w:eastAsia="Consolas" w:hAnsi="Consolas"/>
+          <w:color w:val="4F46E5"/>
+          <w:sz w:val="20"/>
+          <w:szCs w:val="20"/>
+        </w:rPr>
+        <w:t xml:space="preserve">ttft</w:t>
+      </w:r>
+      <w:r>
+        <w:t xml:space="preserve"> at the first non-empty chunk; </w:t>
+      </w:r>
+      <w:r>
+        <w:rPr>
+          <w:rFonts w:ascii="Consolas" w:cs="Consolas" w:eastAsia="Consolas" w:hAnsi="Consolas"/>
+          <w:color w:val="4F46E5"/>
+          <w:sz w:val="20"/>
+          <w:szCs w:val="20"/>
+        </w:rPr>
+        <w:t xml:space="preserve">tok_per_s = n_tokens / total</w:t>
+      </w:r>
+      <w:r>
+        <w:t xml:space="preserve"> (re-tokenised decoded text over the whole duration, an approximate count that can differ from generated IDs and the token cap; not post-first-token decoding speed).</w:t>
+      </w:r>
+    </w:p>
+    <w:p>
+      <w:pPr>
+        <w:pStyle w:val="ListParagraph"/>
+        <w:keepLines/>
+        <w:numPr>
+          <w:ilvl w:val="0"/>
+          <w:numId w:val="12"/>
+        </w:numPr>
+        <w:spacing w:after="80" w:line="276"/>
+      </w:pPr>
+      <w:r>
+        <w:rPr>
+          <w:b/>
+          <w:bCs/>
+        </w:rPr>
+        <w:t xml:space="preserve">TODO 2</w:t>
+      </w:r>
+      <w:r>
+        <w:t xml:space="preserve"> FastAPI endpoint: call </w:t>
+      </w:r>
+      <w:r>
+        <w:rPr>
+          <w:rFonts w:ascii="Consolas" w:cs="Consolas" w:eastAsia="Consolas" w:hAnsi="Consolas"/>
+          <w:color w:val="4F46E5"/>
+          <w:sz w:val="20"/>
+          <w:szCs w:val="20"/>
+        </w:rPr>
+        <w:t xml:space="preserve">generate(req.messages, ...)</w:t>
+      </w:r>
+      <w:r>
+        <w:t xml:space="preserve"> and return the OpenAI response format with </w:t>
+      </w:r>
+      <w:r>
+        <w:rPr>
+          <w:rFonts w:ascii="Consolas" w:cs="Consolas" w:eastAsia="Consolas" w:hAnsi="Consolas"/>
+          <w:color w:val="4F46E5"/>
+          <w:sz w:val="20"/>
+          <w:szCs w:val="20"/>
+        </w:rPr>
+        <w:t xml:space="preserve">choices</w:t>
+      </w:r>
+      <w:r>
+        <w:t xml:space="preserve"> and </w:t>
+      </w:r>
+      <w:r>
+        <w:rPr>
+          <w:rFonts w:ascii="Consolas" w:cs="Consolas" w:eastAsia="Consolas" w:hAnsi="Consolas"/>
+          <w:color w:val="4F46E5"/>
+          <w:sz w:val="20"/>
+          <w:szCs w:val="20"/>
+        </w:rPr>
+        <w:t xml:space="preserve">usage</w:t>
+      </w:r>
+      <w:r>
+        <w:t xml:space="preserve">. Preserve the text's termination metadata: </w:t>
+      </w:r>
+      <w:r>
+        <w:rPr>
+          <w:rFonts w:ascii="Consolas" w:cs="Consolas" w:eastAsia="Consolas" w:hAnsi="Consolas"/>
+          <w:color w:val="4F46E5"/>
+          <w:sz w:val="20"/>
+          <w:szCs w:val="20"/>
+        </w:rPr>
+        <w:t xml:space="preserve">stop</w:t>
+      </w:r>
+      <w:r>
+        <w:t xml:space="preserve"> for an end-of-sequence token, </w:t>
+      </w:r>
+      <w:r>
+        <w:rPr>
+          <w:rFonts w:ascii="Consolas" w:cs="Consolas" w:eastAsia="Consolas" w:hAnsi="Consolas"/>
+          <w:color w:val="4F46E5"/>
+          <w:sz w:val="20"/>
+          <w:szCs w:val="20"/>
+        </w:rPr>
+        <w:t xml:space="preserve">length</w:t>
+      </w:r>
+      <w:r>
+        <w:t xml:space="preserve"> for reaching the cap without that token. End-of-sequence exactly at the cap still means </w:t>
+      </w:r>
+      <w:r>
+        <w:rPr>
+          <w:rFonts w:ascii="Consolas" w:cs="Consolas" w:eastAsia="Consolas" w:hAnsi="Consolas"/>
+          <w:color w:val="4F46E5"/>
+          <w:sz w:val="20"/>
+          <w:szCs w:val="20"/>
+        </w:rPr>
+        <w:t xml:space="preserve">stop</w:t>
+      </w:r>
+      <w:r>
+        <w:t xml:space="preserve">.</w:t>
+      </w:r>
+    </w:p>
+    <w:p>
+      <w:pPr>
+        <w:pStyle w:val="ListParagraph"/>
+        <w:keepLines/>
+        <w:numPr>
+          <w:ilvl w:val="0"/>
+          <w:numId w:val="12"/>
+        </w:numPr>
+        <w:spacing w:after="80" w:line="276"/>
+      </w:pPr>
+      <w:r>
+        <w:rPr>
+          <w:b/>
+          <w:bCs/>
+        </w:rPr>
+        <w:t xml:space="preserve">TODO 3</w:t>
+      </w:r>
+      <w:r>
+        <w:t xml:space="preserve"> </w:t>
+      </w:r>
+      <w:r>
+        <w:rPr>
+          <w:rFonts w:ascii="Consolas" w:cs="Consolas" w:eastAsia="Consolas" w:hAnsi="Consolas"/>
+          <w:color w:val="4F46E5"/>
+          <w:sz w:val="20"/>
+          <w:szCs w:val="20"/>
+        </w:rPr>
+        <w:t xml:space="preserve">monthly_cost = requests × (in_tokens × price_in + out_tokens × price_out) / 1e6</w:t>
+      </w:r>
+      <w:r>
+        <w:t xml:space="preserve">.</w:t>
+      </w:r>
+    </w:p>
+    <w:p>
+      <w:pPr>
+        <w:pStyle w:val="ListParagraph"/>
+        <w:keepLines/>
+        <w:numPr>
+          <w:ilvl w:val="0"/>
+          <w:numId w:val="12"/>
+        </w:numPr>
+        <w:spacing w:after="80" w:line="276"/>
+      </w:pPr>
+      <w:r>
+        <w:rPr>
+          <w:b/>
+          <w:bCs/>
+        </w:rPr>
+        <w:t xml:space="preserve">TODO 4</w:t>
+      </w:r>
+      <w:r>
+        <w:t xml:space="preserve"> </w:t>
+      </w:r>
+      <w:r>
+        <w:rPr>
+          <w:rFonts w:ascii="Consolas" w:cs="Consolas" w:eastAsia="Consolas" w:hAnsi="Consolas"/>
+          <w:color w:val="4F46E5"/>
+          <w:sz w:val="20"/>
+          <w:szCs w:val="20"/>
+        </w:rPr>
+        <w:t xml:space="preserve">fake_quantize</w:t>
+      </w:r>
+      <w:r>
+        <w:t xml:space="preserve">: per-group scale </w:t>
+      </w:r>
+      <w:r>
+        <w:rPr>
+          <w:rFonts w:ascii="Consolas" w:cs="Consolas" w:eastAsia="Consolas" w:hAnsi="Consolas"/>
+          <w:color w:val="4F46E5"/>
+          <w:sz w:val="20"/>
+          <w:szCs w:val="20"/>
+        </w:rPr>
+        <w:t xml:space="preserve">amax / qmax</w:t>
+      </w:r>
+      <w:r>
+        <w:t xml:space="preserve">, round, clamp to ±qmax, multiply back.</w:t>
+      </w:r>
+    </w:p>
+    <w:p>
+      <w:pPr>
+        <w:pStyle w:val="ListParagraph"/>
+        <w:keepLines/>
+        <w:numPr>
+          <w:ilvl w:val="0"/>
+          <w:numId w:val="12"/>
+        </w:numPr>
+        <w:spacing w:after="80" w:line="276"/>
+      </w:pPr>
+      <w:r>
+        <w:rPr>
+          <w:b/>
+          <w:bCs/>
+        </w:rPr>
+        <w:t xml:space="preserve">TODO 5</w:t>
+      </w:r>
+      <w:r>
+        <w:t xml:space="preserve"> </w:t>
+      </w:r>
+      <w:r>
+        <w:rPr>
+          <w:rFonts w:ascii="Consolas" w:cs="Consolas" w:eastAsia="Consolas" w:hAnsi="Consolas"/>
+          <w:color w:val="4F46E5"/>
+          <w:sz w:val="20"/>
+          <w:szCs w:val="20"/>
+        </w:rPr>
+        <w:t xml:space="preserve">check_input</w:t>
+      </w:r>
+      <w:r>
+        <w:t xml:space="preserve">: block &gt; 2,000 characters and injection phrases; redact e-mails and phone numbers; return </w:t>
+      </w:r>
+      <w:r>
+        <w:rPr>
+          <w:rFonts w:ascii="Consolas" w:cs="Consolas" w:eastAsia="Consolas" w:hAnsi="Consolas"/>
+          <w:color w:val="4F46E5"/>
+          <w:sz w:val="20"/>
+          <w:szCs w:val="20"/>
+        </w:rPr>
+        <w:t xml:space="preserve">(allowed, cleaned, reason)</w:t>
+      </w:r>
+      <w:r>
+        <w:t xml:space="preserve">.</w:t>
+      </w:r>
+    </w:p>
+    <w:p>
+      <w:pPr>
+        <w:pStyle w:val="Heading2"/>
+        <w:keepNext/>
+      </w:pPr>
+      <w:r>
+        <w:t xml:space="preserve">Measured results (instructor run)</w:t>
+      </w:r>
+    </w:p>
+    <w:p>
+      <w:pPr>
+        <w:keepNext w:val="false"/>
+        <w:keepLines/>
+        <w:spacing w:after="140" w:line="288"/>
+      </w:pPr>
+      <w:r>
+        <w:t xml:space="preserve">Model Qwen2.5-0.5B-Instruct on an NVIDIA GTX 1650 laptop GPU (fp16 weights).</w:t>
+      </w:r>
+    </w:p>
+    <w:tbl>
+      <w:tblPr>
+        <w:tblW w:type="dxa" w:w="9412"/>
+        <w:tblBorders>
+          <w:top w:val="single" w:color="auto" w:sz="4"/>
+          <w:left w:val="single" w:color="auto" w:sz="4"/>
+          <w:bottom w:val="single" w:color="auto" w:sz="4"/>
+          <w:right w:val="single" w:color="auto" w:sz="4"/>
+          <w:insideH w:val="single" w:color="auto" w:sz="4"/>
+          <w:insideV w:val="single" w:color="auto" w:sz="4"/>
+        </w:tblBorders>
+        <w:tblLayout w:type="fixed"/>
+      </w:tblPr>
+      <w:tblGrid>
+        <w:gridCol w:w="3622"/>
+        <w:gridCol w:w="1273"/>
+        <w:gridCol w:w="875"/>
+        <w:gridCol w:w="1276"/>
+        <w:gridCol w:w="2366"/>
+      </w:tblGrid>
+      <w:tr>
+        <w:trPr>
+          <w:cantSplit/>
+          <w:tblHeader/>
+        </w:trPr>
+        <w:tc>
+          <w:tcPr>
+            <w:tcW w:type="dxa" w:w="3622"/>
+            <w:tcBorders>
+              <w:top w:val="single" w:color="D1D5DB" w:sz="4"/>
+              <w:left w:val="single" w:color="D1D5DB" w:sz="4"/>
+              <w:bottom w:val="single" w:color="D1D5DB" w:sz="4"/>
+              <w:right w:val="single" w:color="D1D5DB" w:sz="4"/>
+            </w:tcBorders>
+            <w:shd w:fill="1E1B4B" w:color="auto" w:val="clear"/>
+            <w:tcMar>
+              <w:top w:type="dxa" w:w="80"/>
+              <w:left w:type="dxa" w:w="120"/>
+              <w:bottom w:type="dxa" w:w="80"/>
+              <w:right w:type="dxa" w:w="120"/>
+            </w:tcMar>
+            <w:vAlign w:val="top"/>
+          </w:tcPr>
+          <w:p>
+            <w:r>
+              <w:rPr>
+                <w:b/>
+                <w:bCs/>
+                <w:color w:val="FFFFFF"/>
+                <w:sz w:val="20"/>
+                <w:szCs w:val="20"/>
+              </w:rPr>
+              <w:t xml:space="preserve">Question</w:t>
+            </w:r>
+          </w:p>
+        </w:tc>
+        <w:tc>
+          <w:tcPr>
+            <w:tcW w:type="dxa" w:w="1273"/>
+            <w:tcBorders>
+              <w:top w:val="single" w:color="D1D5DB" w:sz="4"/>
+              <w:left w:val="single" w:color="D1D5DB" w:sz="4"/>
+              <w:bottom w:val="single" w:color="D1D5DB" w:sz="4"/>
+              <w:right w:val="single" w:color="D1D5DB" w:sz="4"/>
+            </w:tcBorders>
+            <w:shd w:fill="1E1B4B" w:color="auto" w:val="clear"/>
+            <w:tcMar>
+              <w:top w:type="dxa" w:w="80"/>
+              <w:left w:type="dxa" w:w="120"/>
+              <w:bottom w:type="dxa" w:w="80"/>
+              <w:right w:type="dxa" w:w="120"/>
+            </w:tcMar>
+            <w:vAlign w:val="top"/>
+          </w:tcPr>
+          <w:p>
+            <w:r>
+              <w:rPr>
+                <w:b/>
+                <w:bCs/>
+                <w:color w:val="FFFFFF"/>
+                <w:sz w:val="20"/>
+                <w:szCs w:val="20"/>
+              </w:rPr>
+              <w:t xml:space="preserve">First text (s)</w:t>
+            </w:r>
+          </w:p>
+        </w:tc>
+        <w:tc>
+          <w:tcPr>
+            <w:tcW w:type="dxa" w:w="875"/>
+            <w:tcBorders>
+              <w:top w:val="single" w:color="D1D5DB" w:sz="4"/>
+              <w:left w:val="single" w:color="D1D5DB" w:sz="4"/>
+              <w:bottom w:val="single" w:color="D1D5DB" w:sz="4"/>
+              <w:right w:val="single" w:color="D1D5DB" w:sz="4"/>
+            </w:tcBorders>
+            <w:shd w:fill="1E1B4B" w:color="auto" w:val="clear"/>
+            <w:tcMar>
+              <w:top w:type="dxa" w:w="80"/>
+              <w:left w:type="dxa" w:w="120"/>
+              <w:bottom w:type="dxa" w:w="80"/>
+              <w:right w:type="dxa" w:w="120"/>
+            </w:tcMar>
+            <w:vAlign w:val="top"/>
+          </w:tcPr>
+          <w:p>
+            <w:r>
+              <w:rPr>
+                <w:b/>
+                <w:bCs/>
+                <w:color w:val="FFFFFF"/>
+                <w:sz w:val="20"/>
+                <w:szCs w:val="20"/>
+              </w:rPr>
+              <w:t xml:space="preserve">Total (s)</w:t>
+            </w:r>
+          </w:p>
+        </w:tc>
+        <w:tc>
+          <w:tcPr>
+            <w:tcW w:type="dxa" w:w="1276"/>
+            <w:tcBorders>
+              <w:top w:val="single" w:color="D1D5DB" w:sz="4"/>
+              <w:left w:val="single" w:color="D1D5DB" w:sz="4"/>
+              <w:bottom w:val="single" w:color="D1D5DB" w:sz="4"/>
+              <w:right w:val="single" w:color="D1D5DB" w:sz="4"/>
+            </w:tcBorders>
+            <w:shd w:fill="1E1B4B" w:color="auto" w:val="clear"/>
+            <w:tcMar>
+              <w:top w:type="dxa" w:w="80"/>
+              <w:left w:type="dxa" w:w="120"/>
+              <w:bottom w:type="dxa" w:w="80"/>
+              <w:right w:type="dxa" w:w="120"/>
+            </w:tcMar>
+            <w:vAlign w:val="top"/>
+          </w:tcPr>
+          <w:p>
+            <w:r>
+              <w:rPr>
+                <w:b/>
+                <w:bCs/>
+                <w:color w:val="FFFFFF"/>
+                <w:sz w:val="20"/>
+                <w:szCs w:val="20"/>
+              </w:rPr>
+              <w:t xml:space="preserve">Decoded tokens</w:t>
+            </w:r>
+          </w:p>
+        </w:tc>
+        <w:tc>
+          <w:tcPr>
+            <w:tcW w:type="dxa" w:w="2366"/>
+            <w:tcBorders>
+              <w:top w:val="single" w:color="D1D5DB" w:sz="4"/>
+              <w:left w:val="single" w:color="D1D5DB" w:sz="4"/>
+              <w:bottom w:val="single" w:color="D1D5DB" w:sz="4"/>
+              <w:right w:val="single" w:color="D1D5DB" w:sz="4"/>
+            </w:tcBorders>
+            <w:shd w:fill="1E1B4B" w:color="auto" w:val="clear"/>
+            <w:tcMar>
+              <w:top w:type="dxa" w:w="80"/>
+              <w:left w:type="dxa" w:w="120"/>
+              <w:bottom w:type="dxa" w:w="80"/>
+              <w:right w:type="dxa" w:w="120"/>
+            </w:tcMar>
+            <w:vAlign w:val="top"/>
+          </w:tcPr>
+          <w:p>
+            <w:r>
+              <w:rPr>
+                <w:b/>
+                <w:bCs/>
+                <w:color w:val="FFFFFF"/>
+                <w:sz w:val="20"/>
+                <w:szCs w:val="20"/>
+              </w:rPr>
+              <w:t xml:space="preserve">Legacy chunk-rate estimate</w:t>
+            </w:r>
+          </w:p>
+        </w:tc>
+      </w:tr>
+      <w:tr>
+        <w:trPr>
+          <w:cantSplit/>
+        </w:trPr>
+        <w:tc>
+          <w:tcPr>
+            <w:tcW w:type="dxa" w:w="3622"/>
+            <w:tcBorders>
+              <w:top w:val="single" w:color="D1D5DB" w:sz="4"/>
+              <w:left w:val="single" w:color="D1D5DB" w:sz="4"/>
+              <w:bottom w:val="single" w:color="D1D5DB" w:sz="4"/>
+              <w:right w:val="single" w:color="D1D5DB" w:sz="4"/>
+            </w:tcBorders>
+            <w:shd w:fill="EEF0FF" w:color="auto" w:val="clear"/>
+            <w:tcMar>
+              <w:top w:type="dxa" w:w="80"/>
+              <w:left w:type="dxa" w:w="120"/>
+              <w:bottom w:type="dxa" w:w="80"/>
+              <w:right w:type="dxa" w:w="120"/>
+            </w:tcMar>
+            <w:vAlign w:val="top"/>
+          </w:tcPr>
+          <w:p>
+            <w:r>
+              <w:rPr>
+                <w:b/>
+                <w:bCs/>
+                <w:sz w:val="20"/>
+                <w:szCs w:val="20"/>
+              </w:rPr>
+              <w:t xml:space="preserve">What is a large language model? Answer i</w:t>
+            </w:r>
+          </w:p>
+        </w:tc>
+        <w:tc>
+          <w:tcPr>
+            <w:tcW w:type="dxa" w:w="1273"/>
+            <w:tcBorders>
+              <w:top w:val="single" w:color="D1D5DB" w:sz="4"/>
+              <w:left w:val="single" w:color="D1D5DB" w:sz="4"/>
+              <w:bottom w:val="single" w:color="D1D5DB" w:sz="4"/>
+              <w:right w:val="single" w:color="D1D5DB" w:sz="4"/>
+            </w:tcBorders>
+            <w:shd w:fill="EEF0FF" w:color="auto" w:val="clear"/>
+            <w:tcMar>
+              <w:top w:type="dxa" w:w="80"/>
+              <w:left w:type="dxa" w:w="120"/>
+              <w:bottom w:type="dxa" w:w="80"/>
+              <w:right w:type="dxa" w:w="120"/>
+            </w:tcMar>
+            <w:vAlign w:val="top"/>
+          </w:tcPr>
+          <w:p>
+            <w:r>
+              <w:rPr>
+                <w:sz w:val="20"/>
+                <w:szCs w:val="20"/>
+              </w:rPr>
+              <w:t xml:space="preserve">0.236</w:t>
+            </w:r>
+          </w:p>
+        </w:tc>
+        <w:tc>
+          <w:tcPr>
+            <w:tcW w:type="dxa" w:w="875"/>
+            <w:tcBorders>
+              <w:top w:val="single" w:color="D1D5DB" w:sz="4"/>
+              <w:left w:val="single" w:color="D1D5DB" w:sz="4"/>
+              <w:bottom w:val="single" w:color="D1D5DB" w:sz="4"/>
+              <w:right w:val="single" w:color="D1D5DB" w:sz="4"/>
+            </w:tcBorders>
+            <w:shd w:fill="EEF0FF" w:color="auto" w:val="clear"/>
+            <w:tcMar>
+              <w:top w:type="dxa" w:w="80"/>
+              <w:left w:type="dxa" w:w="120"/>
+              <w:bottom w:type="dxa" w:w="80"/>
+              <w:right w:type="dxa" w:w="120"/>
+            </w:tcMar>
+            <w:vAlign w:val="top"/>
+          </w:tcPr>
+          <w:p>
+            <w:r>
+              <w:rPr>
+                <w:sz w:val="20"/>
+                <w:szCs w:val="20"/>
+              </w:rPr>
+              <w:t xml:space="preserve">3.56</w:t>
+            </w:r>
+          </w:p>
+        </w:tc>
+        <w:tc>
+          <w:tcPr>
+            <w:tcW w:type="dxa" w:w="1276"/>
+            <w:tcBorders>
+              <w:top w:val="single" w:color="D1D5DB" w:sz="4"/>
+              <w:left w:val="single" w:color="D1D5DB" w:sz="4"/>
+              <w:bottom w:val="single" w:color="D1D5DB" w:sz="4"/>
+              <w:right w:val="single" w:color="D1D5DB" w:sz="4"/>
+            </w:tcBorders>
+            <w:shd w:fill="EEF0FF" w:color="auto" w:val="clear"/>
+            <w:tcMar>
+              <w:top w:type="dxa" w:w="80"/>
+              <w:left w:type="dxa" w:w="120"/>
+              <w:bottom w:type="dxa" w:w="80"/>
+              <w:right w:type="dxa" w:w="120"/>
+            </w:tcMar>
+            <w:vAlign w:val="top"/>
+          </w:tcPr>
+          <w:p>
+            <w:r>
+              <w:rPr>
+                <w:sz w:val="20"/>
+                <w:szCs w:val="20"/>
+              </w:rPr>
+              <w:t xml:space="preserve">46</w:t>
+            </w:r>
+          </w:p>
+        </w:tc>
+        <w:tc>
+          <w:tcPr>
+            <w:tcW w:type="dxa" w:w="2366"/>
+            <w:tcBorders>
+              <w:top w:val="single" w:color="D1D5DB" w:sz="4"/>
+              <w:left w:val="single" w:color="D1D5DB" w:sz="4"/>
+              <w:bottom w:val="single" w:color="D1D5DB" w:sz="4"/>
+              <w:right w:val="single" w:color="D1D5DB" w:sz="4"/>
+            </w:tcBorders>
+            <w:shd w:fill="EEF0FF" w:color="auto" w:val="clear"/>
+            <w:tcMar>
+              <w:top w:type="dxa" w:w="80"/>
+              <w:left w:type="dxa" w:w="120"/>
+              <w:bottom w:type="dxa" w:w="80"/>
+              <w:right w:type="dxa" w:w="120"/>
+            </w:tcMar>
+            <w:vAlign w:val="top"/>
+          </w:tcPr>
+          <w:p>
+            <w:r>
+              <w:rPr>
+                <w:sz w:val="20"/>
+                <w:szCs w:val="20"/>
+              </w:rPr>
+              <w:t xml:space="preserve">13.5</w:t>
+            </w:r>
+          </w:p>
+        </w:tc>
+      </w:tr>
+      <w:tr>
+        <w:trPr>
+          <w:cantSplit/>
+        </w:trPr>
+        <w:tc>
+          <w:tcPr>
+            <w:tcW w:type="dxa" w:w="3622"/>
+            <w:tcBorders>
+              <w:top w:val="single" w:color="D1D5DB" w:sz="4"/>
+              <w:left w:val="single" w:color="D1D5DB" w:sz="4"/>
+              <w:bottom w:val="single" w:color="D1D5DB" w:sz="4"/>
+              <w:right w:val="single" w:color="D1D5DB" w:sz="4"/>
+            </w:tcBorders>
+            <w:shd w:fill="FFFFFF" w:color="auto" w:val="clear"/>
+            <w:tcMar>
+              <w:top w:type="dxa" w:w="80"/>
+              <w:left w:type="dxa" w:w="120"/>
+              <w:bottom w:type="dxa" w:w="80"/>
+              <w:right w:type="dxa" w:w="120"/>
+            </w:tcMar>
+            <w:vAlign w:val="top"/>
+          </w:tcPr>
+          <w:p>
+            <w:r>
+              <w:rPr>
+                <w:b/>
+                <w:bCs/>
+                <w:sz w:val="20"/>
+                <w:szCs w:val="20"/>
+              </w:rPr>
+              <w:t xml:space="preserve">Give three tips for writing a good promp</w:t>
+            </w:r>
+          </w:p>
+        </w:tc>
+        <w:tc>
+          <w:tcPr>
+            <w:tcW w:type="dxa" w:w="1273"/>
+            <w:tcBorders>
+              <w:top w:val="single" w:color="D1D5DB" w:sz="4"/>
+              <w:left w:val="single" w:color="D1D5DB" w:sz="4"/>
+              <w:bottom w:val="single" w:color="D1D5DB" w:sz="4"/>
+              <w:right w:val="single" w:color="D1D5DB" w:sz="4"/>
+            </w:tcBorders>
+            <w:shd w:fill="FFFFFF" w:color="auto" w:val="clear"/>
+            <w:tcMar>
+              <w:top w:type="dxa" w:w="80"/>
+              <w:left w:type="dxa" w:w="120"/>
+              <w:bottom w:type="dxa" w:w="80"/>
+              <w:right w:type="dxa" w:w="120"/>
+            </w:tcMar>
+            <w:vAlign w:val="top"/>
+          </w:tcPr>
+          <w:p>
+            <w:r>
+              <w:rPr>
+                <w:sz w:val="20"/>
+                <w:szCs w:val="20"/>
+              </w:rPr>
+              <w:t xml:space="preserve">0.284</w:t>
+            </w:r>
+          </w:p>
+        </w:tc>
+        <w:tc>
+          <w:tcPr>
+            <w:tcW w:type="dxa" w:w="875"/>
+            <w:tcBorders>
+              <w:top w:val="single" w:color="D1D5DB" w:sz="4"/>
+              <w:left w:val="single" w:color="D1D5DB" w:sz="4"/>
+              <w:bottom w:val="single" w:color="D1D5DB" w:sz="4"/>
+              <w:right w:val="single" w:color="D1D5DB" w:sz="4"/>
+            </w:tcBorders>
+            <w:shd w:fill="FFFFFF" w:color="auto" w:val="clear"/>
+            <w:tcMar>
+              <w:top w:type="dxa" w:w="80"/>
+              <w:left w:type="dxa" w:w="120"/>
+              <w:bottom w:type="dxa" w:w="80"/>
+              <w:right w:type="dxa" w:w="120"/>
+            </w:tcMar>
+            <w:vAlign w:val="top"/>
+          </w:tcPr>
+          <w:p>
+            <w:r>
+              <w:rPr>
+                <w:sz w:val="20"/>
+                <w:szCs w:val="20"/>
+              </w:rPr>
+              <w:t xml:space="preserve">9.26</w:t>
+            </w:r>
+          </w:p>
+        </w:tc>
+        <w:tc>
+          <w:tcPr>
+            <w:tcW w:type="dxa" w:w="1276"/>
+            <w:tcBorders>
+              <w:top w:val="single" w:color="D1D5DB" w:sz="4"/>
+              <w:left w:val="single" w:color="D1D5DB" w:sz="4"/>
+              <w:bottom w:val="single" w:color="D1D5DB" w:sz="4"/>
+              <w:right w:val="single" w:color="D1D5DB" w:sz="4"/>
+            </w:tcBorders>
+            <w:shd w:fill="FFFFFF" w:color="auto" w:val="clear"/>
+            <w:tcMar>
+              <w:top w:type="dxa" w:w="80"/>
+              <w:left w:type="dxa" w:w="120"/>
+              <w:bottom w:type="dxa" w:w="80"/>
+              <w:right w:type="dxa" w:w="120"/>
+            </w:tcMar>
+            <w:vAlign w:val="top"/>
+          </w:tcPr>
+          <w:p>
+            <w:r>
+              <w:rPr>
+                <w:sz w:val="20"/>
+                <w:szCs w:val="20"/>
+              </w:rPr>
+              <w:t xml:space="preserve">128</w:t>
+            </w:r>
+          </w:p>
+        </w:tc>
+        <w:tc>
+          <w:tcPr>
+            <w:tcW w:type="dxa" w:w="2366"/>
+            <w:tcBorders>
+              <w:top w:val="single" w:color="D1D5DB" w:sz="4"/>
+              <w:left w:val="single" w:color="D1D5DB" w:sz="4"/>
+              <w:bottom w:val="single" w:color="D1D5DB" w:sz="4"/>
+              <w:right w:val="single" w:color="D1D5DB" w:sz="4"/>
+            </w:tcBorders>
+            <w:shd w:fill="FFFFFF" w:color="auto" w:val="clear"/>
+            <w:tcMar>
+              <w:top w:type="dxa" w:w="80"/>
+              <w:left w:type="dxa" w:w="120"/>
+              <w:bottom w:type="dxa" w:w="80"/>
+              <w:right w:type="dxa" w:w="120"/>
+            </w:tcMar>
+            <w:vAlign w:val="top"/>
+          </w:tcPr>
+          <w:p>
+            <w:r>
+              <w:rPr>
+                <w:sz w:val="20"/>
+                <w:szCs w:val="20"/>
+              </w:rPr>
+              <w:t xml:space="preserve">14.2</w:t>
+            </w:r>
+          </w:p>
+        </w:tc>
+      </w:tr>
+      <w:tr>
+        <w:trPr>
+          <w:cantSplit/>
+        </w:trPr>
+        <w:tc>
+          <w:tcPr>
+            <w:tcW w:type="dxa" w:w="3622"/>
+            <w:tcBorders>
+              <w:top w:val="single" w:color="D1D5DB" w:sz="4"/>
+              <w:left w:val="single" w:color="D1D5DB" w:sz="4"/>
+              <w:bottom w:val="single" w:color="D1D5DB" w:sz="4"/>
+              <w:right w:val="single" w:color="D1D5DB" w:sz="4"/>
+            </w:tcBorders>
+            <w:shd w:fill="EEF0FF" w:color="auto" w:val="clear"/>
+            <w:tcMar>
+              <w:top w:type="dxa" w:w="80"/>
+              <w:left w:type="dxa" w:w="120"/>
+              <w:bottom w:type="dxa" w:w="80"/>
+              <w:right w:type="dxa" w:w="120"/>
+            </w:tcMar>
+            <w:vAlign w:val="top"/>
+          </w:tcPr>
+          <w:p>
+            <w:r>
+              <w:rPr>
+                <w:b/>
+                <w:bCs/>
+                <w:sz w:val="20"/>
+                <w:szCs w:val="20"/>
+              </w:rPr>
               <w:t xml:space="preserve">Explain what an API rate limit is to a n</w:t>
             </w:r>
           </w:p>
         </w:tc>
         <w:tc>
           <w:tcPr>
-            <w:tcW w:type="dxa" w:w="960"/>
+            <w:tcW w:type="dxa" w:w="1273"/>
             <w:tcBorders>
               <w:top w:val="single" w:color="D1D5DB" w:sz="4"/>
               <w:left w:val="single" w:color="D1D5DB" w:sz="4"/>
@@ -11660,7 +12468,7 @@
         </w:tc>
         <w:tc>
           <w:tcPr>
-            <w:tcW w:type="dxa" w:w="1074"/>
+            <w:tcW w:type="dxa" w:w="875"/>
             <w:tcBorders>
               <w:top w:val="single" w:color="D1D5DB" w:sz="4"/>
               <w:left w:val="single" w:color="D1D5DB" w:sz="4"/>
@@ -11688,7 +12496,7 @@
         </w:tc>
         <w:tc>
           <w:tcPr>
-            <w:tcW w:type="dxa" w:w="1535"/>
+            <w:tcW w:type="dxa" w:w="1276"/>
             <w:tcBorders>
               <w:top w:val="single" w:color="D1D5DB" w:sz="4"/>
               <w:left w:val="single" w:color="D1D5DB" w:sz="4"/>
@@ -11716,7 +12524,7 @@
         </w:tc>
         <w:tc>
           <w:tcPr>
-            <w:tcW w:type="dxa" w:w="1222"/>
+            <w:tcW w:type="dxa" w:w="2366"/>
             <w:tcBorders>
               <w:top w:val="single" w:color="D1D5DB" w:sz="4"/>
               <w:left w:val="single" w:color="D1D5DB" w:sz="4"/>
@@ -12904,7 +13712,7 @@
         <w:t xml:space="preserve">Cloud API or self-hosting for 500 students?</w:t>
       </w:r>
       <w:r>
-        <w:t xml:space="preserve"> At illustrative prices a small hosted model costs far less than an always-on GPU and needs no operations, so a hosted API is the sensible default; a frontier model costs more than the GPU. Self-hosting wins with high, steady volume (batching gives high throughput), data that must stay on premises, a fine-tuned open model, or strict latency needs. Assumptions that change the answer: volume and peaks (deadline rushes), output length, scaling the GPU to zero out of hours, current prices and free tiers, required quality, and staff time.</w:t>
+        <w:t xml:space="preserve"> At illustrative prices a small hosted model costs far less than an always-on GPU and delegates model-serving hardware to the provider. The application still needs monitoring and controls. A frontier model costs more than the GPU. Self-hosting wins with high, steady volume (batching gives high throughput), data that must stay on premises, a fine-tuned open model, or strict latency needs. Assumptions that change the answer: volume and peaks (deadline rushes), output length, scaling the GPU to zero out of hours, current prices and free tiers, required quality, and staff time.</w:t>
       </w:r>
     </w:p>
     <w:p>
@@ -12973,10 +13781,10 @@
           <w:i/>
           <w:iCs/>
         </w:rPr>
-        <w:t xml:space="preserve">Port already in use</w:t>
-      </w:r>
-      <w:r>
-        <w:t xml:space="preserve"> when re-running Part 2: restart the runtime, or change </w:t>
+        <w:t xml:space="preserve">TestClient import error:</w:t>
+      </w:r>
+      <w:r>
+        <w:t xml:space="preserve"> install </w:t>
       </w:r>
       <w:r>
         <w:rPr>
@@ -12985,10 +13793,10 @@
           <w:sz w:val="20"/>
           <w:szCs w:val="20"/>
         </w:rPr>
-        <w:t xml:space="preserve">PORT</w:t>
-      </w:r>
-      <w:r>
-        <w:t xml:space="preserve">.</w:t>
+        <w:t xml:space="preserve">httpx</w:t>
+      </w:r>
+      <w:r>
+        <w:t xml:space="preserve">. No port is required for the core. The optional server reads its own operating-system-assigned port and has a bounded startup check.</w:t>
       </w:r>
     </w:p>
     <w:p>
@@ -13006,10 +13814,10 @@
           <w:i/>
           <w:iCs/>
         </w:rPr>
-        <w:t xml:space="preserve">Gradio link does not appear:</w:t>
-      </w:r>
-      <w:r>
-        <w:t xml:space="preserve"> make sure the cell ran on Colab with internet access; </w:t>
+        <w:t xml:space="preserve">Gradio absent:</w:t>
+      </w:r>
+      <w:r>
+        <w:t xml:space="preserve"> enable the optional interface flag and install Gradio. Local launch uses </w:t>
       </w:r>
       <w:r>
         <w:rPr>
@@ -13018,10 +13826,10 @@
           <w:sz w:val="20"/>
           <w:szCs w:val="20"/>
         </w:rPr>
-        <w:t xml:space="preserve">share=True</w:t>
-      </w:r>
-      <w:r>
-        <w:t xml:space="preserve"> needs outbound connections.</w:t>
+        <w:t xml:space="preserve">share=False</w:t>
+      </w:r>
+      <w:r>
+        <w:t xml:space="preserve">; a public link is a separate deployment choice.</w:t>
       </w:r>
     </w:p>
     <w:p>
@@ -13060,22 +13868,10 @@
           <w:i/>
           <w:iCs/>
         </w:rPr>
-        <w:t xml:space="preserve">Cloud API errors:</w:t>
-      </w:r>
-      <w:r>
-        <w:t xml:space="preserve"> check the key is stored as a Colab Secret with notebook access enabled; model names change, so list models with </w:t>
-      </w:r>
-      <w:r>
-        <w:rPr>
-          <w:rFonts w:ascii="Consolas" w:cs="Consolas" w:eastAsia="Consolas" w:hAnsi="Consolas"/>
-          <w:color w:val="4F46E5"/>
-          <w:sz w:val="20"/>
-          <w:szCs w:val="20"/>
-        </w:rPr>
-        <w:t xml:space="preserve">client.models.list()</w:t>
-      </w:r>
-      <w:r>
-        <w:t xml:space="preserve">; free tiers have strict rate limits (HTTP 429).</w:t>
+        <w:t xml:space="preserve">Hosted comparison returns None:</w:t>
+      </w:r>
+      <w:r>
+        <w:t xml:space="preserve"> keep the local answer/rubric, or deliberately enable exactly one provider in shared setup. Check the selected service's current availability, terms and limits without printing credentials.</w:t>
       </w:r>
     </w:p>
     <w:p>
@@ -13096,7 +13892,7 @@
         <w:t xml:space="preserve">Different numbers from the slides:</w:t>
       </w:r>
       <w:r>
-        <w:t xml:space="preserve"> latency depends on hardware and load; the patterns (TTFT ≪ total, batching gains, int8 ≈ lossless) should match.</w:t>
+        <w:t xml:space="preserve"> latency depends on hardware and load; compare the same model, precision, token caps, prompts, device and timing boundary before interpreting differences.</w:t>
       </w:r>
     </w:p>
     <w:p>
@@ -13948,7 +14744,7 @@
                 <w:sz w:val="20"/>
                 <w:szCs w:val="20"/>
               </w:rPr>
-              <w:t xml:space="preserve">Decoding speed after the first token</w:t>
+              <w:t xml:space="preserve">State the boundary: decoding speed or whole-request output-token rate. The CPU notebook measures the latter.</w:t>
             </w:r>
           </w:p>
         </w:tc>
@@ -14915,7 +15711,7 @@
       <w:r>
         <w:t xml:space="preserve">Kwon et al. (2023) </w:t>
       </w:r>
-      <w:hyperlink w:history="1" r:id="rIdeqmh6biskrmnmegoqukto">
+      <w:hyperlink w:history="1" r:id="rIddm4_nwno9wns1zmy-olyf">
         <w:r>
           <w:rPr>
             <w:color w:val="4F46E5"/>
@@ -14927,7 +15723,7 @@
       <w:r>
         <w:t xml:space="preserve">; Dettmers et al. (2022) </w:t>
       </w:r>
-      <w:hyperlink w:history="1" r:id="rIdf-svk5jgludhddxfrk5im">
+      <w:hyperlink w:history="1" r:id="rIdvuork7u1jvh9e58qnwlpk">
         <w:r>
           <w:rPr>
             <w:color w:val="4F46E5"/>
@@ -14939,7 +15735,7 @@
       <w:r>
         <w:t xml:space="preserve">; Leviathan et al. (2023) </w:t>
       </w:r>
-      <w:hyperlink w:history="1" r:id="rIdbayubvhdrnbpm9ytiwtf1">
+      <w:hyperlink w:history="1" r:id="rIdrnlrefwdqwl0aisuty3us">
         <w:r>
           <w:rPr>
             <w:color w:val="4F46E5"/>
@@ -14973,7 +15769,7 @@
         </w:numPr>
         <w:spacing w:after="80" w:line="276"/>
       </w:pPr>
-      <w:hyperlink w:history="1" r:id="rIdfgtcyqv96atqgcveokuzo">
+      <w:hyperlink w:history="1" r:id="rId4_rcj8ggfuh4qmmyvdj8o">
         <w:r>
           <w:rPr>
             <w:color w:val="4F46E5"/>
@@ -14993,7 +15789,7 @@
         </w:numPr>
         <w:spacing w:after="80" w:line="276"/>
       </w:pPr>
-      <w:hyperlink w:history="1" r:id="rIdvzkji5-b-gtnp1fxbbetg">
+      <w:hyperlink w:history="1" r:id="rId5avp6v464xzqw4loymmp0">
         <w:r>
           <w:rPr>
             <w:color w:val="4F46E5"/>
@@ -15013,7 +15809,7 @@
         </w:numPr>
         <w:spacing w:after="80" w:line="276"/>
       </w:pPr>
-      <w:hyperlink w:history="1" r:id="rIdzw3xragddemqdyeii8xqr">
+      <w:hyperlink w:history="1" r:id="rIdyvcv_fpchuljwuo_kgbbg">
         <w:r>
           <w:rPr>
             <w:color w:val="4F46E5"/>
@@ -15025,7 +15821,7 @@
       <w:r>
         <w:t xml:space="preserve"> · </w:t>
       </w:r>
-      <w:hyperlink w:history="1" r:id="rIdmg_rokvmcqmbs9g2onmge">
+      <w:hyperlink w:history="1" r:id="rIdap9gsj43aghfra7-w7q0c">
         <w:r>
           <w:rPr>
             <w:color w:val="4F46E5"/>
@@ -15045,7 +15841,7 @@
         </w:numPr>
         <w:spacing w:after="80" w:line="276"/>
       </w:pPr>
-      <w:hyperlink w:history="1" r:id="rId62kwlc6rg3m9ldulmjmqr">
+      <w:hyperlink w:history="1" r:id="rId2sbwnpcffnouqb0hkxb9o">
         <w:r>
           <w:rPr>
             <w:color w:val="4F46E5"/>
@@ -15057,7 +15853,7 @@
       <w:r>
         <w:t xml:space="preserve"> · </w:t>
       </w:r>
-      <w:hyperlink w:history="1" r:id="rIdk1itfothcbco4hhz7ztas">
+      <w:hyperlink w:history="1" r:id="rIdrfqiyfg7ets8hle9dabh1">
         <w:r>
           <w:rPr>
             <w:color w:val="4F46E5"/>
@@ -15077,7 +15873,7 @@
         </w:numPr>
         <w:spacing w:after="80" w:line="276"/>
       </w:pPr>
-      <w:hyperlink w:history="1" r:id="rIdpoehxgci8-c80cmwnmk3r">
+      <w:hyperlink w:history="1" r:id="rIdk0recyujnmlmoytkmuc9z">
         <w:r>
           <w:rPr>
             <w:color w:val="4F46E5"/>
@@ -15089,7 +15885,7 @@
       <w:r>
         <w:t xml:space="preserve"> · </w:t>
       </w:r>
-      <w:hyperlink w:history="1" r:id="rIdf-aohfgfoftpy7t35y38l">
+      <w:hyperlink w:history="1" r:id="rIdoq1crqv8mmckh0yaklebd">
         <w:r>
           <w:rPr>
             <w:color w:val="4F46E5"/>
@@ -15109,7 +15905,7 @@
         </w:numPr>
         <w:spacing w:after="80" w:line="276"/>
       </w:pPr>
-      <w:hyperlink w:history="1" r:id="rIdkdfkrplbq30wl_vle6s4f">
+      <w:hyperlink w:history="1" r:id="rIdxlhcr_cr7ykhszjtu43nb">
         <w:r>
           <w:rPr>
             <w:color w:val="4F46E5"/>
@@ -15121,7 +15917,7 @@
       <w:r>
         <w:t xml:space="preserve"> · </w:t>
       </w:r>
-      <w:hyperlink w:history="1" r:id="rIdjnacwatbqqg8q_4kjfwof">
+      <w:hyperlink w:history="1" r:id="rIdceizth4vrz8m0ivzgytuu">
         <w:r>
           <w:rPr>
             <w:color w:val="4F46E5"/>
@@ -15141,7 +15937,7 @@
         </w:numPr>
         <w:spacing w:after="80" w:line="276"/>
       </w:pPr>
-      <w:hyperlink w:history="1" r:id="rIdsaiuph4drz2bsmz-_kcqo">
+      <w:hyperlink w:history="1" r:id="rIdogh1xyry9cqzt_exkp-1m">
         <w:r>
           <w:rPr>
             <w:color w:val="4F46E5"/>
@@ -15153,7 +15949,7 @@
       <w:r>
         <w:t xml:space="preserve"> · </w:t>
       </w:r>
-      <w:hyperlink w:history="1" r:id="rIdymtznf8ifvpgkks6e2-g4">
+      <w:hyperlink w:history="1" r:id="rIdlwxbgcizpt4h_6y13hizx">
         <w:r>
           <w:rPr>
             <w:color w:val="4F46E5"/>
@@ -15173,7 +15969,7 @@
         </w:numPr>
         <w:spacing w:after="80" w:line="276"/>
       </w:pPr>
-      <w:hyperlink w:history="1" r:id="rIdlqcazlwp7wsh4-ldsbtqn">
+      <w:hyperlink w:history="1" r:id="rId8_m7k4rldq2ulgejcz2x8">
         <w:r>
           <w:rPr>
             <w:color w:val="4F46E5"/>
@@ -15237,7 +16033,7 @@
         <w:spacing w:after="140" w:line="288"/>
       </w:pPr>
       <w:r>
-        <w:t xml:space="preserve">Welcome to week 11, deployment and frameworks. So far we have used models inside notebooks. This week we turn a model into something other people can use: an application with an interface and an API, running somewhere sensible, at an acceptable cost and speed, with guardrails and monitoring. Every number on the "real" slides was measured by running this week's lab in advance, on a small open model, so students can reproduce them on Colab.</w:t>
+        <w:t xml:space="preserve">Welcome to week 11, deployment and frameworks. So far we have used models inside notebooks. This week we turn a model into something other people can use: an application with an interface and an API, running somewhere sensible, at an acceptable cost and speed, with guardrails and monitoring. The recorded-result charts use the archived model and settings. The current SmolLM2 CPU core has separate measured results in the lab guide. Colab execution has not been timed.</w:t>
       </w:r>
     </w:p>
     <w:p>
@@ -15265,7 +16061,7 @@
         <w:keepNext/>
       </w:pPr>
       <w:r>
-        <w:t xml:space="preserve">Slide 3: Agenda</w:t>
+        <w:t xml:space="preserve">Slide 3: Where we are in the course</w:t>
       </w:r>
     </w:p>
     <w:p>
@@ -15294,7 +16090,7 @@
         <w:spacing w:after="140" w:line="288"/>
       </w:pPr>
       <w:r>
-        <w:t xml:space="preserve">Two minutes in pairs. Collect answers under the four headings on the slide; together they are the agenda for today. Students often mention speed first. Push them on cost: a public link to a paid API with no limits can produce a large bill overnight. Push them on keys: API keys pasted into notebooks or GitHub are routinely stolen by automated scanners. And on operations: without logs you do not know that the app is failing until users complain.</w:t>
+        <w:t xml:space="preserve">Two minutes in pairs. Collect answers to the three prompts on the slide; together they are the agenda for today. Students often mention speed first. Push them on cost: a public link to a paid API with no limits can produce a large bill overnight. Push them on keys: API keys pasted into notebooks or GitHub are routinely stolen by automated scanners. And on operations: without logs you do not know that the app is failing until users complain.</w:t>
       </w:r>
     </w:p>
     <w:p>
@@ -15435,7 +16231,7 @@
         <w:spacing w:after="140" w:line="288"/>
       </w:pPr>
       <w:r>
-        <w:t xml:space="preserve">Walk through the table by layer. Hugging Face is the hub for open models and also offers hosted inference through partner providers. OpenAI's API and Microsoft's Azure OpenAI serve GPT models; Azure adds enterprise features such as private networking, regional data residency and compliance certifications, which matter to universities and companies. Google's Gemini API has a free tier through AI Studio, and Gemini Enterprise Agent Platform (formerly Vertex AI) is its enterprise route. vLLM is the most widely used open-source serving engine for GPUs. Ollama makes local models easy. LangChain, LangGraph and LlamaIndex are orchestration frameworks, used heavily next week.</w:t>
+        <w:t xml:space="preserve">Walk through the table by layer. Hugging Face is the hub for open models and also offers hosted inference through partner providers. OpenAI's API and Microsoft's Azure OpenAI serve GPT models; Azure adds enterprise features such as private networking, regional data residency and compliance certifications, which matter to universities and companies. Google's Gemini API has a free tier through AI Studio, and Gemini Enterprise Agent Platform (formerly Vertex AI) is its enterprise route. vLLM is an example of a serving engine; verify its supported hardware and features for the chosen release. Ollama makes local models easy. LangChain, LangGraph and LlamaIndex are orchestration frameworks, used heavily next week.</w:t>
       </w:r>
     </w:p>
     <w:tbl>
@@ -16903,7 +17699,7 @@
         <w:spacing w:after="140" w:line="288"/>
       </w:pPr>
       <w:r>
-        <w:t xml:space="preserve">Key security is a practical skill every student needs. Keys committed to public repositories are found by automated scanners very quickly and used to run up bills. Store keys in Colab Secrets, environment variables or a cloud secrets manager. Never embed a key in front-end code, because anyone can read it in the browser; the front end must call your own back end, which holds the key. Use separate keys per project with spending limits and alerts. If a key leaks, revoke it first and investigate afterwards. The lab reads keys only from Colab Secrets.</w:t>
+        <w:t xml:space="preserve">Key security is a practical skill every student needs. Keys committed to public repositories are found by automated scanners very quickly and used to run up bills. Store keys in Colab Secrets, environment variables or a cloud secrets manager. Never embed a key in front-end code, because anyone can read it in the browser; the front end must call your own back end, which holds the key. Use separate keys per project with spending limits and alerts. If a key leaks, revoke it first and investigate afterwards. The lab reads keys from Colab Secrets or environment variables only after explicit opt-in to its optional cloud cell.</w:t>
       </w:r>
     </w:p>
     <w:p>
@@ -17057,7 +17853,7 @@
         <w:keepNext/>
       </w:pPr>
       <w:r>
-        <w:t xml:space="preserve">Slide 17: Measured: streaming latency of a small open model</w:t>
+        <w:t xml:space="preserve">Slide 17: Stored GPU run: streaming latency</w:t>
       </w:r>
     </w:p>
     <w:p>
@@ -17067,7 +17863,7 @@
         <w:spacing w:after="140" w:line="288"/>
       </w:pPr>
       <w:r>
-        <w:t xml:space="preserve">This is the lab's measurement for Qwen2.5-0.5B-Instruct. The dark part of each bar is time to first token, the light part the rest of the answer. The numbers are quoted in the bullet. Time to first token is a small fraction of the total, which is why streaming is standard in chat interfaces. Hosted frontier models run on far larger hardware, but they are also much larger, so the same pattern holds.</w:t>
+        <w:t xml:space="preserve">This is the archived GPU measurement for Qwen2.5-0.5B-Instruct on 9 October 2026; it is separate from the measured smaller CPU core. The dark bar times the first decoded text chunk, an approximation to time to first token. The light bar shows the full-answer duration. The numbers are quoted in the bullet. The archived chunk-rate estimate is retained in the reference table for provenance but is not a reliable post-first-token speed measurement. Time to first token is a small fraction of the total, which is why streaming is standard in chat interfaces. Hosted frontier models run on far larger hardware, but they are also much larger, so the same pattern holds.</w:t>
       </w:r>
     </w:p>
     <w:p>
@@ -17081,7 +17877,7 @@
         <w:spacing w:after="80" w:line="276"/>
       </w:pPr>
       <w:r>
-        <w:t xml:space="preserve">Qwen2.5-0.5B-Instruct on an NVIDIA GTX 1650 laptop GPU: TTFT 0.24–0.28 s, full answers 3.6–9.3 s at 14 tokens/s.</w:t>
+        <w:t xml:space="preserve">Qwen2.5-0.5B-Instruct on an NVIDIA GTX 1650 laptop GPU: TTFT 0.24–0.28 s, full answers 3.6–9.3 s (archived decoded-text timings).</w:t>
       </w:r>
     </w:p>
     <w:p>
@@ -17612,16 +18408,6 @@
       </w:pPr>
       <w:r>
         <w:t xml:space="preserve">300,000 requests × (800 input + 300 output tokens). Prices are illustrative: always check the providers' current pricing pages.</w:t>
-      </w:r>
-    </w:p>
-    <w:p>
-      <w:pPr>
-        <w:keepNext w:val="false"/>
-        <w:keepLines/>
-        <w:spacing w:after="140" w:line="288"/>
-      </w:pPr>
-      <w:r>
-        <w:t xml:space="preserve">Method</w:t>
       </w:r>
     </w:p>
     <w:p>
@@ -18685,7 +19471,7 @@
         <w:keepNext/>
       </w:pPr>
       <w:r>
-        <w:t xml:space="preserve">Slide 22: Quantisation: fewer bits per weight</w:t>
+        <w:t xml:space="preserve">Slide 23: Quantisation: fewer bits per weight</w:t>
       </w:r>
     </w:p>
     <w:p>
@@ -19121,7 +19907,7 @@
         <w:keepNext/>
       </w:pPr>
       <w:r>
-        <w:t xml:space="preserve">Slide 23: Measured: size and quality after quantisation</w:t>
+        <w:t xml:space="preserve">Slide 24: Stored GPU run: rounding and perplexity</w:t>
       </w:r>
     </w:p>
     <w:p>
@@ -19131,7 +19917,7 @@
         <w:spacing w:after="140" w:line="288"/>
       </w:pPr>
       <w:r>
-        <w:t xml:space="preserve">The lab rounds weights in linear layers, excluding the output language-model head, then reconstructs floating-point values for inference. It measures perplexity on one paragraph. The displayed storage sizes are estimates of hypothetical packed weights; this demonstration does not store four-bit tensors. Compare the measured quality for eight-bit, row-scaled four-bit and grouped four-bit rounding. Separate group scales can preserve detail at additional storage cost. One paragraph is only a quick check; rerun the actual task evaluation before deployment.</w:t>
+        <w:t xml:space="preserve">The lab rounds weights in linear layers, excluding the output language-model head, then reconstructs floating-point values for inference. It measures perplexity on one paragraph. The displayed storage sizes assume uniform packing of all parameters, although embeddings and the output head remain unchanged in the actual experiment. Grouped estimates assume two bytes per scale; real formats have their own overhead. This demonstration does not store four-bit tensors. Compare the measured quality for eight-bit, row-scaled four-bit and grouped four-bit rounding. One paragraph is only a quick check; rerun the actual task evaluation before deployment.</w:t>
       </w:r>
     </w:p>
     <w:p>
@@ -19168,7 +19954,7 @@
         <w:keepNext/>
       </w:pPr>
       <w:r>
-        <w:t xml:space="preserve">Slide 24: Measured: batching raises throughput</w:t>
+        <w:t xml:space="preserve">Slide 25: Stored GPU run: batch throughput</w:t>
       </w:r>
     </w:p>
     <w:p>
@@ -19246,7 +20032,7 @@
         <w:keepNext/>
       </w:pPr>
       <w:r>
-        <w:t xml:space="preserve">Slide 25: Serving engines and caching</w:t>
+        <w:t xml:space="preserve">Slide 27: Serving engines and caching</w:t>
       </w:r>
     </w:p>
     <w:p>
@@ -19376,7 +20162,7 @@
         <w:keepNext/>
       </w:pPr>
       <w:r>
-        <w:t xml:space="preserve">Slide 26: What fits where? (weights only)</w:t>
+        <w:t xml:space="preserve">Slide 28: What fits where? (weights only)</w:t>
       </w:r>
     </w:p>
     <w:p>
@@ -19493,7 +20279,7 @@
         <w:keepNext/>
       </w:pPr>
       <w:r>
-        <w:t xml:space="preserve">Slide 27: Quiz</w:t>
+        <w:t xml:space="preserve">Slide 29: Quiz</w:t>
       </w:r>
     </w:p>
     <w:p>
@@ -19613,7 +20399,7 @@
         <w:keepNext/>
       </w:pPr>
       <w:r>
-        <w:t xml:space="preserve">Slide 28: Building applications and interfaces</w:t>
+        <w:t xml:space="preserve">Slide 30: Building applications and interfaces</w:t>
       </w:r>
     </w:p>
     <w:p>
@@ -19646,7 +20432,7 @@
         <w:keepNext/>
       </w:pPr>
       <w:r>
-        <w:t xml:space="preserve">Slide 29: Proposed integrated application architecture</w:t>
+        <w:t xml:space="preserve">Slide 31: Proposed integrated application architecture</w:t>
       </w:r>
     </w:p>
     <w:p>
@@ -19665,7 +20451,7 @@
         <w:keepNext/>
       </w:pPr>
       <w:r>
-        <w:t xml:space="preserve">Slide 31: An OpenAI-compatible endpoint with FastAPI</w:t>
+        <w:t xml:space="preserve">Slide 33: An OpenAI-compatible endpoint with FastAPI</w:t>
       </w:r>
     </w:p>
     <w:p>
@@ -19675,7 +20461,7 @@
         <w:spacing w:after="140" w:line="288"/>
       </w:pPr>
       <w:r>
-        <w:t xml:space="preserve">FastAPI turns a Python function into a web API. Pydantic models validate the request body automatically, rejecting malformed requests, and FastAPI generates interactive documentation. By returning the OpenAI response format, including the usage block with token counts, our server works with the OpenAI SDK and LangChain unchanged, as students verify in the lab. In production you would add authentication, request size limits, timeouts and streaming, and run the server behind a process manager.</w:t>
+        <w:t xml:space="preserve">FastAPI turns a Python function into a web API. Pydantic models validate the request body automatically, rejecting malformed requests, and FastAPI generates interactive documentation. By returning the OpenAI response format, including the usage block with token counts, the optional server stretch can be exercised through the OpenAI SDK and LangChain. The core instead checks the endpoint with TestClient inside the process. In production you would add authentication, request size limits, timeouts and streaming, and run the server behind a process manager.</w:t>
       </w:r>
     </w:p>
     <w:tbl>
@@ -19769,7 +20555,7 @@
                 <w:sz w:val="18"/>
                 <w:szCs w:val="18"/>
               </w:rPr>
-              <w:t xml:space="preserve">        req.messages, req.max_tokens)</w:t>
+              <w:t xml:space="preserve">        req.messages, max_new_tokens=min(req.max_tokens, CORE_TOKENS))</w:t>
             </w:r>
           </w:p>
           <w:p>
@@ -19811,7 +20597,7 @@
                 <w:sz w:val="18"/>
                 <w:szCs w:val="18"/>
               </w:rPr>
-              <w:t xml:space="preserve">        "choices": [{"index": 0, "finish_reason": "stop",</w:t>
+              <w:t xml:space="preserve">        "choices": [{"index": 0, "finish_reason": getattr(text, "finish_reason", "stop"),</w:t>
             </w:r>
           </w:p>
           <w:p>
@@ -19947,7 +20733,7 @@
         <w:keepNext/>
       </w:pPr>
       <w:r>
-        <w:t xml:space="preserve">Slide 32: A chat interface with Gradio</w:t>
+        <w:t xml:space="preserve">Slide 34: A chat interface with Gradio</w:t>
       </w:r>
     </w:p>
     <w:p>
@@ -19957,7 +20743,7 @@
         <w:spacing w:after="140" w:line="288"/>
       </w:pPr>
       <w:r>
-        <w:t xml:space="preserve">Gradio builds a web interface from a Python function; ChatInterface provides a complete chat UI in one line. The respond function wraps the model with an input check, logging and an output check. In Colab, share equals true prints a temporary public link, useful for demonstrations but anyone with the link can use it. For longer-lived demos, Hugging Face Spaces hosts Gradio apps, with secrets for API keys. Streamlit is a popular alternative for data-oriented apps.</w:t>
+        <w:t xml:space="preserve">Gradio builds a web interface from a Python function; ChatInterface provides a complete chat UI in one line. The respond function wraps the model with an input check, logging and an output check. The revised optional interface launches locally with share=False. A public share link is a separate decision requiring access and request controls. For longer-lived demos, Hugging Face Spaces hosts Gradio apps, with secrets for API keys. Streamlit is a popular alternative for data-oriented apps.</w:t>
       </w:r>
     </w:p>
     <w:p>
@@ -19969,7 +20755,7 @@
       <w:r>
         <w:t xml:space="preserve">Compute Spaces have account-plan requirements; limited free ZeroGPU eligibility is different from unconditional free CPU hosting. Current terms: </w:t>
       </w:r>
-      <w:hyperlink w:history="1" r:id="rIdunveua2cchf2c7ypluwtx">
+      <w:hyperlink w:history="1" r:id="rIdli184qrmgr3c9mwnc4lxq">
         <w:r>
           <w:rPr>
             <w:color w:val="4F46E5"/>
@@ -20182,7 +20968,7 @@
                 <w:sz w:val="18"/>
                 <w:szCs w:val="18"/>
               </w:rPr>
-              <w:t xml:space="preserve">demo.launch(share=True)     # temporary public link from Colab</w:t>
+              <w:t xml:space="preserve">demo.launch(share=False)    # optional local demo; remote hosting needs separate controls</w:t>
             </w:r>
           </w:p>
         </w:tc>
@@ -20248,7 +21034,7 @@
         <w:keepNext/>
       </w:pPr>
       <w:r>
-        <w:t xml:space="preserve">Slide 34: Packaging and releasing: Docker, versions, CI</w:t>
+        <w:t xml:space="preserve">Slide 35: Packaging and releasing: Docker, versions, CI</w:t>
       </w:r>
     </w:p>
     <w:p>
@@ -20364,7 +21150,7 @@
         <w:keepNext/>
       </w:pPr>
       <w:r>
-        <w:t xml:space="preserve">Slide 35: Monitoring, guardrails and comparison</w:t>
+        <w:t xml:space="preserve">Slide 36: Monitoring, guardrails and comparison</w:t>
       </w:r>
     </w:p>
     <w:p>
@@ -20397,7 +21183,7 @@
         <w:keepNext/>
       </w:pPr>
       <w:r>
-        <w:t xml:space="preserve">Slide 36: What to monitor</w:t>
+        <w:t xml:space="preserve">Slide 37: What to monitor</w:t>
       </w:r>
     </w:p>
     <w:p>
@@ -20542,7 +21328,7 @@
         <w:keepNext/>
       </w:pPr>
       <w:r>
-        <w:t xml:space="preserve">Slide 37: Measured: a monitoring summary from the lab app's logs</w:t>
+        <w:t xml:space="preserve">Slide 38: Stored GPU run: ten-request monitoring</w:t>
       </w:r>
     </w:p>
     <w:p>
@@ -20590,6 +21376,69 @@
       </w:pPr>
       <w:r>
         <w:t xml:space="preserve">Slide 39: Guardrails in layers</w:t>
+      </w:r>
+    </w:p>
+    <w:p>
+      <w:pPr>
+        <w:keepNext/>
+        <w:spacing w:after="60" w:before="160"/>
+        <w:jc w:val="center"/>
+      </w:pPr>
+      <w:r>
+        <w:drawing>
+          <wp:inline distT="0" distB="0" distL="0" distR="0">
+            <wp:extent cx="5334000" cy="1162050"/>
+            <wp:effectExtent t="0" r="0" b="0" l="0"/>
+            <wp:docPr id="17" name="Guardrails in layers" descr="Guardrails in layers" title="Guardrails in layers"/>
+            <wp:cNvGraphicFramePr>
+              <a:graphicFrameLocks xmlns:a="http://schemas.openxmlformats.org/drawingml/2006/main" noChangeAspect="1"/>
+            </wp:cNvGraphicFramePr>
+            <a:graphic xmlns:a="http://schemas.openxmlformats.org/drawingml/2006/main">
+              <a:graphicData uri="http://schemas.openxmlformats.org/drawingml/2006/picture">
+                <pic:pic xmlns:pic="http://schemas.openxmlformats.org/drawingml/2006/picture">
+                  <pic:nvPicPr>
+                    <pic:cNvPr id="0" name="" descr=""/>
+                    <pic:cNvPicPr>
+                      <a:picLocks noChangeAspect="1" noChangeArrowheads="1"/>
+                    </pic:cNvPicPr>
+                  </pic:nvPicPr>
+                  <pic:blipFill>
+                    <a:blip r:embed="rId25" cstate="none"/>
+                    <a:srcRect/>
+                    <a:stretch>
+                      <a:fillRect/>
+                    </a:stretch>
+                  </pic:blipFill>
+                  <pic:spPr bwMode="auto">
+                    <a:xfrm>
+                      <a:off x="0" y="0"/>
+                      <a:ext cx="5334000" cy="1162050"/>
+                    </a:xfrm>
+                    <a:prstGeom prst="rect">
+                      <a:avLst/>
+                    </a:prstGeom>
+                  </pic:spPr>
+                </pic:pic>
+              </a:graphicData>
+            </a:graphic>
+          </wp:inline>
+        </w:drawing>
+      </w:r>
+    </w:p>
+    <w:p>
+      <w:pPr>
+        <w:spacing w:after="200"/>
+        <w:jc w:val="center"/>
+      </w:pPr>
+      <w:r>
+        <w:rPr>
+          <w:i/>
+          <w:iCs/>
+          <w:color w:val="6B7280"/>
+          <w:sz w:val="19"/>
+          <w:szCs w:val="19"/>
+        </w:rPr>
+        <w:t xml:space="preserve">Guardrails in layers</w:t>
       </w:r>
     </w:p>
     <w:p>
@@ -21547,7 +22396,7 @@
         <w:spacing w:after="140" w:line="288"/>
       </w:pPr>
       <w:r>
-        <w:t xml:space="preserve">The lab covers both descriptor tutorials: exploring tools with local and cloud models, and building and deploying a small application with a web interface, measuring latency and cost and adding logging and guardrails. Cloud API keys are optional; everything else runs without accounts. Remind students to stop the public Gradio link at the end of the session and never to paste keys into the notebook.</w:t>
+        <w:t xml:space="preserve">The lab covers both descriptor tutorials: exploring tools with local and cloud models, and building and deploying a small application with a web interface, measuring latency and cost and adding logging and guardrails. Cloud API keys are optional; everything else runs without accounts. Use TestClient for the core and keep server, browser interface and remote hosting as separate optional stretches. Stop any deliberately launched server and keep credentials in shared setup.</w:t>
       </w:r>
     </w:p>
     <w:p>
@@ -21575,7 +22424,7 @@
         <w:spacing w:after="80" w:line="276"/>
       </w:pPr>
       <w:r>
-        <w:t xml:space="preserve">Expose a FastAPI endpoint; call it with the openai SDK and LangChain.</w:t>
+        <w:t xml:space="preserve">Exercise the FastAPI endpoint through TestClient; SDK and LangChain clients are optional server stretches.</w:t>
       </w:r>
     </w:p>
     <w:p>
@@ -21635,10 +22484,20 @@
           <w:b/>
           <w:bCs/>
         </w:rPr>
-        <w:t xml:space="preserve">Runtime:</w:t>
-      </w:r>
-      <w:r>
-        <w:t xml:space="preserve"> Colab T4 GPU or CPU (slower). About 3 min on a 4 GB laptop GPU after downloads.</w:t>
+        <w:t xml:space="preserve">CPU core:</w:t>
+      </w:r>
+      <w:r>
+        <w:t xml:space="preserve"> The revised lab uses real SmolLM2-135M-Instruct with CPU selected in shared setup, 24-token generation caps, bounded batches and four synthetic monitoring requests. Its full local CPU timing is recorded below; Colab timing remains unverified. Streaming, rounding/PPL, batching, response caching and a FastAPI TestClient endpoint are real experiments. Server launch, SDK/LangChain clients, packed loading, Gradio and remote deployment are optional stretches. </w:t>
+      </w:r>
+      <w:r>
+        <w:rPr>
+          <w:b/>
+          <w:bCs/>
+        </w:rPr>
+        <w:t xml:space="preserve">Hand-in:</w:t>
+      </w:r>
+      <w:r>
+        <w:t xml:space="preserve"> measured tables, endpoint checks and three explained decisions. Archived Qwen2.5-0.5B GPU plots remain separately labelled; do not substitute their numbers for the new core.</w:t>
       </w:r>
     </w:p>
     <w:p>
@@ -21668,7 +22527,7 @@
         <w:keepNext/>
       </w:pPr>
       <w:r>
-        <w:t xml:space="preserve">Slide 46: Summary</w:t>
+        <w:t xml:space="preserve">Slide 46: Week 11: operate an application</w:t>
       </w:r>
     </w:p>
     <w:p>
@@ -21678,7 +22537,7 @@
         <w:spacing w:after="140" w:line="288"/>
       </w:pPr>
       <w:r>
-        <w:t xml:space="preserve">The six cards on the slide condense these eight summary points. Students should be able to draw the architecture of a small application, estimate its cost, explain where latency comes from, choose and justify a deployment option, and list what to monitor. Next week, the final technical week, we connect models to knowledge and tools: retrieval-augmented generation and agents, which use everything from today.</w:t>
+        <w:t xml:space="preserve">The six recap cards group the detailed summary points below. Students should be able to draw the architecture of a small application, estimate its cost, explain where latency comes from, choose and justify a deployment option, and list what to monitor. Next week, the final technical week, we connect models to knowledge and tools: retrieval-augmented generation and agents, which use everything from today.</w:t>
       </w:r>
     </w:p>
     <w:p>
@@ -21809,7 +22668,7 @@
         <w:spacing w:after="140" w:line="288"/>
       </w:pPr>
       <w:r>
-        <w:t xml:space="preserve">Microsoft's Generative AI for Beginners has lessons on building and securing applications. The Hugging Face Inference Providers and Gemini compatibility pages show the OpenAI-compatible pattern with free tiers. The vLLM documentation and Ollama cover self-hosted and local serving. Gradio and FastAPI tutorials cover the application layer. The OWASP Top 10 for LLM applications is the standard security reference. The textbook reading is Tunstall and colleagues, chapter 8, on making transformers efficient in production. See the source-verification report for the latest checks and access limitations.</w:t>
+        <w:t xml:space="preserve">Microsoft's Generative AI for Beginners has lessons on building and securing applications. The Hugging Face Inference Providers and Gemini compatibility pages show a basic OpenAI-compatible pattern; supported features and billing differ by provider. The vLLM documentation and Ollama cover self-hosted and local serving. Gradio and FastAPI tutorials cover the application layer. The OWASP Top 10 for LLM applications is the standard security reference. The textbook reading is Tunstall and colleagues, chapter 8, on making transformers efficient in production. See the source-verification report for the latest checks and access limitations.</w:t>
       </w:r>
     </w:p>
     <w:p>
@@ -21832,7 +22691,7 @@
       <w:r>
         <w:t xml:space="preserve"> </w:t>
       </w:r>
-      <w:hyperlink w:history="1" r:id="rId_ntfgbquk1uwit4b-ysbo">
+      <w:hyperlink w:history="1" r:id="rIdj5wyajd1fdfjbsswuxzfp">
         <w:r>
           <w:rPr>
             <w:color w:val="4F46E5"/>
@@ -21865,7 +22724,7 @@
       <w:r>
         <w:t xml:space="preserve"> </w:t>
       </w:r>
-      <w:hyperlink w:history="1" r:id="rIdif4kl3cuyfq7yoolpbkze">
+      <w:hyperlink w:history="1" r:id="rIdkquvmcwqz-nr_zo1jxk22">
         <w:r>
           <w:rPr>
             <w:color w:val="4F46E5"/>
@@ -21898,7 +22757,7 @@
       <w:r>
         <w:t xml:space="preserve"> </w:t>
       </w:r>
-      <w:hyperlink w:history="1" r:id="rIdw6i7me9frxatfcjgvx4qm">
+      <w:hyperlink w:history="1" r:id="rId2lsawv9fmsdus4hyjmzh0">
         <w:r>
           <w:rPr>
             <w:color w:val="4F46E5"/>
@@ -21931,7 +22790,7 @@
       <w:r>
         <w:t xml:space="preserve"> </w:t>
       </w:r>
-      <w:hyperlink w:history="1" r:id="rIdpdu4_xdjzyy0m-kw-bmx_">
+      <w:hyperlink w:history="1" r:id="rIdeum0vajy9exwcxgdaecjw">
         <w:r>
           <w:rPr>
             <w:color w:val="4F46E5"/>
@@ -21964,7 +22823,7 @@
       <w:r>
         <w:t xml:space="preserve"> </w:t>
       </w:r>
-      <w:hyperlink w:history="1" r:id="rIdmqpk8xl3djeeznma5awug">
+      <w:hyperlink w:history="1" r:id="rIdh0irl1ah0mpzf1k6winab">
         <w:r>
           <w:rPr>
             <w:color w:val="4F46E5"/>
@@ -21997,7 +22856,7 @@
       <w:r>
         <w:t xml:space="preserve"> </w:t>
       </w:r>
-      <w:hyperlink w:history="1" r:id="rIdfwwwjgagnbopsspmejaom">
+      <w:hyperlink w:history="1" r:id="rIdta9uthzf1qzqospvvtsok">
         <w:r>
           <w:rPr>
             <w:color w:val="4F46E5"/>
@@ -22030,7 +22889,7 @@
       <w:r>
         <w:t xml:space="preserve"> </w:t>
       </w:r>
-      <w:hyperlink w:history="1" r:id="rId437aok8cayuomz4qqi0br">
+      <w:hyperlink w:history="1" r:id="rIdzl6bvlxcqktp4e5au0ud4">
         <w:r>
           <w:rPr>
             <w:color w:val="4F46E5"/>
@@ -22063,7 +22922,7 @@
       <w:r>
         <w:t xml:space="preserve"> </w:t>
       </w:r>
-      <w:hyperlink w:history="1" r:id="rIdkj84b5izvhugsoj-7yw6c">
+      <w:hyperlink w:history="1" r:id="rId6bdfys5zqqgqxkhoozei-">
         <w:r>
           <w:rPr>
             <w:color w:val="4F46E5"/>
@@ -22092,7 +22951,7 @@
         <w:spacing w:after="140" w:line="288"/>
       </w:pPr>
       <w:r>
-        <w:t xml:space="preserve">The projected slides show short excerpts. Read these complete examples alongside the lab definitions and imports. The local lab binds port 0, lets the operating system choose a free localhost port, and reads that same server socket before configuring clients.</w:t>
+        <w:t xml:space="preserve">The projected slides show short excerpts. Read these complete examples alongside the lab definitions and imports. The core uses TestClient inside the process and opens no port. The optional server binds port 0, lets the operating system choose a free localhost port, and reads that same server socket before configuring clients.</w:t>
       </w:r>
     </w:p>
     <w:p>
@@ -22205,11 +23064,25 @@
             <w:r>
               <w:rPr>
                 <w:rFonts w:ascii="Consolas" w:cs="Consolas" w:eastAsia="Consolas" w:hAnsi="Consolas"/>
-                <w:color w:val="1F2937"/>
+                <w:color w:val="6B7280"/>
                 <w:sz w:val="18"/>
                 <w:szCs w:val="18"/>
               </w:rPr>
-              <w:t xml:space="preserve">client = OpenAI(base_url=BASE_URL, api_key=get_secret("API_KEY"))</w:t>
+              <w:t xml:space="preserve"># Optional architecture example: client configured for a stream-capable endpoint.</w:t>
+            </w:r>
+          </w:p>
+          <w:p>
+            <w:pPr>
+              <w:spacing w:after="0" w:line="252"/>
+            </w:pPr>
+            <w:r>
+              <w:rPr>
+                <w:rFonts w:ascii="Consolas" w:cs="Consolas" w:eastAsia="Consolas" w:hAnsi="Consolas"/>
+                <w:color w:val="6B7280"/>
+                <w:sz w:val="18"/>
+                <w:szCs w:val="18"/>
+              </w:rPr>
+              <w:t xml:space="preserve"># Use controlled server-side credentials; the minimal local endpoint does not stream.</w:t>
             </w:r>
           </w:p>
           <w:p>
@@ -22423,6 +23296,40 @@
       </w:pPr>
       <w:r>
         <w:t xml:space="preserve">An OpenAI-compatible endpoint with FastAPI</w:t>
+      </w:r>
+    </w:p>
+    <w:p>
+      <w:pPr>
+        <w:keepNext w:val="false"/>
+        <w:keepLines/>
+        <w:spacing w:after="140" w:line="288"/>
+      </w:pPr>
+      <w:r>
+        <w:t xml:space="preserve">This complete handler relies on the lab's </w:t>
+      </w:r>
+      <w:r>
+        <w:rPr>
+          <w:rFonts w:ascii="Consolas" w:cs="Consolas" w:eastAsia="Consolas" w:hAnsi="Consolas"/>
+          <w:color w:val="4F46E5"/>
+          <w:sz w:val="20"/>
+          <w:szCs w:val="20"/>
+        </w:rPr>
+        <w:t xml:space="preserve">generate</w:t>
+      </w:r>
+      <w:r>
+        <w:t xml:space="preserve">, model identity and shared imports. Schema validation supplies HTTP 422 for unsupported fields; it supplies neither authentication nor the separate </w:t>
+      </w:r>
+      <w:r>
+        <w:rPr>
+          <w:rFonts w:ascii="Consolas" w:cs="Consolas" w:eastAsia="Consolas" w:hAnsi="Consolas"/>
+          <w:color w:val="4F46E5"/>
+          <w:sz w:val="20"/>
+          <w:szCs w:val="20"/>
+        </w:rPr>
+        <w:t xml:space="preserve">respond</w:t>
+      </w:r>
+      <w:r>
+        <w:t xml:space="preserve"> content checks.</w:t>
       </w:r>
     </w:p>
     <w:tbl>
@@ -22488,7 +23395,7 @@
                 <w:sz w:val="18"/>
                 <w:szCs w:val="18"/>
               </w:rPr>
-              <w:t xml:space="preserve">from pydantic import BaseModel</w:t>
+              <w:t xml:space="preserve">from fastapi.testclient import TestClient</w:t>
             </w:r>
           </w:p>
           <w:p>
@@ -22502,7 +23409,7 @@
                 <w:sz w:val="18"/>
                 <w:szCs w:val="18"/>
               </w:rPr>
-              <w:t xml:space="preserve"> </w:t>
+              <w:t xml:space="preserve">from pydantic import BaseModel, Field</w:t>
             </w:r>
           </w:p>
           <w:p>
@@ -22516,7 +23423,7 @@
                 <w:sz w:val="18"/>
                 <w:szCs w:val="18"/>
               </w:rPr>
-              <w:t xml:space="preserve">class ChatRequest(BaseModel):</w:t>
+              <w:t xml:space="preserve">from typing import Literal</w:t>
             </w:r>
           </w:p>
           <w:p>
@@ -22530,7 +23437,7 @@
                 <w:sz w:val="18"/>
                 <w:szCs w:val="18"/>
               </w:rPr>
-              <w:t xml:space="preserve">    messages: list[dict]</w:t>
+              <w:t xml:space="preserve"> </w:t>
             </w:r>
           </w:p>
           <w:p>
@@ -22544,7 +23451,7 @@
                 <w:sz w:val="18"/>
                 <w:szCs w:val="18"/>
               </w:rPr>
-              <w:t xml:space="preserve">    max_tokens: int = 128</w:t>
+              <w:t xml:space="preserve">class ChatMessage(BaseModel):</w:t>
             </w:r>
           </w:p>
           <w:p>
@@ -22558,7 +23465,7 @@
                 <w:sz w:val="18"/>
                 <w:szCs w:val="18"/>
               </w:rPr>
-              <w:t xml:space="preserve"> </w:t>
+              <w:t xml:space="preserve">    role: Literal["system", "user", "assistant"]</w:t>
             </w:r>
           </w:p>
           <w:p>
@@ -22572,7 +23479,7 @@
                 <w:sz w:val="18"/>
                 <w:szCs w:val="18"/>
               </w:rPr>
-              <w:t xml:space="preserve">api = FastAPI()</w:t>
+              <w:t xml:space="preserve">    content: str = Field(min_length=1, max_length=2000)</w:t>
             </w:r>
           </w:p>
           <w:p>
@@ -22600,7 +23507,7 @@
                 <w:sz w:val="18"/>
                 <w:szCs w:val="18"/>
               </w:rPr>
-              <w:t xml:space="preserve">@api.post("/v1/chat/completions")</w:t>
+              <w:t xml:space="preserve"> </w:t>
             </w:r>
           </w:p>
           <w:p>
@@ -22614,7 +23521,7 @@
                 <w:sz w:val="18"/>
                 <w:szCs w:val="18"/>
               </w:rPr>
-              <w:t xml:space="preserve">def chat(req: ChatRequest):</w:t>
+              <w:t xml:space="preserve">class ChatRequest(BaseModel):</w:t>
             </w:r>
           </w:p>
           <w:p>
@@ -22628,7 +23535,7 @@
                 <w:sz w:val="18"/>
                 <w:szCs w:val="18"/>
               </w:rPr>
-              <w:t xml:space="preserve">    text, n_in, n_out = generate(req.messages, req.max_tokens)</w:t>
+              <w:t xml:space="preserve">    model: str = "local"</w:t>
             </w:r>
           </w:p>
           <w:p>
@@ -22642,7 +23549,7 @@
                 <w:sz w:val="18"/>
                 <w:szCs w:val="18"/>
               </w:rPr>
-              <w:t xml:space="preserve">    return {"object": "chat.completion",</w:t>
+              <w:t xml:space="preserve">    messages: list[ChatMessage] = Field(min_length=1, max_length=8)</w:t>
             </w:r>
           </w:p>
           <w:p>
@@ -22656,7 +23563,7 @@
                 <w:sz w:val="18"/>
                 <w:szCs w:val="18"/>
               </w:rPr>
-              <w:t xml:space="preserve">            "choices": [{"index": 0, "finish_reason": "stop",</w:t>
+              <w:t xml:space="preserve">    max_tokens: int = Field(default=24, ge=1, le=256)</w:t>
             </w:r>
           </w:p>
           <w:p>
@@ -22670,7 +23577,7 @@
                 <w:sz w:val="18"/>
                 <w:szCs w:val="18"/>
               </w:rPr>
-              <w:t xml:space="preserve">                         "message": {"role": "assistant", "content": text}}],</w:t>
+              <w:t xml:space="preserve">    temperature: float = Field(default=0.0, ge=0.0, le=0.0)  # greedy-only demo; reject unsupported settings</w:t>
             </w:r>
           </w:p>
           <w:p>
@@ -22684,7 +23591,7 @@
                 <w:sz w:val="18"/>
                 <w:szCs w:val="18"/>
               </w:rPr>
-              <w:t xml:space="preserve">            "usage": {"prompt_tokens": n_in, "completion_tokens": n_out,</w:t>
+              <w:t xml:space="preserve"> </w:t>
             </w:r>
           </w:p>
           <w:p>
@@ -22698,7 +23605,161 @@
                 <w:sz w:val="18"/>
                 <w:szCs w:val="18"/>
               </w:rPr>
-              <w:t xml:space="preserve">                      "total_tokens": n_in + n_out}}</w:t>
+              <w:t xml:space="preserve"> </w:t>
+            </w:r>
+          </w:p>
+          <w:p>
+            <w:pPr>
+              <w:spacing w:after="0" w:line="252"/>
+            </w:pPr>
+            <w:r>
+              <w:rPr>
+                <w:rFonts w:ascii="Consolas" w:cs="Consolas" w:eastAsia="Consolas" w:hAnsi="Consolas"/>
+                <w:color w:val="1F2937"/>
+                <w:sz w:val="18"/>
+                <w:szCs w:val="18"/>
+              </w:rPr>
+              <w:t xml:space="preserve">api = FastAPI()</w:t>
+            </w:r>
+          </w:p>
+          <w:p>
+            <w:pPr>
+              <w:spacing w:after="0" w:line="252"/>
+            </w:pPr>
+            <w:r>
+              <w:rPr>
+                <w:rFonts w:ascii="Consolas" w:cs="Consolas" w:eastAsia="Consolas" w:hAnsi="Consolas"/>
+                <w:color w:val="1F2937"/>
+                <w:sz w:val="18"/>
+                <w:szCs w:val="18"/>
+              </w:rPr>
+              <w:t xml:space="preserve"> </w:t>
+            </w:r>
+          </w:p>
+          <w:p>
+            <w:pPr>
+              <w:spacing w:after="0" w:line="252"/>
+            </w:pPr>
+            <w:r>
+              <w:rPr>
+                <w:rFonts w:ascii="Consolas" w:cs="Consolas" w:eastAsia="Consolas" w:hAnsi="Consolas"/>
+                <w:color w:val="1F2937"/>
+                <w:sz w:val="18"/>
+                <w:szCs w:val="18"/>
+              </w:rPr>
+              <w:t xml:space="preserve">@api.post("/v1/chat/completions")</w:t>
+            </w:r>
+          </w:p>
+          <w:p>
+            <w:pPr>
+              <w:spacing w:after="0" w:line="252"/>
+            </w:pPr>
+            <w:r>
+              <w:rPr>
+                <w:rFonts w:ascii="Consolas" w:cs="Consolas" w:eastAsia="Consolas" w:hAnsi="Consolas"/>
+                <w:color w:val="1F2937"/>
+                <w:sz w:val="18"/>
+                <w:szCs w:val="18"/>
+              </w:rPr>
+              <w:t xml:space="preserve">def chat_completions(req: ChatRequest):</w:t>
+            </w:r>
+          </w:p>
+          <w:p>
+            <w:pPr>
+              <w:spacing w:after="0" w:line="252"/>
+            </w:pPr>
+            <w:r>
+              <w:rPr>
+                <w:rFonts w:ascii="Consolas" w:cs="Consolas" w:eastAsia="Consolas" w:hAnsi="Consolas"/>
+                <w:color w:val="1F2937"/>
+                <w:sz w:val="18"/>
+                <w:szCs w:val="18"/>
+              </w:rPr>
+              <w:t xml:space="preserve">    text, n_in, n_out = generate(req.messages, max_new_tokens=min(req.max_tokens, CORE_TOKENS))</w:t>
+            </w:r>
+          </w:p>
+          <w:p>
+            <w:pPr>
+              <w:spacing w:after="0" w:line="252"/>
+            </w:pPr>
+            <w:r>
+              <w:rPr>
+                <w:rFonts w:ascii="Consolas" w:cs="Consolas" w:eastAsia="Consolas" w:hAnsi="Consolas"/>
+                <w:color w:val="1F2937"/>
+                <w:sz w:val="18"/>
+                <w:szCs w:val="18"/>
+              </w:rPr>
+              <w:t xml:space="preserve">    return {"id": f"chatcmpl-{int(time.time() * 1000)}", "object": "chat.completion", "created": int(time.time()), "model": MODEL_VERSION,</w:t>
+            </w:r>
+          </w:p>
+          <w:p>
+            <w:pPr>
+              <w:spacing w:after="0" w:line="252"/>
+            </w:pPr>
+            <w:r>
+              <w:rPr>
+                <w:rFonts w:ascii="Consolas" w:cs="Consolas" w:eastAsia="Consolas" w:hAnsi="Consolas"/>
+                <w:color w:val="1F2937"/>
+                <w:sz w:val="18"/>
+                <w:szCs w:val="18"/>
+              </w:rPr>
+              <w:t xml:space="preserve">            "choices": [{"index": 0, "message": {"role": "assistant", "content": text}, "finish_reason": getattr(text, "finish_reason", "stop")}],</w:t>
+            </w:r>
+          </w:p>
+          <w:p>
+            <w:pPr>
+              <w:spacing w:after="0" w:line="252"/>
+            </w:pPr>
+            <w:r>
+              <w:rPr>
+                <w:rFonts w:ascii="Consolas" w:cs="Consolas" w:eastAsia="Consolas" w:hAnsi="Consolas"/>
+                <w:color w:val="1F2937"/>
+                <w:sz w:val="18"/>
+                <w:szCs w:val="18"/>
+              </w:rPr>
+              <w:t xml:space="preserve">            "usage": {"prompt_tokens": n_in, "completion_tokens": n_out, "total_tokens": n_in + n_out}}</w:t>
+            </w:r>
+          </w:p>
+          <w:p>
+            <w:pPr>
+              <w:spacing w:after="0" w:line="252"/>
+            </w:pPr>
+            <w:r>
+              <w:rPr>
+                <w:rFonts w:ascii="Consolas" w:cs="Consolas" w:eastAsia="Consolas" w:hAnsi="Consolas"/>
+                <w:color w:val="1F2937"/>
+                <w:sz w:val="18"/>
+                <w:szCs w:val="18"/>
+              </w:rPr>
+              <w:t xml:space="preserve"> </w:t>
+            </w:r>
+          </w:p>
+          <w:p>
+            <w:pPr>
+              <w:spacing w:after="0" w:line="252"/>
+            </w:pPr>
+            <w:r>
+              <w:rPr>
+                <w:rFonts w:ascii="Consolas" w:cs="Consolas" w:eastAsia="Consolas" w:hAnsi="Consolas"/>
+                <w:color w:val="1F2937"/>
+                <w:sz w:val="18"/>
+                <w:szCs w:val="18"/>
+              </w:rPr>
+              <w:t xml:space="preserve"> </w:t>
+            </w:r>
+          </w:p>
+          <w:p>
+            <w:pPr>
+              <w:spacing w:after="0" w:line="252"/>
+            </w:pPr>
+            <w:r>
+              <w:rPr>
+                <w:rFonts w:ascii="Consolas" w:cs="Consolas" w:eastAsia="Consolas" w:hAnsi="Consolas"/>
+                <w:color w:val="1F2937"/>
+                <w:sz w:val="18"/>
+                <w:szCs w:val="18"/>
+              </w:rPr>
+              <w:t xml:space="preserve">test_client = TestClient(api)</w:t>
             </w:r>
           </w:p>
         </w:tc>
@@ -22715,7 +23776,16 @@
         <w:keepNext/>
       </w:pPr>
       <w:r>
-        <w:t xml:space="preserve">Class recap</w:t>
+        <w:t xml:space="preserve">Worked examples for the CPU core</w:t>
+      </w:r>
+    </w:p>
+    <w:p>
+      <w:pPr>
+        <w:pStyle w:val="Heading2"/>
+        <w:keepNext/>
+      </w:pPr>
+      <w:r>
+        <w:t xml:space="preserve">Follow shapes through one endpoint request</w:t>
       </w:r>
     </w:p>
     <w:p>
@@ -22729,7 +23799,7 @@
         <w:spacing w:after="80" w:line="276"/>
       </w:pPr>
       <w:r>
-        <w:t xml:space="preserve">Choose model, server and application layers.</w:t>
+        <w:t xml:space="preserve">Start with one invented user message and an output cap of 24 tokens. JSON names fields; it is not a tensor.</w:t>
       </w:r>
     </w:p>
     <w:p>
@@ -22743,7 +23813,7 @@
         <w:spacing w:after="80" w:line="276"/>
       </w:pPr>
       <w:r>
-        <w:t xml:space="preserve">Protect keys; estimate tokens and cost.</w:t>
+        <w:t xml:space="preserve">Validate the declared roles, non-empty text and positive cap. Invalid fields produce HTTP 422 before generation.</w:t>
       </w:r>
     </w:p>
     <w:p>
@@ -22757,7 +23827,43 @@
         <w:spacing w:after="80" w:line="276"/>
       </w:pPr>
       <w:r>
-        <w:t xml:space="preserve">Measure first text and full wait.</w:t>
+        <w:t xml:space="preserve">The chat template adds role markers. Tokenisation creates </w:t>
+      </w:r>
+      <w:r>
+        <w:rPr>
+          <w:rFonts w:ascii="Consolas" w:cs="Consolas" w:eastAsia="Consolas" w:hAnsi="Consolas"/>
+          <w:color w:val="4F46E5"/>
+          <w:sz w:val="20"/>
+          <w:szCs w:val="20"/>
+        </w:rPr>
+        <w:t xml:space="preserve">input_ids</w:t>
+      </w:r>
+      <w:r>
+        <w:t xml:space="preserve"> and </w:t>
+      </w:r>
+      <w:r>
+        <w:rPr>
+          <w:rFonts w:ascii="Consolas" w:cs="Consolas" w:eastAsia="Consolas" w:hAnsi="Consolas"/>
+          <w:color w:val="4F46E5"/>
+          <w:sz w:val="20"/>
+          <w:szCs w:val="20"/>
+        </w:rPr>
+        <w:t xml:space="preserve">attention_mask</w:t>
+      </w:r>
+      <w:r>
+        <w:t xml:space="preserve"> with shape </w:t>
+      </w:r>
+      <w:r>
+        <w:rPr>
+          <w:rFonts w:ascii="Consolas" w:cs="Consolas" w:eastAsia="Consolas" w:hAnsi="Consolas"/>
+          <w:color w:val="4F46E5"/>
+          <w:sz w:val="20"/>
+          <w:szCs w:val="20"/>
+        </w:rPr>
+        <w:t xml:space="preserve">[1,L]</w:t>
+      </w:r>
+      <w:r>
+        <w:t xml:space="preserve">: one sequence, L input tokens.</w:t>
       </w:r>
     </w:p>
     <w:p>
@@ -22771,7 +23877,19 @@
         <w:spacing w:after="80" w:line="276"/>
       </w:pPr>
       <w:r>
-        <w:t xml:space="preserve">Compare deployment and efficiency tradeoffs.</w:t>
+        <w:t xml:space="preserve">Fixed-weight generation returns </w:t>
+      </w:r>
+      <w:r>
+        <w:rPr>
+          <w:rFonts w:ascii="Consolas" w:cs="Consolas" w:eastAsia="Consolas" w:hAnsi="Consolas"/>
+          <w:color w:val="4F46E5"/>
+          <w:sz w:val="20"/>
+          <w:szCs w:val="20"/>
+        </w:rPr>
+        <w:t xml:space="preserve">[1,L+n]</w:t>
+      </w:r>
+      <w:r>
+        <w:t xml:space="preserve">, with n at most 24. Remove the first L IDs and decode only the continuation.</w:t>
       </w:r>
     </w:p>
     <w:p>
@@ -22785,8 +23903,982 @@
         <w:spacing w:after="80" w:line="276"/>
       </w:pPr>
       <w:r>
-        <w:t xml:space="preserve">Package tested versions.</w:t>
-      </w:r>
+        <w:t xml:space="preserve">Return </w:t>
+      </w:r>
+      <w:r>
+        <w:rPr>
+          <w:rFonts w:ascii="Consolas" w:cs="Consolas" w:eastAsia="Consolas" w:hAnsi="Consolas"/>
+          <w:color w:val="4F46E5"/>
+          <w:sz w:val="20"/>
+          <w:szCs w:val="20"/>
+        </w:rPr>
+        <w:t xml:space="preserve">prompt_tokens=L</w:t>
+      </w:r>
+      <w:r>
+        <w:t xml:space="preserve">, </w:t>
+      </w:r>
+      <w:r>
+        <w:rPr>
+          <w:rFonts w:ascii="Consolas" w:cs="Consolas" w:eastAsia="Consolas" w:hAnsi="Consolas"/>
+          <w:color w:val="4F46E5"/>
+          <w:sz w:val="20"/>
+          <w:szCs w:val="20"/>
+        </w:rPr>
+        <w:t xml:space="preserve">completion_tokens=n</w:t>
+      </w:r>
+      <w:r>
+        <w:t xml:space="preserve">, and their sum. Termination metadata distinguishes end-of-sequence from the cap. TestClient measures the in-process handler; it excludes network travel.</w:t>
+      </w:r>
+    </w:p>
+    <w:p>
+      <w:pPr>
+        <w:pStyle w:val="Heading2"/>
+        <w:keepNext/>
+      </w:pPr>
+      <w:r>
+        <w:t xml:space="preserve">Read every quantisation symbol</w:t>
+      </w:r>
+    </w:p>
+    <w:p>
+      <w:pPr>
+        <w:keepNext w:val="false"/>
+        <w:keepLines/>
+        <w:spacing w:after="140" w:line="288"/>
+      </w:pPr>
+      <w:r>
+        <w:t xml:space="preserve">In the equations, the parameter count </w:t>
+      </w:r>
+      <w:r>
+        <w:rPr>
+          <w:i/>
+          <w:iCs/>
+        </w:rPr>
+        <w:t xml:space="preserve">N</w:t>
+      </w:r>
+      <w:r>
+        <w:t xml:space="preserve"> counts stored weights. The vector or tensor </w:t>
+      </w:r>
+      <w:r>
+        <w:rPr>
+          <w:i/>
+          <w:iCs/>
+        </w:rPr>
+        <w:t xml:space="preserve">w</w:t>
+      </w:r>
+      <w:r>
+        <w:t xml:space="preserve"> contains original weights. The number </w:t>
+      </w:r>
+      <w:r>
+        <w:rPr>
+          <w:i/>
+          <w:iCs/>
+        </w:rPr>
+        <w:t xml:space="preserve">b</w:t>
+      </w:r>
+      <w:r>
+        <w:t xml:space="preserve"> is the chosen bits per weight; eight bits make one byte. The scale </w:t>
+      </w:r>
+      <w:r>
+        <w:rPr>
+          <w:i/>
+          <w:iCs/>
+        </w:rPr>
+        <w:t xml:space="preserve">s</w:t>
+      </w:r>
+      <w:r>
+        <w:t xml:space="preserve"> maps the largest magnitude in a group to its permitted integer range. The integer </w:t>
+      </w:r>
+      <w:r>
+        <w:rPr>
+          <w:i/>
+          <w:iCs/>
+        </w:rPr>
+        <w:t xml:space="preserve">q</w:t>
+      </w:r>
+      <w:r>
+        <w:t xml:space="preserve"> is obtained by rounding </w:t>
+      </w:r>
+      <w:r>
+        <w:rPr>
+          <w:i/>
+          <w:iCs/>
+        </w:rPr>
+        <w:t xml:space="preserve">w</w:t>
+      </w:r>
+      <w:r>
+        <w:rPr>
+          <w:i w:val="false"/>
+          <w:iCs w:val="false"/>
+        </w:rPr>
+        <w:t xml:space="preserve">/</w:t>
+      </w:r>
+      <w:r>
+        <w:rPr>
+          <w:i/>
+          <w:iCs/>
+        </w:rPr>
+        <w:t xml:space="preserve">s</w:t>
+      </w:r>
+      <w:r>
+        <w:t xml:space="preserve">; the reconstructed value </w:t>
+      </w:r>
+      <w:r>
+        <w:rPr>
+          <w:i/>
+          <w:iCs/>
+        </w:rPr>
+        <w:t xml:space="preserve">ŵ</w:t>
+      </w:r>
+      <w:r>
+        <w:t xml:space="preserve"> is </w:t>
+      </w:r>
+      <w:r>
+        <w:rPr>
+          <w:i/>
+          <w:iCs/>
+        </w:rPr>
+        <w:t xml:space="preserve">q</w:t>
+      </w:r>
+      <w:r>
+        <w:t xml:space="preserve"> multiplied by </w:t>
+      </w:r>
+      <w:r>
+        <w:rPr>
+          <w:i/>
+          <w:iCs/>
+        </w:rPr>
+        <w:t xml:space="preserve">s</w:t>
+      </w:r>
+      <w:r>
+        <w:t xml:space="preserve">. The maximum operator selects the largest absolute group value and the rounding operator selects the nearest integer. Absolute-value bars mean magnitude, and the powers of two set the symmetric integer range.</w:t>
+      </w:r>
+    </w:p>
+    <w:p>
+      <w:pPr>
+        <w:keepNext w:val="false"/>
+        <w:keepLines/>
+        <w:spacing w:after="140" w:line="288"/>
+      </w:pPr>
+      <w:r>
+        <w:t xml:space="preserve">For a four-bit group with maximum magnitude 1, </w:t>
+      </w:r>
+      <w:r>
+        <w:rPr>
+          <w:i/>
+          <w:iCs/>
+        </w:rPr>
+        <w:t xml:space="preserve">q</w:t>
+      </w:r>
+      <w:r>
+        <w:rPr>
+          <w:i w:val="false"/>
+          <w:iCs w:val="false"/>
+        </w:rPr>
+        <w:t xml:space="preserve">ₘₐₓ=2⁴⁻¹−1=7</w:t>
+      </w:r>
+      <w:r>
+        <w:t xml:space="preserve"> and </w:t>
+      </w:r>
+      <w:r>
+        <w:rPr>
+          <w:i/>
+          <w:iCs/>
+        </w:rPr>
+        <w:t xml:space="preserve">s</w:t>
+      </w:r>
+      <w:r>
+        <w:rPr>
+          <w:i w:val="false"/>
+          <w:iCs w:val="false"/>
+        </w:rPr>
+        <w:t xml:space="preserve">=1/7</w:t>
+      </w:r>
+      <w:r>
+        <w:t xml:space="preserve">. For </w:t>
+      </w:r>
+      <w:r>
+        <w:rPr>
+          <w:i/>
+          <w:iCs/>
+        </w:rPr>
+        <w:t xml:space="preserve">w</w:t>
+      </w:r>
+      <w:r>
+        <w:rPr>
+          <w:i w:val="false"/>
+          <w:iCs w:val="false"/>
+        </w:rPr>
+        <w:t xml:space="preserve">=0.2</w:t>
+      </w:r>
+      <w:r>
+        <w:t xml:space="preserve">, rounding </w:t>
+      </w:r>
+      <w:r>
+        <w:rPr>
+          <w:i w:val="false"/>
+          <w:iCs w:val="false"/>
+        </w:rPr>
+        <w:t xml:space="preserve">0.2/(1/7)=1.4</w:t>
+      </w:r>
+      <w:r>
+        <w:t xml:space="preserve"> gives </w:t>
+      </w:r>
+      <w:r>
+        <w:rPr>
+          <w:i/>
+          <w:iCs/>
+        </w:rPr>
+        <w:t xml:space="preserve">q</w:t>
+      </w:r>
+      <w:r>
+        <w:rPr>
+          <w:i w:val="false"/>
+          <w:iCs w:val="false"/>
+        </w:rPr>
+        <w:t xml:space="preserve">=1</w:t>
+      </w:r>
+      <w:r>
+        <w:t xml:space="preserve">, so </w:t>
+      </w:r>
+      <w:r>
+        <w:rPr>
+          <w:i/>
+          <w:iCs/>
+        </w:rPr>
+        <w:t xml:space="preserve">ŵ</w:t>
+      </w:r>
+      <w:r>
+        <w:rPr>
+          <w:i w:val="false"/>
+          <w:iCs w:val="false"/>
+        </w:rPr>
+        <w:t xml:space="preserve">=1/7≈0.143</w:t>
+      </w:r>
+      <w:r>
+        <w:t xml:space="preserve">. Zero groups use a small scale floor to avoid division by zero. The helper returns floating-point reconstructions; it does not pack integer storage. All linear weights are restored in a finally block before later experiments.</w:t>
+      </w:r>
+    </w:p>
+    <w:p>
+      <w:pPr>
+        <w:pStyle w:val="Heading2"/>
+        <w:keepNext/>
+      </w:pPr>
+      <w:r>
+        <w:t xml:space="preserve">Cost arithmetic with units</w:t>
+      </w:r>
+    </w:p>
+    <w:p>
+      <w:pPr>
+        <w:keepNext w:val="false"/>
+        <w:keepLines/>
+        <w:spacing w:after="140" w:line="288"/>
+      </w:pPr>
+      <w:r>
+        <w:t xml:space="preserve">For 500 fictional users, 20 daily requests and 30 days, the request count is 300,000. At 800 input and 300 output tokens each, monthly counts are 240 million input and 90 million output tokens. The illustrative input/output rates of </w:t>
+      </w:r>
+      <w:r>
+        <w:t xml:space="preserve">$</w:t>
+      </w:r>
+      <w:r>
+        <w:t xml:space="preserve">0.10/</w:t>
+      </w:r>
+      <w:r>
+        <w:t xml:space="preserve">$</w:t>
+      </w:r>
+      <w:r>
+        <w:t xml:space="preserve">0.40 per million give </w:t>
+      </w:r>
+      <w:r>
+        <w:t xml:space="preserve">$</w:t>
+      </w:r>
+      <w:r>
+        <w:t xml:space="preserve">24+</w:t>
+      </w:r>
+      <w:r>
+        <w:t xml:space="preserve">$</w:t>
+      </w:r>
+      <w:r>
+        <w:t xml:space="preserve">36=</w:t>
+      </w:r>
+      <w:r>
+        <w:t xml:space="preserve">$</w:t>
+      </w:r>
+      <w:r>
+        <w:t xml:space="preserve">60. Those rates are classroom inputs, not current vendor prices. The always-on illustrative GPU row is </w:t>
+      </w:r>
+      <w:r>
+        <w:t xml:space="preserve">$</w:t>
+      </w:r>
+      <w:r>
+        <w:t xml:space="preserve">0.60 × 24 × 30 = </w:t>
+      </w:r>
+      <w:r>
+        <w:t xml:space="preserve">$</w:t>
+      </w:r>
+      <w:r>
+        <w:t xml:space="preserve">432 before staff and other costs. Neither calculation proves that the candidate meets quality or peak-load requirements.</w:t>
+      </w:r>
+    </w:p>
+    <w:p>
+      <w:pPr>
+        <w:pStyle w:val="Heading2"/>
+        <w:keepNext/>
+      </w:pPr>
+      <w:r>
+        <w:t xml:space="preserve">Monitoring populations and limitations</w:t>
+      </w:r>
+    </w:p>
+    <w:p>
+      <w:pPr>
+        <w:keepNext w:val="false"/>
+        <w:keepLines/>
+        <w:spacing w:after="140" w:line="288"/>
+      </w:pPr>
+      <w:r>
+        <w:t xml:space="preserve">The revised core sends four invented requests through </w:t>
+      </w:r>
+      <w:r>
+        <w:rPr>
+          <w:rFonts w:ascii="Consolas" w:cs="Consolas" w:eastAsia="Consolas" w:hAnsi="Consolas"/>
+          <w:color w:val="4F46E5"/>
+          <w:sz w:val="20"/>
+          <w:szCs w:val="20"/>
+        </w:rPr>
+        <w:t xml:space="preserve">respond</w:t>
+      </w:r>
+      <w:r>
+        <w:t xml:space="preserve">. The log records time, model identity, duration, block reason and separate token counts, without raw request text. All rows contribute to request/block/redaction counts; only allowed rows enter the stated p50/p95 calculation. A blocked current message skips generation and has zero model token counts. Inspect the actual log before describing a result. With only a few allowed requests, p95 is a fragile sample estimate.</w:t>
+      </w:r>
+    </w:p>
+    <w:p>
+      <w:pPr>
+        <w:keepNext w:val="false"/>
+        <w:keepLines/>
+        <w:spacing w:after="140" w:line="288"/>
+      </w:pPr>
+      <w:r>
+        <w:t xml:space="preserve">The archived plots instead describe Qwen2.5-0.5B-Instruct on NVIDIA GeForce GTX 1650: three streaming questions, eight requests for each batch-size experiment and ten monitoring requests. The original run settings remain in stored assets and instructor evidence; newly measured SmolLM2 tables must be compared and recorded separately. An archived model reply about FastAPI is generated text, not authoritative documentation or a correctness guarantee.</w:t>
+      </w:r>
+    </w:p>
+    <w:p>
+      <w:pPr>
+        <w:pStyle w:val="Heading1"/>
+        <w:keepNext/>
+      </w:pPr>
+      <w:r>
+        <w:t xml:space="preserve">Beginner FAQ and answered self-checks</w:t>
+      </w:r>
+    </w:p>
+    <w:tbl>
+      <w:tblPr>
+        <w:tblW w:type="dxa" w:w="9412"/>
+        <w:tblBorders>
+          <w:top w:val="single" w:color="auto" w:sz="4"/>
+          <w:left w:val="single" w:color="auto" w:sz="4"/>
+          <w:bottom w:val="single" w:color="auto" w:sz="4"/>
+          <w:right w:val="single" w:color="auto" w:sz="4"/>
+          <w:insideH w:val="single" w:color="auto" w:sz="4"/>
+          <w:insideV w:val="single" w:color="auto" w:sz="4"/>
+        </w:tblBorders>
+        <w:tblLayout w:type="fixed"/>
+      </w:tblPr>
+      <w:tblGrid>
+        <w:gridCol w:w="4011"/>
+        <w:gridCol w:w="5401"/>
+      </w:tblGrid>
+      <w:tr>
+        <w:trPr>
+          <w:cantSplit/>
+          <w:tblHeader/>
+        </w:trPr>
+        <w:tc>
+          <w:tcPr>
+            <w:tcW w:type="dxa" w:w="4011"/>
+            <w:tcBorders>
+              <w:top w:val="single" w:color="D1D5DB" w:sz="4"/>
+              <w:left w:val="single" w:color="D1D5DB" w:sz="4"/>
+              <w:bottom w:val="single" w:color="D1D5DB" w:sz="4"/>
+              <w:right w:val="single" w:color="D1D5DB" w:sz="4"/>
+            </w:tcBorders>
+            <w:shd w:fill="1E1B4B" w:color="auto" w:val="clear"/>
+            <w:tcMar>
+              <w:top w:type="dxa" w:w="80"/>
+              <w:left w:type="dxa" w:w="120"/>
+              <w:bottom w:type="dxa" w:w="80"/>
+              <w:right w:type="dxa" w:w="120"/>
+            </w:tcMar>
+            <w:vAlign w:val="top"/>
+          </w:tcPr>
+          <w:p>
+            <w:r>
+              <w:rPr>
+                <w:b/>
+                <w:bCs/>
+                <w:color w:val="FFFFFF"/>
+                <w:sz w:val="20"/>
+                <w:szCs w:val="20"/>
+              </w:rPr>
+              <w:t xml:space="preserve">Question</w:t>
+            </w:r>
+          </w:p>
+        </w:tc>
+        <w:tc>
+          <w:tcPr>
+            <w:tcW w:type="dxa" w:w="5401"/>
+            <w:tcBorders>
+              <w:top w:val="single" w:color="D1D5DB" w:sz="4"/>
+              <w:left w:val="single" w:color="D1D5DB" w:sz="4"/>
+              <w:bottom w:val="single" w:color="D1D5DB" w:sz="4"/>
+              <w:right w:val="single" w:color="D1D5DB" w:sz="4"/>
+            </w:tcBorders>
+            <w:shd w:fill="1E1B4B" w:color="auto" w:val="clear"/>
+            <w:tcMar>
+              <w:top w:type="dxa" w:w="80"/>
+              <w:left w:type="dxa" w:w="120"/>
+              <w:bottom w:type="dxa" w:w="80"/>
+              <w:right w:type="dxa" w:w="120"/>
+            </w:tcMar>
+            <w:vAlign w:val="top"/>
+          </w:tcPr>
+          <w:p>
+            <w:r>
+              <w:rPr>
+                <w:b/>
+                <w:bCs/>
+                <w:color w:val="FFFFFF"/>
+                <w:sz w:val="20"/>
+                <w:szCs w:val="20"/>
+              </w:rPr>
+              <w:t xml:space="preserve">Answer</w:t>
+            </w:r>
+          </w:p>
+        </w:tc>
+      </w:tr>
+      <w:tr>
+        <w:trPr>
+          <w:cantSplit/>
+        </w:trPr>
+        <w:tc>
+          <w:tcPr>
+            <w:tcW w:type="dxa" w:w="4011"/>
+            <w:tcBorders>
+              <w:top w:val="single" w:color="D1D5DB" w:sz="4"/>
+              <w:left w:val="single" w:color="D1D5DB" w:sz="4"/>
+              <w:bottom w:val="single" w:color="D1D5DB" w:sz="4"/>
+              <w:right w:val="single" w:color="D1D5DB" w:sz="4"/>
+            </w:tcBorders>
+            <w:shd w:fill="EEF0FF" w:color="auto" w:val="clear"/>
+            <w:tcMar>
+              <w:top w:type="dxa" w:w="80"/>
+              <w:left w:type="dxa" w:w="120"/>
+              <w:bottom w:type="dxa" w:w="80"/>
+              <w:right w:type="dxa" w:w="120"/>
+            </w:tcMar>
+            <w:vAlign w:val="top"/>
+          </w:tcPr>
+          <w:p>
+            <w:r>
+              <w:rPr>
+                <w:b/>
+                <w:bCs/>
+                <w:sz w:val="20"/>
+                <w:szCs w:val="20"/>
+              </w:rPr>
+              <w:t xml:space="preserve">Why does a decorator appear above a function?</w:t>
+            </w:r>
+          </w:p>
+        </w:tc>
+        <w:tc>
+          <w:tcPr>
+            <w:tcW w:type="dxa" w:w="5401"/>
+            <w:tcBorders>
+              <w:top w:val="single" w:color="D1D5DB" w:sz="4"/>
+              <w:left w:val="single" w:color="D1D5DB" w:sz="4"/>
+              <w:bottom w:val="single" w:color="D1D5DB" w:sz="4"/>
+              <w:right w:val="single" w:color="D1D5DB" w:sz="4"/>
+            </w:tcBorders>
+            <w:shd w:fill="EEF0FF" w:color="auto" w:val="clear"/>
+            <w:tcMar>
+              <w:top w:type="dxa" w:w="80"/>
+              <w:left w:type="dxa" w:w="120"/>
+              <w:bottom w:type="dxa" w:w="80"/>
+              <w:right w:type="dxa" w:w="120"/>
+            </w:tcMar>
+            <w:vAlign w:val="top"/>
+          </w:tcPr>
+          <w:p>
+            <w:r>
+              <w:rPr>
+                <w:sz w:val="20"/>
+                <w:szCs w:val="20"/>
+              </w:rPr>
+              <w:t xml:space="preserve">It attaches that function to an endpoint; </w:t>
+            </w:r>
+            <w:r>
+              <w:rPr>
+                <w:rFonts w:ascii="Consolas" w:cs="Consolas" w:eastAsia="Consolas" w:hAnsi="Consolas"/>
+                <w:color w:val="4F46E5"/>
+                <w:sz w:val="20"/>
+                <w:szCs w:val="20"/>
+              </w:rPr>
+              <w:t xml:space="preserve">@api.post</w:t>
+            </w:r>
+            <w:r>
+              <w:rPr>
+                <w:sz w:val="20"/>
+                <w:szCs w:val="20"/>
+              </w:rPr>
+              <w:t xml:space="preserve"> declares the HTTP method and route.</w:t>
+            </w:r>
+          </w:p>
+        </w:tc>
+      </w:tr>
+      <w:tr>
+        <w:trPr>
+          <w:cantSplit/>
+        </w:trPr>
+        <w:tc>
+          <w:tcPr>
+            <w:tcW w:type="dxa" w:w="4011"/>
+            <w:tcBorders>
+              <w:top w:val="single" w:color="D1D5DB" w:sz="4"/>
+              <w:left w:val="single" w:color="D1D5DB" w:sz="4"/>
+              <w:bottom w:val="single" w:color="D1D5DB" w:sz="4"/>
+              <w:right w:val="single" w:color="D1D5DB" w:sz="4"/>
+            </w:tcBorders>
+            <w:shd w:fill="FFFFFF" w:color="auto" w:val="clear"/>
+            <w:tcMar>
+              <w:top w:type="dxa" w:w="80"/>
+              <w:left w:type="dxa" w:w="120"/>
+              <w:bottom w:type="dxa" w:w="80"/>
+              <w:right w:type="dxa" w:w="120"/>
+            </w:tcMar>
+            <w:vAlign w:val="top"/>
+          </w:tcPr>
+          <w:p>
+            <w:r>
+              <w:rPr>
+                <w:b/>
+                <w:bCs/>
+                <w:sz w:val="20"/>
+                <w:szCs w:val="20"/>
+              </w:rPr>
+              <w:t xml:space="preserve">Does JSON validation block prompt injection?</w:t>
+            </w:r>
+          </w:p>
+        </w:tc>
+        <w:tc>
+          <w:tcPr>
+            <w:tcW w:type="dxa" w:w="5401"/>
+            <w:tcBorders>
+              <w:top w:val="single" w:color="D1D5DB" w:sz="4"/>
+              <w:left w:val="single" w:color="D1D5DB" w:sz="4"/>
+              <w:bottom w:val="single" w:color="D1D5DB" w:sz="4"/>
+              <w:right w:val="single" w:color="D1D5DB" w:sz="4"/>
+            </w:tcBorders>
+            <w:shd w:fill="FFFFFF" w:color="auto" w:val="clear"/>
+            <w:tcMar>
+              <w:top w:type="dxa" w:w="80"/>
+              <w:left w:type="dxa" w:w="120"/>
+              <w:bottom w:type="dxa" w:w="80"/>
+              <w:right w:type="dxa" w:w="120"/>
+            </w:tcMar>
+            <w:vAlign w:val="top"/>
+          </w:tcPr>
+          <w:p>
+            <w:r>
+              <w:rPr>
+                <w:sz w:val="20"/>
+                <w:szCs w:val="20"/>
+              </w:rPr>
+              <w:t xml:space="preserve">No. It checks declared fields; content checks are separate and limited.</w:t>
+            </w:r>
+          </w:p>
+        </w:tc>
+      </w:tr>
+      <w:tr>
+        <w:trPr>
+          <w:cantSplit/>
+        </w:trPr>
+        <w:tc>
+          <w:tcPr>
+            <w:tcW w:type="dxa" w:w="4011"/>
+            <w:tcBorders>
+              <w:top w:val="single" w:color="D1D5DB" w:sz="4"/>
+              <w:left w:val="single" w:color="D1D5DB" w:sz="4"/>
+              <w:bottom w:val="single" w:color="D1D5DB" w:sz="4"/>
+              <w:right w:val="single" w:color="D1D5DB" w:sz="4"/>
+            </w:tcBorders>
+            <w:shd w:fill="EEF0FF" w:color="auto" w:val="clear"/>
+            <w:tcMar>
+              <w:top w:type="dxa" w:w="80"/>
+              <w:left w:type="dxa" w:w="120"/>
+              <w:bottom w:type="dxa" w:w="80"/>
+              <w:right w:type="dxa" w:w="120"/>
+            </w:tcMar>
+            <w:vAlign w:val="top"/>
+          </w:tcPr>
+          <w:p>
+            <w:r>
+              <w:rPr>
+                <w:b/>
+                <w:bCs/>
+                <w:sz w:val="20"/>
+                <w:szCs w:val="20"/>
+              </w:rPr>
+              <w:t xml:space="preserve">Does first decoded text equal exactly one token?</w:t>
+            </w:r>
+          </w:p>
+        </w:tc>
+        <w:tc>
+          <w:tcPr>
+            <w:tcW w:type="dxa" w:w="5401"/>
+            <w:tcBorders>
+              <w:top w:val="single" w:color="D1D5DB" w:sz="4"/>
+              <w:left w:val="single" w:color="D1D5DB" w:sz="4"/>
+              <w:bottom w:val="single" w:color="D1D5DB" w:sz="4"/>
+              <w:right w:val="single" w:color="D1D5DB" w:sz="4"/>
+            </w:tcBorders>
+            <w:shd w:fill="EEF0FF" w:color="auto" w:val="clear"/>
+            <w:tcMar>
+              <w:top w:type="dxa" w:w="80"/>
+              <w:left w:type="dxa" w:w="120"/>
+              <w:bottom w:type="dxa" w:w="80"/>
+              <w:right w:type="dxa" w:w="120"/>
+            </w:tcMar>
+            <w:vAlign w:val="top"/>
+          </w:tcPr>
+          <w:p>
+            <w:r>
+              <w:rPr>
+                <w:sz w:val="20"/>
+                <w:szCs w:val="20"/>
+              </w:rPr>
+              <w:t xml:space="preserve">No. A chunk can contain several tokens, so this timing approximates TTFT.</w:t>
+            </w:r>
+          </w:p>
+        </w:tc>
+      </w:tr>
+      <w:tr>
+        <w:trPr>
+          <w:cantSplit/>
+        </w:trPr>
+        <w:tc>
+          <w:tcPr>
+            <w:tcW w:type="dxa" w:w="4011"/>
+            <w:tcBorders>
+              <w:top w:val="single" w:color="D1D5DB" w:sz="4"/>
+              <w:left w:val="single" w:color="D1D5DB" w:sz="4"/>
+              <w:bottom w:val="single" w:color="D1D5DB" w:sz="4"/>
+              <w:right w:val="single" w:color="D1D5DB" w:sz="4"/>
+            </w:tcBorders>
+            <w:shd w:fill="FFFFFF" w:color="auto" w:val="clear"/>
+            <w:tcMar>
+              <w:top w:type="dxa" w:w="80"/>
+              <w:left w:type="dxa" w:w="120"/>
+              <w:bottom w:type="dxa" w:w="80"/>
+              <w:right w:type="dxa" w:w="120"/>
+            </w:tcMar>
+            <w:vAlign w:val="top"/>
+          </w:tcPr>
+          <w:p>
+            <w:r>
+              <w:rPr>
+                <w:b/>
+                <w:bCs/>
+                <w:sz w:val="20"/>
+                <w:szCs w:val="20"/>
+              </w:rPr>
+              <w:t xml:space="preserve">Does float reconstruction show real four-bit memory?</w:t>
+            </w:r>
+          </w:p>
+        </w:tc>
+        <w:tc>
+          <w:tcPr>
+            <w:tcW w:type="dxa" w:w="5401"/>
+            <w:tcBorders>
+              <w:top w:val="single" w:color="D1D5DB" w:sz="4"/>
+              <w:left w:val="single" w:color="D1D5DB" w:sz="4"/>
+              <w:bottom w:val="single" w:color="D1D5DB" w:sz="4"/>
+              <w:right w:val="single" w:color="D1D5DB" w:sz="4"/>
+            </w:tcBorders>
+            <w:shd w:fill="FFFFFF" w:color="auto" w:val="clear"/>
+            <w:tcMar>
+              <w:top w:type="dxa" w:w="80"/>
+              <w:left w:type="dxa" w:w="120"/>
+              <w:bottom w:type="dxa" w:w="80"/>
+              <w:right w:type="dxa" w:w="120"/>
+            </w:tcMar>
+            <w:vAlign w:val="top"/>
+          </w:tcPr>
+          <w:p>
+            <w:r>
+              <w:rPr>
+                <w:sz w:val="20"/>
+                <w:szCs w:val="20"/>
+              </w:rPr>
+              <w:t xml:space="preserve">No. The size table is hypothetical; actual tensors remain floating point.</w:t>
+            </w:r>
+          </w:p>
+        </w:tc>
+      </w:tr>
+      <w:tr>
+        <w:trPr>
+          <w:cantSplit/>
+        </w:trPr>
+        <w:tc>
+          <w:tcPr>
+            <w:tcW w:type="dxa" w:w="4011"/>
+            <w:tcBorders>
+              <w:top w:val="single" w:color="D1D5DB" w:sz="4"/>
+              <w:left w:val="single" w:color="D1D5DB" w:sz="4"/>
+              <w:bottom w:val="single" w:color="D1D5DB" w:sz="4"/>
+              <w:right w:val="single" w:color="D1D5DB" w:sz="4"/>
+            </w:tcBorders>
+            <w:shd w:fill="EEF0FF" w:color="auto" w:val="clear"/>
+            <w:tcMar>
+              <w:top w:type="dxa" w:w="80"/>
+              <w:left w:type="dxa" w:w="120"/>
+              <w:bottom w:type="dxa" w:w="80"/>
+              <w:right w:type="dxa" w:w="120"/>
+            </w:tcMar>
+            <w:vAlign w:val="top"/>
+          </w:tcPr>
+          <w:p>
+            <w:r>
+              <w:rPr>
+                <w:b/>
+                <w:bCs/>
+                <w:sz w:val="20"/>
+                <w:szCs w:val="20"/>
+              </w:rPr>
+              <w:t xml:space="preserve">Can a cached answer be wrong?</w:t>
+            </w:r>
+          </w:p>
+        </w:tc>
+        <w:tc>
+          <w:tcPr>
+            <w:tcW w:type="dxa" w:w="5401"/>
+            <w:tcBorders>
+              <w:top w:val="single" w:color="D1D5DB" w:sz="4"/>
+              <w:left w:val="single" w:color="D1D5DB" w:sz="4"/>
+              <w:bottom w:val="single" w:color="D1D5DB" w:sz="4"/>
+              <w:right w:val="single" w:color="D1D5DB" w:sz="4"/>
+            </w:tcBorders>
+            <w:shd w:fill="EEF0FF" w:color="auto" w:val="clear"/>
+            <w:tcMar>
+              <w:top w:type="dxa" w:w="80"/>
+              <w:left w:type="dxa" w:w="120"/>
+              <w:bottom w:type="dxa" w:w="80"/>
+              <w:right w:type="dxa" w:w="120"/>
+            </w:tcMar>
+            <w:vAlign w:val="top"/>
+          </w:tcPr>
+          <w:p>
+            <w:r>
+              <w:rPr>
+                <w:sz w:val="20"/>
+                <w:szCs w:val="20"/>
+              </w:rPr>
+              <w:t xml:space="preserve">Yes. Reuse preserves mistakes as well as text; check evidence and freshness.</w:t>
+            </w:r>
+          </w:p>
+        </w:tc>
+      </w:tr>
+      <w:tr>
+        <w:trPr>
+          <w:cantSplit/>
+        </w:trPr>
+        <w:tc>
+          <w:tcPr>
+            <w:tcW w:type="dxa" w:w="4011"/>
+            <w:tcBorders>
+              <w:top w:val="single" w:color="D1D5DB" w:sz="4"/>
+              <w:left w:val="single" w:color="D1D5DB" w:sz="4"/>
+              <w:bottom w:val="single" w:color="D1D5DB" w:sz="4"/>
+              <w:right w:val="single" w:color="D1D5DB" w:sz="4"/>
+            </w:tcBorders>
+            <w:shd w:fill="FFFFFF" w:color="auto" w:val="clear"/>
+            <w:tcMar>
+              <w:top w:type="dxa" w:w="80"/>
+              <w:left w:type="dxa" w:w="120"/>
+              <w:bottom w:type="dxa" w:w="80"/>
+              <w:right w:type="dxa" w:w="120"/>
+            </w:tcMar>
+            <w:vAlign w:val="top"/>
+          </w:tcPr>
+          <w:p>
+            <w:r>
+              <w:rPr>
+                <w:b/>
+                <w:bCs/>
+                <w:sz w:val="20"/>
+                <w:szCs w:val="20"/>
+              </w:rPr>
+              <w:t xml:space="preserve">Does a local browser demo require a public link?</w:t>
+            </w:r>
+          </w:p>
+        </w:tc>
+        <w:tc>
+          <w:tcPr>
+            <w:tcW w:type="dxa" w:w="5401"/>
+            <w:tcBorders>
+              <w:top w:val="single" w:color="D1D5DB" w:sz="4"/>
+              <w:left w:val="single" w:color="D1D5DB" w:sz="4"/>
+              <w:bottom w:val="single" w:color="D1D5DB" w:sz="4"/>
+              <w:right w:val="single" w:color="D1D5DB" w:sz="4"/>
+            </w:tcBorders>
+            <w:shd w:fill="FFFFFF" w:color="auto" w:val="clear"/>
+            <w:tcMar>
+              <w:top w:type="dxa" w:w="80"/>
+              <w:left w:type="dxa" w:w="120"/>
+              <w:bottom w:type="dxa" w:w="80"/>
+              <w:right w:type="dxa" w:w="120"/>
+            </w:tcMar>
+            <w:vAlign w:val="top"/>
+          </w:tcPr>
+          <w:p>
+            <w:r>
+              <w:rPr>
+                <w:sz w:val="20"/>
+                <w:szCs w:val="20"/>
+              </w:rPr>
+              <w:t xml:space="preserve">No. The optional Gradio stretch uses share=False.</w:t>
+            </w:r>
+          </w:p>
+        </w:tc>
+      </w:tr>
+      <w:tr>
+        <w:trPr>
+          <w:cantSplit/>
+        </w:trPr>
+        <w:tc>
+          <w:tcPr>
+            <w:tcW w:type="dxa" w:w="4011"/>
+            <w:tcBorders>
+              <w:top w:val="single" w:color="D1D5DB" w:sz="4"/>
+              <w:left w:val="single" w:color="D1D5DB" w:sz="4"/>
+              <w:bottom w:val="single" w:color="D1D5DB" w:sz="4"/>
+              <w:right w:val="single" w:color="D1D5DB" w:sz="4"/>
+            </w:tcBorders>
+            <w:shd w:fill="EEF0FF" w:color="auto" w:val="clear"/>
+            <w:tcMar>
+              <w:top w:type="dxa" w:w="80"/>
+              <w:left w:type="dxa" w:w="120"/>
+              <w:bottom w:type="dxa" w:w="80"/>
+              <w:right w:type="dxa" w:w="120"/>
+            </w:tcMar>
+            <w:vAlign w:val="top"/>
+          </w:tcPr>
+          <w:p>
+            <w:r>
+              <w:rPr>
+                <w:b/>
+                <w:bCs/>
+                <w:sz w:val="20"/>
+                <w:szCs w:val="20"/>
+              </w:rPr>
+              <w:t xml:space="preserve">Why are both provider switches false?</w:t>
+            </w:r>
+          </w:p>
+        </w:tc>
+        <w:tc>
+          <w:tcPr>
+            <w:tcW w:type="dxa" w:w="5401"/>
+            <w:tcBorders>
+              <w:top w:val="single" w:color="D1D5DB" w:sz="4"/>
+              <w:left w:val="single" w:color="D1D5DB" w:sz="4"/>
+              <w:bottom w:val="single" w:color="D1D5DB" w:sz="4"/>
+              <w:right w:val="single" w:color="D1D5DB" w:sz="4"/>
+            </w:tcBorders>
+            <w:shd w:fill="EEF0FF" w:color="auto" w:val="clear"/>
+            <w:tcMar>
+              <w:top w:type="dxa" w:w="80"/>
+              <w:left w:type="dxa" w:w="120"/>
+              <w:bottom w:type="dxa" w:w="80"/>
+              <w:right w:type="dxa" w:w="120"/>
+            </w:tcMar>
+            <w:vAlign w:val="top"/>
+          </w:tcPr>
+          <w:p>
+            <w:r>
+              <w:rPr>
+                <w:sz w:val="20"/>
+                <w:szCs w:val="20"/>
+              </w:rPr>
+              <w:t xml:space="preserve">The full core is local; hosted requests require deliberate opt-in with an available service.</w:t>
+            </w:r>
+          </w:p>
+        </w:tc>
+      </w:tr>
+      <w:tr>
+        <w:trPr>
+          <w:cantSplit/>
+        </w:trPr>
+        <w:tc>
+          <w:tcPr>
+            <w:tcW w:type="dxa" w:w="4011"/>
+            <w:tcBorders>
+              <w:top w:val="single" w:color="D1D5DB" w:sz="4"/>
+              <w:left w:val="single" w:color="D1D5DB" w:sz="4"/>
+              <w:bottom w:val="single" w:color="D1D5DB" w:sz="4"/>
+              <w:right w:val="single" w:color="D1D5DB" w:sz="4"/>
+            </w:tcBorders>
+            <w:shd w:fill="FFFFFF" w:color="auto" w:val="clear"/>
+            <w:tcMar>
+              <w:top w:type="dxa" w:w="80"/>
+              <w:left w:type="dxa" w:w="120"/>
+              <w:bottom w:type="dxa" w:w="80"/>
+              <w:right w:type="dxa" w:w="120"/>
+            </w:tcMar>
+            <w:vAlign w:val="top"/>
+          </w:tcPr>
+          <w:p>
+            <w:r>
+              <w:rPr>
+                <w:b/>
+                <w:bCs/>
+                <w:sz w:val="20"/>
+                <w:szCs w:val="20"/>
+              </w:rPr>
+              <w:t xml:space="preserve">Are TestClient timings a production load test?</w:t>
+            </w:r>
+          </w:p>
+        </w:tc>
+        <w:tc>
+          <w:tcPr>
+            <w:tcW w:type="dxa" w:w="5401"/>
+            <w:tcBorders>
+              <w:top w:val="single" w:color="D1D5DB" w:sz="4"/>
+              <w:left w:val="single" w:color="D1D5DB" w:sz="4"/>
+              <w:bottom w:val="single" w:color="D1D5DB" w:sz="4"/>
+              <w:right w:val="single" w:color="D1D5DB" w:sz="4"/>
+            </w:tcBorders>
+            <w:shd w:fill="FFFFFF" w:color="auto" w:val="clear"/>
+            <w:tcMar>
+              <w:top w:type="dxa" w:w="80"/>
+              <w:left w:type="dxa" w:w="120"/>
+              <w:bottom w:type="dxa" w:w="80"/>
+              <w:right w:type="dxa" w:w="120"/>
+            </w:tcMar>
+            <w:vAlign w:val="top"/>
+          </w:tcPr>
+          <w:p>
+            <w:r>
+              <w:rPr>
+                <w:sz w:val="20"/>
+                <w:szCs w:val="20"/>
+              </w:rPr>
+              <w:t xml:space="preserve">No. They exclude network transport and realistic concurrent arrivals.</w:t>
+            </w:r>
+          </w:p>
+        </w:tc>
+      </w:tr>
+    </w:tbl>
+    <w:p>
+      <w:pPr>
+        <w:spacing w:after="120"/>
+      </w:pPr>
     </w:p>
     <w:p>
       <w:pPr>
@@ -22794,12 +24886,1006 @@
         <w:keepLines/>
         <w:numPr>
           <w:ilvl w:val="0"/>
-          <w:numId w:val="49"/>
+          <w:numId w:val="50"/>
         </w:numPr>
         <w:spacing w:after="80" w:line="276"/>
       </w:pPr>
       <w:r>
+        <w:rPr>
+          <w:b/>
+          <w:bCs/>
+        </w:rPr>
+        <w:t xml:space="preserve">What enters the model for one request?</w:t>
+      </w:r>
+      <w:r>
+        <w:t xml:space="preserve"> Answer: a chat-template token sequence </w:t>
+      </w:r>
+      <w:r>
+        <w:rPr>
+          <w:rFonts w:ascii="Consolas" w:cs="Consolas" w:eastAsia="Consolas" w:hAnsi="Consolas"/>
+          <w:color w:val="4F46E5"/>
+          <w:sz w:val="20"/>
+          <w:szCs w:val="20"/>
+        </w:rPr>
+        <w:t xml:space="preserve">[1,L]</w:t>
+      </w:r>
+      <w:r>
+        <w:t xml:space="preserve"> and its attention mask; model weights remain fixed.</w:t>
+      </w:r>
+    </w:p>
+    <w:p>
+      <w:pPr>
+        <w:pStyle w:val="ListParagraph"/>
+        <w:keepLines/>
+        <w:numPr>
+          <w:ilvl w:val="0"/>
+          <w:numId w:val="50"/>
+        </w:numPr>
+        <w:spacing w:after="80" w:line="276"/>
+      </w:pPr>
+      <w:r>
+        <w:rPr>
+          <w:b/>
+          <w:bCs/>
+        </w:rPr>
+        <w:t xml:space="preserve">What should an invalid negative output cap do?</w:t>
+      </w:r>
+      <w:r>
+        <w:t xml:space="preserve"> Answer: produce HTTP 422 before generation through the declared schema.</w:t>
+      </w:r>
+    </w:p>
+    <w:p>
+      <w:pPr>
+        <w:pStyle w:val="ListParagraph"/>
+        <w:keepLines/>
+        <w:numPr>
+          <w:ilvl w:val="0"/>
+          <w:numId w:val="50"/>
+        </w:numPr>
+        <w:spacing w:after="80" w:line="276"/>
+      </w:pPr>
+      <w:r>
+        <w:rPr>
+          <w:b/>
+          <w:bCs/>
+        </w:rPr>
+        <w:t xml:space="preserve">Why restore original weights after quantisation scoring?</w:t>
+      </w:r>
+      <w:r>
+        <w:t xml:space="preserve"> Answer: so later comparisons use the same reference model rather than an accidentally modified one.</w:t>
+      </w:r>
+    </w:p>
+    <w:p>
+      <w:pPr>
+        <w:pStyle w:val="ListParagraph"/>
+        <w:keepLines/>
+        <w:numPr>
+          <w:ilvl w:val="0"/>
+          <w:numId w:val="50"/>
+        </w:numPr>
+        <w:spacing w:after="80" w:line="276"/>
+      </w:pPr>
+      <w:r>
+        <w:rPr>
+          <w:b/>
+          <w:bCs/>
+        </w:rPr>
+        <w:t xml:space="preserve">Must doubling aggregate throughput halve individual waits?</w:t>
+      </w:r>
+      <w:r>
+        <w:t xml:space="preserve"> Answer: no; batching and queues can increase per-request waiting even while total work rises.</w:t>
+      </w:r>
+    </w:p>
+    <w:p>
+      <w:pPr>
+        <w:pStyle w:val="ListParagraph"/>
+        <w:keepLines/>
+        <w:numPr>
+          <w:ilvl w:val="0"/>
+          <w:numId w:val="50"/>
+        </w:numPr>
+        <w:spacing w:after="80" w:line="276"/>
+      </w:pPr>
+      <w:r>
+        <w:rPr>
+          <w:b/>
+          <w:bCs/>
+        </w:rPr>
+        <w:t xml:space="preserve">Do the checked Python handler's rules protect every endpoint?</w:t>
+      </w:r>
+      <w:r>
+        <w:t xml:space="preserve"> Answer: no; the FastAPI, direct Python, browser and packaging routes must each include and test required controls.</w:t>
+      </w:r>
+    </w:p>
+    <w:p>
+      <w:pPr>
+        <w:pStyle w:val="Heading1"/>
+        <w:keepNext/>
+      </w:pPr>
+      <w:r>
+        <w:t xml:space="preserve">Study route: 120 minutes</w:t>
+      </w:r>
+    </w:p>
+    <w:tbl>
+      <w:tblPr>
+        <w:tblW w:type="dxa" w:w="9412"/>
+        <w:tblBorders>
+          <w:top w:val="single" w:color="auto" w:sz="4"/>
+          <w:left w:val="single" w:color="auto" w:sz="4"/>
+          <w:bottom w:val="single" w:color="auto" w:sz="4"/>
+          <w:right w:val="single" w:color="auto" w:sz="4"/>
+          <w:insideH w:val="single" w:color="auto" w:sz="4"/>
+          <w:insideV w:val="single" w:color="auto" w:sz="4"/>
+        </w:tblBorders>
+        <w:tblLayout w:type="fixed"/>
+      </w:tblPr>
+      <w:tblGrid>
+        <w:gridCol w:w="2111"/>
+        <w:gridCol w:w="1143"/>
+        <w:gridCol w:w="6158"/>
+      </w:tblGrid>
+      <w:tr>
+        <w:trPr>
+          <w:cantSplit/>
+          <w:tblHeader/>
+        </w:trPr>
+        <w:tc>
+          <w:tcPr>
+            <w:tcW w:type="dxa" w:w="2111"/>
+            <w:tcBorders>
+              <w:top w:val="single" w:color="D1D5DB" w:sz="4"/>
+              <w:left w:val="single" w:color="D1D5DB" w:sz="4"/>
+              <w:bottom w:val="single" w:color="D1D5DB" w:sz="4"/>
+              <w:right w:val="single" w:color="D1D5DB" w:sz="4"/>
+            </w:tcBorders>
+            <w:shd w:fill="1E1B4B" w:color="auto" w:val="clear"/>
+            <w:tcMar>
+              <w:top w:type="dxa" w:w="80"/>
+              <w:left w:type="dxa" w:w="120"/>
+              <w:bottom w:type="dxa" w:w="80"/>
+              <w:right w:type="dxa" w:w="120"/>
+            </w:tcMar>
+            <w:vAlign w:val="top"/>
+          </w:tcPr>
+          <w:p>
+            <w:r>
+              <w:rPr>
+                <w:b/>
+                <w:bCs/>
+                <w:color w:val="FFFFFF"/>
+                <w:sz w:val="20"/>
+                <w:szCs w:val="20"/>
+              </w:rPr>
+              <w:t xml:space="preserve">Part</w:t>
+            </w:r>
+          </w:p>
+        </w:tc>
+        <w:tc>
+          <w:tcPr>
+            <w:tcW w:type="dxa" w:w="1143"/>
+            <w:tcBorders>
+              <w:top w:val="single" w:color="D1D5DB" w:sz="4"/>
+              <w:left w:val="single" w:color="D1D5DB" w:sz="4"/>
+              <w:bottom w:val="single" w:color="D1D5DB" w:sz="4"/>
+              <w:right w:val="single" w:color="D1D5DB" w:sz="4"/>
+            </w:tcBorders>
+            <w:shd w:fill="1E1B4B" w:color="auto" w:val="clear"/>
+            <w:tcMar>
+              <w:top w:type="dxa" w:w="80"/>
+              <w:left w:type="dxa" w:w="120"/>
+              <w:bottom w:type="dxa" w:w="80"/>
+              <w:right w:type="dxa" w:w="120"/>
+            </w:tcMar>
+            <w:vAlign w:val="top"/>
+          </w:tcPr>
+          <w:p>
+            <w:r>
+              <w:rPr>
+                <w:b/>
+                <w:bCs/>
+                <w:color w:val="FFFFFF"/>
+                <w:sz w:val="20"/>
+                <w:szCs w:val="20"/>
+              </w:rPr>
+              <w:t xml:space="preserve">Study minutes</w:t>
+            </w:r>
+          </w:p>
+        </w:tc>
+        <w:tc>
+          <w:tcPr>
+            <w:tcW w:type="dxa" w:w="6158"/>
+            <w:tcBorders>
+              <w:top w:val="single" w:color="D1D5DB" w:sz="4"/>
+              <w:left w:val="single" w:color="D1D5DB" w:sz="4"/>
+              <w:bottom w:val="single" w:color="D1D5DB" w:sz="4"/>
+              <w:right w:val="single" w:color="D1D5DB" w:sz="4"/>
+            </w:tcBorders>
+            <w:shd w:fill="1E1B4B" w:color="auto" w:val="clear"/>
+            <w:tcMar>
+              <w:top w:type="dxa" w:w="80"/>
+              <w:left w:type="dxa" w:w="120"/>
+              <w:bottom w:type="dxa" w:w="80"/>
+              <w:right w:type="dxa" w:w="120"/>
+            </w:tcMar>
+            <w:vAlign w:val="top"/>
+          </w:tcPr>
+          <w:p>
+            <w:r>
+              <w:rPr>
+                <w:b/>
+                <w:bCs/>
+                <w:color w:val="FFFFFF"/>
+                <w:sz w:val="20"/>
+                <w:szCs w:val="20"/>
+              </w:rPr>
+              <w:t xml:space="preserve">Core / change / optional stretch</w:t>
+            </w:r>
+          </w:p>
+        </w:tc>
+      </w:tr>
+      <w:tr>
+        <w:trPr>
+          <w:cantSplit/>
+        </w:trPr>
+        <w:tc>
+          <w:tcPr>
+            <w:tcW w:type="dxa" w:w="2111"/>
+            <w:tcBorders>
+              <w:top w:val="single" w:color="D1D5DB" w:sz="4"/>
+              <w:left w:val="single" w:color="D1D5DB" w:sz="4"/>
+              <w:bottom w:val="single" w:color="D1D5DB" w:sz="4"/>
+              <w:right w:val="single" w:color="D1D5DB" w:sz="4"/>
+            </w:tcBorders>
+            <w:shd w:fill="EEF0FF" w:color="auto" w:val="clear"/>
+            <w:tcMar>
+              <w:top w:type="dxa" w:w="80"/>
+              <w:left w:type="dxa" w:w="120"/>
+              <w:bottom w:type="dxa" w:w="80"/>
+              <w:right w:type="dxa" w:w="120"/>
+            </w:tcMar>
+            <w:vAlign w:val="top"/>
+          </w:tcPr>
+          <w:p>
+            <w:r>
+              <w:rPr>
+                <w:b/>
+                <w:bCs/>
+                <w:sz w:val="20"/>
+                <w:szCs w:val="20"/>
+              </w:rPr>
+              <w:t xml:space="preserve">Streaming</w:t>
+            </w:r>
+          </w:p>
+        </w:tc>
+        <w:tc>
+          <w:tcPr>
+            <w:tcW w:type="dxa" w:w="1143"/>
+            <w:tcBorders>
+              <w:top w:val="single" w:color="D1D5DB" w:sz="4"/>
+              <w:left w:val="single" w:color="D1D5DB" w:sz="4"/>
+              <w:bottom w:val="single" w:color="D1D5DB" w:sz="4"/>
+              <w:right w:val="single" w:color="D1D5DB" w:sz="4"/>
+            </w:tcBorders>
+            <w:shd w:fill="EEF0FF" w:color="auto" w:val="clear"/>
+            <w:tcMar>
+              <w:top w:type="dxa" w:w="80"/>
+              <w:left w:type="dxa" w:w="120"/>
+              <w:bottom w:type="dxa" w:w="80"/>
+              <w:right w:type="dxa" w:w="120"/>
+            </w:tcMar>
+            <w:vAlign w:val="top"/>
+          </w:tcPr>
+          <w:p>
+            <w:r>
+              <w:rPr>
+                <w:sz w:val="20"/>
+                <w:szCs w:val="20"/>
+              </w:rPr>
+              <w:t xml:space="preserve">20</w:t>
+            </w:r>
+          </w:p>
+        </w:tc>
+        <w:tc>
+          <w:tcPr>
+            <w:tcW w:type="dxa" w:w="6158"/>
+            <w:tcBorders>
+              <w:top w:val="single" w:color="D1D5DB" w:sz="4"/>
+              <w:left w:val="single" w:color="D1D5DB" w:sz="4"/>
+              <w:bottom w:val="single" w:color="D1D5DB" w:sz="4"/>
+              <w:right w:val="single" w:color="D1D5DB" w:sz="4"/>
+            </w:tcBorders>
+            <w:shd w:fill="EEF0FF" w:color="auto" w:val="clear"/>
+            <w:tcMar>
+              <w:top w:type="dxa" w:w="80"/>
+              <w:left w:type="dxa" w:w="120"/>
+              <w:bottom w:type="dxa" w:w="80"/>
+              <w:right w:type="dxa" w:w="120"/>
+            </w:tcMar>
+            <w:vAlign w:val="top"/>
+          </w:tcPr>
+          <w:p>
+            <w:r>
+              <w:rPr>
+                <w:sz w:val="20"/>
+                <w:szCs w:val="20"/>
+              </w:rPr>
+              <w:t xml:space="preserve">Measure real text; halve output cap; compare larger archived model settings.</w:t>
+            </w:r>
+          </w:p>
+        </w:tc>
+      </w:tr>
+      <w:tr>
+        <w:trPr>
+          <w:cantSplit/>
+        </w:trPr>
+        <w:tc>
+          <w:tcPr>
+            <w:tcW w:type="dxa" w:w="2111"/>
+            <w:tcBorders>
+              <w:top w:val="single" w:color="D1D5DB" w:sz="4"/>
+              <w:left w:val="single" w:color="D1D5DB" w:sz="4"/>
+              <w:bottom w:val="single" w:color="D1D5DB" w:sz="4"/>
+              <w:right w:val="single" w:color="D1D5DB" w:sz="4"/>
+            </w:tcBorders>
+            <w:shd w:fill="FFFFFF" w:color="auto" w:val="clear"/>
+            <w:tcMar>
+              <w:top w:type="dxa" w:w="80"/>
+              <w:left w:type="dxa" w:w="120"/>
+              <w:bottom w:type="dxa" w:w="80"/>
+              <w:right w:type="dxa" w:w="120"/>
+            </w:tcMar>
+            <w:vAlign w:val="top"/>
+          </w:tcPr>
+          <w:p>
+            <w:r>
+              <w:rPr>
+                <w:b/>
+                <w:bCs/>
+                <w:sz w:val="20"/>
+                <w:szCs w:val="20"/>
+              </w:rPr>
+              <w:t xml:space="preserve">Endpoint</w:t>
+            </w:r>
+          </w:p>
+        </w:tc>
+        <w:tc>
+          <w:tcPr>
+            <w:tcW w:type="dxa" w:w="1143"/>
+            <w:tcBorders>
+              <w:top w:val="single" w:color="D1D5DB" w:sz="4"/>
+              <w:left w:val="single" w:color="D1D5DB" w:sz="4"/>
+              <w:bottom w:val="single" w:color="D1D5DB" w:sz="4"/>
+              <w:right w:val="single" w:color="D1D5DB" w:sz="4"/>
+            </w:tcBorders>
+            <w:shd w:fill="FFFFFF" w:color="auto" w:val="clear"/>
+            <w:tcMar>
+              <w:top w:type="dxa" w:w="80"/>
+              <w:left w:type="dxa" w:w="120"/>
+              <w:bottom w:type="dxa" w:w="80"/>
+              <w:right w:type="dxa" w:w="120"/>
+            </w:tcMar>
+            <w:vAlign w:val="top"/>
+          </w:tcPr>
+          <w:p>
+            <w:r>
+              <w:rPr>
+                <w:sz w:val="20"/>
+                <w:szCs w:val="20"/>
+              </w:rPr>
+              <w:t xml:space="preserve">20</w:t>
+            </w:r>
+          </w:p>
+        </w:tc>
+        <w:tc>
+          <w:tcPr>
+            <w:tcW w:type="dxa" w:w="6158"/>
+            <w:tcBorders>
+              <w:top w:val="single" w:color="D1D5DB" w:sz="4"/>
+              <w:left w:val="single" w:color="D1D5DB" w:sz="4"/>
+              <w:bottom w:val="single" w:color="D1D5DB" w:sz="4"/>
+              <w:right w:val="single" w:color="D1D5DB" w:sz="4"/>
+            </w:tcBorders>
+            <w:shd w:fill="FFFFFF" w:color="auto" w:val="clear"/>
+            <w:tcMar>
+              <w:top w:type="dxa" w:w="80"/>
+              <w:left w:type="dxa" w:w="120"/>
+              <w:bottom w:type="dxa" w:w="80"/>
+              <w:right w:type="dxa" w:w="120"/>
+            </w:tcMar>
+            <w:vAlign w:val="top"/>
+          </w:tcPr>
+          <w:p>
+            <w:r>
+              <w:rPr>
+                <w:sz w:val="20"/>
+                <w:szCs w:val="20"/>
+              </w:rPr>
+              <w:t xml:space="preserve">TestClient schema and usage; alter one field; optional server/SDK/framework.</w:t>
+            </w:r>
+          </w:p>
+        </w:tc>
+      </w:tr>
+      <w:tr>
+        <w:trPr>
+          <w:cantSplit/>
+        </w:trPr>
+        <w:tc>
+          <w:tcPr>
+            <w:tcW w:type="dxa" w:w="2111"/>
+            <w:tcBorders>
+              <w:top w:val="single" w:color="D1D5DB" w:sz="4"/>
+              <w:left w:val="single" w:color="D1D5DB" w:sz="4"/>
+              <w:bottom w:val="single" w:color="D1D5DB" w:sz="4"/>
+              <w:right w:val="single" w:color="D1D5DB" w:sz="4"/>
+            </w:tcBorders>
+            <w:shd w:fill="EEF0FF" w:color="auto" w:val="clear"/>
+            <w:tcMar>
+              <w:top w:type="dxa" w:w="80"/>
+              <w:left w:type="dxa" w:w="120"/>
+              <w:bottom w:type="dxa" w:w="80"/>
+              <w:right w:type="dxa" w:w="120"/>
+            </w:tcMar>
+            <w:vAlign w:val="top"/>
+          </w:tcPr>
+          <w:p>
+            <w:r>
+              <w:rPr>
+                <w:b/>
+                <w:bCs/>
+                <w:sz w:val="20"/>
+                <w:szCs w:val="20"/>
+              </w:rPr>
+              <w:t xml:space="preserve">Cost and retry</w:t>
+            </w:r>
+          </w:p>
+        </w:tc>
+        <w:tc>
+          <w:tcPr>
+            <w:tcW w:type="dxa" w:w="1143"/>
+            <w:tcBorders>
+              <w:top w:val="single" w:color="D1D5DB" w:sz="4"/>
+              <w:left w:val="single" w:color="D1D5DB" w:sz="4"/>
+              <w:bottom w:val="single" w:color="D1D5DB" w:sz="4"/>
+              <w:right w:val="single" w:color="D1D5DB" w:sz="4"/>
+            </w:tcBorders>
+            <w:shd w:fill="EEF0FF" w:color="auto" w:val="clear"/>
+            <w:tcMar>
+              <w:top w:type="dxa" w:w="80"/>
+              <w:left w:type="dxa" w:w="120"/>
+              <w:bottom w:type="dxa" w:w="80"/>
+              <w:right w:type="dxa" w:w="120"/>
+            </w:tcMar>
+            <w:vAlign w:val="top"/>
+          </w:tcPr>
+          <w:p>
+            <w:r>
+              <w:rPr>
+                <w:sz w:val="20"/>
+                <w:szCs w:val="20"/>
+              </w:rPr>
+              <w:t xml:space="preserve">15</w:t>
+            </w:r>
+          </w:p>
+        </w:tc>
+        <w:tc>
+          <w:tcPr>
+            <w:tcW w:type="dxa" w:w="6158"/>
+            <w:tcBorders>
+              <w:top w:val="single" w:color="D1D5DB" w:sz="4"/>
+              <w:left w:val="single" w:color="D1D5DB" w:sz="4"/>
+              <w:bottom w:val="single" w:color="D1D5DB" w:sz="4"/>
+              <w:right w:val="single" w:color="D1D5DB" w:sz="4"/>
+            </w:tcBorders>
+            <w:shd w:fill="EEF0FF" w:color="auto" w:val="clear"/>
+            <w:tcMar>
+              <w:top w:type="dxa" w:w="80"/>
+              <w:left w:type="dxa" w:w="120"/>
+              <w:bottom w:type="dxa" w:w="80"/>
+              <w:right w:type="dxa" w:w="120"/>
+            </w:tcMar>
+            <w:vAlign w:val="top"/>
+          </w:tcPr>
+          <w:p>
+            <w:r>
+              <w:rPr>
+                <w:sz w:val="20"/>
+                <w:szCs w:val="20"/>
+              </w:rPr>
+              <w:t xml:space="preserve">Unit-correct arithmetic; change output length; research dated actual rates.</w:t>
+            </w:r>
+          </w:p>
+        </w:tc>
+      </w:tr>
+      <w:tr>
+        <w:trPr>
+          <w:cantSplit/>
+        </w:trPr>
+        <w:tc>
+          <w:tcPr>
+            <w:tcW w:type="dxa" w:w="2111"/>
+            <w:tcBorders>
+              <w:top w:val="single" w:color="D1D5DB" w:sz="4"/>
+              <w:left w:val="single" w:color="D1D5DB" w:sz="4"/>
+              <w:bottom w:val="single" w:color="D1D5DB" w:sz="4"/>
+              <w:right w:val="single" w:color="D1D5DB" w:sz="4"/>
+            </w:tcBorders>
+            <w:shd w:fill="FFFFFF" w:color="auto" w:val="clear"/>
+            <w:tcMar>
+              <w:top w:type="dxa" w:w="80"/>
+              <w:left w:type="dxa" w:w="120"/>
+              <w:bottom w:type="dxa" w:w="80"/>
+              <w:right w:type="dxa" w:w="120"/>
+            </w:tcMar>
+            <w:vAlign w:val="top"/>
+          </w:tcPr>
+          <w:p>
+            <w:r>
+              <w:rPr>
+                <w:b/>
+                <w:bCs/>
+                <w:sz w:val="20"/>
+                <w:szCs w:val="20"/>
+              </w:rPr>
+              <w:t xml:space="preserve">Efficiency</w:t>
+            </w:r>
+          </w:p>
+        </w:tc>
+        <w:tc>
+          <w:tcPr>
+            <w:tcW w:type="dxa" w:w="1143"/>
+            <w:tcBorders>
+              <w:top w:val="single" w:color="D1D5DB" w:sz="4"/>
+              <w:left w:val="single" w:color="D1D5DB" w:sz="4"/>
+              <w:bottom w:val="single" w:color="D1D5DB" w:sz="4"/>
+              <w:right w:val="single" w:color="D1D5DB" w:sz="4"/>
+            </w:tcBorders>
+            <w:shd w:fill="FFFFFF" w:color="auto" w:val="clear"/>
+            <w:tcMar>
+              <w:top w:type="dxa" w:w="80"/>
+              <w:left w:type="dxa" w:w="120"/>
+              <w:bottom w:type="dxa" w:w="80"/>
+              <w:right w:type="dxa" w:w="120"/>
+            </w:tcMar>
+            <w:vAlign w:val="top"/>
+          </w:tcPr>
+          <w:p>
+            <w:r>
+              <w:rPr>
+                <w:sz w:val="20"/>
+                <w:szCs w:val="20"/>
+              </w:rPr>
+              <w:t xml:space="preserve">30</w:t>
+            </w:r>
+          </w:p>
+        </w:tc>
+        <w:tc>
+          <w:tcPr>
+            <w:tcW w:type="dxa" w:w="6158"/>
+            <w:tcBorders>
+              <w:top w:val="single" w:color="D1D5DB" w:sz="4"/>
+              <w:left w:val="single" w:color="D1D5DB" w:sz="4"/>
+              <w:bottom w:val="single" w:color="D1D5DB" w:sz="4"/>
+              <w:right w:val="single" w:color="D1D5DB" w:sz="4"/>
+            </w:tcBorders>
+            <w:shd w:fill="FFFFFF" w:color="auto" w:val="clear"/>
+            <w:tcMar>
+              <w:top w:type="dxa" w:w="80"/>
+              <w:left w:type="dxa" w:w="120"/>
+              <w:bottom w:type="dxa" w:w="80"/>
+              <w:right w:type="dxa" w:w="120"/>
+            </w:tcMar>
+            <w:vAlign w:val="top"/>
+          </w:tcPr>
+          <w:p>
+            <w:r>
+              <w:rPr>
+                <w:sz w:val="20"/>
+                <w:szCs w:val="20"/>
+              </w:rPr>
+              <w:t xml:space="preserve">Rounding/PPL, batches and cache; change one scale group; optional packed backend.</w:t>
+            </w:r>
+          </w:p>
+        </w:tc>
+      </w:tr>
+      <w:tr>
+        <w:trPr>
+          <w:cantSplit/>
+        </w:trPr>
+        <w:tc>
+          <w:tcPr>
+            <w:tcW w:type="dxa" w:w="2111"/>
+            <w:tcBorders>
+              <w:top w:val="single" w:color="D1D5DB" w:sz="4"/>
+              <w:left w:val="single" w:color="D1D5DB" w:sz="4"/>
+              <w:bottom w:val="single" w:color="D1D5DB" w:sz="4"/>
+              <w:right w:val="single" w:color="D1D5DB" w:sz="4"/>
+            </w:tcBorders>
+            <w:shd w:fill="EEF0FF" w:color="auto" w:val="clear"/>
+            <w:tcMar>
+              <w:top w:type="dxa" w:w="80"/>
+              <w:left w:type="dxa" w:w="120"/>
+              <w:bottom w:type="dxa" w:w="80"/>
+              <w:right w:type="dxa" w:w="120"/>
+            </w:tcMar>
+            <w:vAlign w:val="top"/>
+          </w:tcPr>
+          <w:p>
+            <w:r>
+              <w:rPr>
+                <w:b/>
+                <w:bCs/>
+                <w:sz w:val="20"/>
+                <w:szCs w:val="20"/>
+              </w:rPr>
+              <w:t xml:space="preserve">Checked handler</w:t>
+            </w:r>
+          </w:p>
+        </w:tc>
+        <w:tc>
+          <w:tcPr>
+            <w:tcW w:type="dxa" w:w="1143"/>
+            <w:tcBorders>
+              <w:top w:val="single" w:color="D1D5DB" w:sz="4"/>
+              <w:left w:val="single" w:color="D1D5DB" w:sz="4"/>
+              <w:bottom w:val="single" w:color="D1D5DB" w:sz="4"/>
+              <w:right w:val="single" w:color="D1D5DB" w:sz="4"/>
+            </w:tcBorders>
+            <w:shd w:fill="EEF0FF" w:color="auto" w:val="clear"/>
+            <w:tcMar>
+              <w:top w:type="dxa" w:w="80"/>
+              <w:left w:type="dxa" w:w="120"/>
+              <w:bottom w:type="dxa" w:w="80"/>
+              <w:right w:type="dxa" w:w="120"/>
+            </w:tcMar>
+            <w:vAlign w:val="top"/>
+          </w:tcPr>
+          <w:p>
+            <w:r>
+              <w:rPr>
+                <w:sz w:val="20"/>
+                <w:szCs w:val="20"/>
+              </w:rPr>
+              <w:t xml:space="preserve">15</w:t>
+            </w:r>
+          </w:p>
+        </w:tc>
+        <w:tc>
+          <w:tcPr>
+            <w:tcW w:type="dxa" w:w="6158"/>
+            <w:tcBorders>
+              <w:top w:val="single" w:color="D1D5DB" w:sz="4"/>
+              <w:left w:val="single" w:color="D1D5DB" w:sz="4"/>
+              <w:bottom w:val="single" w:color="D1D5DB" w:sz="4"/>
+              <w:right w:val="single" w:color="D1D5DB" w:sz="4"/>
+            </w:tcBorders>
+            <w:shd w:fill="EEF0FF" w:color="auto" w:val="clear"/>
+            <w:tcMar>
+              <w:top w:type="dxa" w:w="80"/>
+              <w:left w:type="dxa" w:w="120"/>
+              <w:bottom w:type="dxa" w:w="80"/>
+              <w:right w:type="dxa" w:w="120"/>
+            </w:tcMar>
+            <w:vAlign w:val="top"/>
+          </w:tcPr>
+          <w:p>
+            <w:r>
+              <w:rPr>
+                <w:sz w:val="20"/>
+                <w:szCs w:val="20"/>
+              </w:rPr>
+              <w:t xml:space="preserve">Synthetic input checks; try a paraphrase; optional local Gradio.</w:t>
+            </w:r>
+          </w:p>
+        </w:tc>
+      </w:tr>
+      <w:tr>
+        <w:trPr>
+          <w:cantSplit/>
+        </w:trPr>
+        <w:tc>
+          <w:tcPr>
+            <w:tcW w:type="dxa" w:w="2111"/>
+            <w:tcBorders>
+              <w:top w:val="single" w:color="D1D5DB" w:sz="4"/>
+              <w:left w:val="single" w:color="D1D5DB" w:sz="4"/>
+              <w:bottom w:val="single" w:color="D1D5DB" w:sz="4"/>
+              <w:right w:val="single" w:color="D1D5DB" w:sz="4"/>
+            </w:tcBorders>
+            <w:shd w:fill="FFFFFF" w:color="auto" w:val="clear"/>
+            <w:tcMar>
+              <w:top w:type="dxa" w:w="80"/>
+              <w:left w:type="dxa" w:w="120"/>
+              <w:bottom w:type="dxa" w:w="80"/>
+              <w:right w:type="dxa" w:w="120"/>
+            </w:tcMar>
+            <w:vAlign w:val="top"/>
+          </w:tcPr>
+          <w:p>
+            <w:r>
+              <w:rPr>
+                <w:b/>
+                <w:bCs/>
+                <w:sz w:val="20"/>
+                <w:szCs w:val="20"/>
+              </w:rPr>
+              <w:t xml:space="preserve">Monitoring and packaging</w:t>
+            </w:r>
+          </w:p>
+        </w:tc>
+        <w:tc>
+          <w:tcPr>
+            <w:tcW w:type="dxa" w:w="1143"/>
+            <w:tcBorders>
+              <w:top w:val="single" w:color="D1D5DB" w:sz="4"/>
+              <w:left w:val="single" w:color="D1D5DB" w:sz="4"/>
+              <w:bottom w:val="single" w:color="D1D5DB" w:sz="4"/>
+              <w:right w:val="single" w:color="D1D5DB" w:sz="4"/>
+            </w:tcBorders>
+            <w:shd w:fill="FFFFFF" w:color="auto" w:val="clear"/>
+            <w:tcMar>
+              <w:top w:type="dxa" w:w="80"/>
+              <w:left w:type="dxa" w:w="120"/>
+              <w:bottom w:type="dxa" w:w="80"/>
+              <w:right w:type="dxa" w:w="120"/>
+            </w:tcMar>
+            <w:vAlign w:val="top"/>
+          </w:tcPr>
+          <w:p>
+            <w:r>
+              <w:rPr>
+                <w:sz w:val="20"/>
+                <w:szCs w:val="20"/>
+              </w:rPr>
+              <w:t xml:space="preserve">20</w:t>
+            </w:r>
+          </w:p>
+        </w:tc>
+        <w:tc>
+          <w:tcPr>
+            <w:tcW w:type="dxa" w:w="6158"/>
+            <w:tcBorders>
+              <w:top w:val="single" w:color="D1D5DB" w:sz="4"/>
+              <w:left w:val="single" w:color="D1D5DB" w:sz="4"/>
+              <w:bottom w:val="single" w:color="D1D5DB" w:sz="4"/>
+              <w:right w:val="single" w:color="D1D5DB" w:sz="4"/>
+            </w:tcBorders>
+            <w:shd w:fill="FFFFFF" w:color="auto" w:val="clear"/>
+            <w:tcMar>
+              <w:top w:type="dxa" w:w="80"/>
+              <w:left w:type="dxa" w:w="120"/>
+              <w:bottom w:type="dxa" w:w="80"/>
+              <w:right w:type="dxa" w:w="120"/>
+            </w:tcMar>
+            <w:vAlign w:val="top"/>
+          </w:tcPr>
+          <w:p>
+            <w:r>
+              <w:rPr>
+                <w:sz w:val="20"/>
+                <w:szCs w:val="20"/>
+              </w:rPr>
+              <w:t xml:space="preserve">Inspect four-request metadata; compare populations; pin and deploy separately.</w:t>
+            </w:r>
+          </w:p>
+        </w:tc>
+      </w:tr>
+    </w:tbl>
+    <w:p>
+      <w:pPr>
+        <w:spacing w:after="120"/>
+      </w:pPr>
+    </w:p>
+    <w:p>
+      <w:pPr>
+        <w:keepNext w:val="false"/>
+        <w:keepLines/>
+        <w:spacing w:after="140" w:line="288"/>
+      </w:pPr>
+      <w:r>
+        <w:t xml:space="preserve">These are study allocations, including reading and discussion, not measured machine waiting times. Each TODO has a hint and semantic check in the notebook. Each part states common errors, a change task and an optional stretch. The slider inspects a token budget without calling models from callbacks.</w:t>
+      </w:r>
+    </w:p>
+    <w:p>
+      <w:pPr>
+        <w:pStyle w:val="Heading1"/>
+        <w:keepNext/>
+      </w:pPr>
+      <w:r>
+        <w:t xml:space="preserve">Further reading for this core</w:t>
+      </w:r>
+    </w:p>
+    <w:p>
+      <w:pPr>
+        <w:keepNext w:val="false"/>
+        <w:keepLines/>
+        <w:spacing w:after="140" w:line="288"/>
+      </w:pPr>
+      <w:hyperlink w:history="1" r:id="rIdywjn9vtuohnogsiwixb1b">
+        <w:r>
+          <w:rPr>
+            <w:color w:val="4F46E5"/>
+            <w:u w:val="single"/>
+          </w:rPr>
+          <w:t xml:space="preserve">FastAPI TestClient guide</w:t>
+        </w:r>
+      </w:hyperlink>
+      <w:r>
+        <w:t xml:space="preserve"> explains synchronous in-process requests. </w:t>
+      </w:r>
+      <w:hyperlink w:history="1" r:id="rIdcarnmyn1pfkaeqwf7-zb0">
+        <w:r>
+          <w:rPr>
+            <w:color w:val="4F46E5"/>
+            <w:u w:val="single"/>
+          </w:rPr>
+          <w:t xml:space="preserve">SmolLM2-135M-Instruct model card</w:t>
+        </w:r>
+      </w:hyperlink>
+      <w:r>
+        <w:t xml:space="preserve"> describes this small instructional model and limitations. </w:t>
+      </w:r>
+      <w:hyperlink w:history="1" r:id="rIdckd_ggusczss-xql7rwtu">
+        <w:r>
+          <w:rPr>
+            <w:color w:val="4F46E5"/>
+            <w:u w:val="single"/>
+          </w:rPr>
+          <w:t xml:space="preserve">Gradio quickstart</w:t>
+        </w:r>
+      </w:hyperlink>
+      <w:r>
+        <w:t xml:space="preserve"> covers local interfaces. </w:t>
+      </w:r>
+      <w:hyperlink w:history="1" r:id="rIdwujgf13q8xxuhuqw_xpvj">
+        <w:r>
+          <w:rPr>
+            <w:color w:val="4F46E5"/>
+            <w:u w:val="single"/>
+          </w:rPr>
+          <w:t xml:space="preserve">Spaces overview</w:t>
+        </w:r>
+      </w:hyperlink>
+      <w:r>
+        <w:t xml:space="preserve"> supplies current hosting conditions. Watch the </w:t>
+      </w:r>
+      <w:hyperlink w:history="1" r:id="rIdnk1o9fkzfaje9xylw16hc">
+        <w:r>
+          <w:rPr>
+            <w:color w:val="4F46E5"/>
+            <w:u w:val="single"/>
+          </w:rPr>
+          <w:t xml:space="preserve">Spaces introduction video</w:t>
+        </w:r>
+      </w:hyperlink>
+      <w:r>
+        <w:t xml:space="preserve">, then verify the current written conditions before choosing remote hosting.</w:t>
+      </w:r>
+    </w:p>
+    <w:p>
+      <w:pPr>
+        <w:pStyle w:val="Heading1"/>
+        <w:keepNext/>
+      </w:pPr>
+      <w:r>
+        <w:t xml:space="preserve">Class recap</w:t>
+      </w:r>
+    </w:p>
+    <w:p>
+      <w:pPr>
+        <w:pStyle w:val="ListParagraph"/>
+        <w:keepLines/>
+        <w:numPr>
+          <w:ilvl w:val="0"/>
+          <w:numId w:val="51"/>
+        </w:numPr>
+        <w:spacing w:after="80" w:line="276"/>
+      </w:pPr>
+      <w:r>
+        <w:t xml:space="preserve">Choose model, server and application layers.</w:t>
+      </w:r>
+    </w:p>
+    <w:p>
+      <w:pPr>
+        <w:pStyle w:val="ListParagraph"/>
+        <w:keepLines/>
+        <w:numPr>
+          <w:ilvl w:val="0"/>
+          <w:numId w:val="51"/>
+        </w:numPr>
+        <w:spacing w:after="80" w:line="276"/>
+      </w:pPr>
+      <w:r>
+        <w:t xml:space="preserve">Protect keys; estimate tokens and cost.</w:t>
+      </w:r>
+    </w:p>
+    <w:p>
+      <w:pPr>
+        <w:pStyle w:val="ListParagraph"/>
+        <w:keepLines/>
+        <w:numPr>
+          <w:ilvl w:val="0"/>
+          <w:numId w:val="51"/>
+        </w:numPr>
+        <w:spacing w:after="80" w:line="276"/>
+      </w:pPr>
+      <w:r>
+        <w:t xml:space="preserve">Measure first text and full wait.</w:t>
+      </w:r>
+    </w:p>
+    <w:p>
+      <w:pPr>
+        <w:pStyle w:val="ListParagraph"/>
+        <w:keepLines/>
+        <w:numPr>
+          <w:ilvl w:val="0"/>
+          <w:numId w:val="51"/>
+        </w:numPr>
+        <w:spacing w:after="80" w:line="276"/>
+      </w:pPr>
+      <w:r>
+        <w:t xml:space="preserve">Compare deployment and efficiency tradeoffs.</w:t>
+      </w:r>
+    </w:p>
+    <w:p>
+      <w:pPr>
+        <w:pStyle w:val="ListParagraph"/>
+        <w:keepLines/>
+        <w:numPr>
+          <w:ilvl w:val="0"/>
+          <w:numId w:val="51"/>
+        </w:numPr>
+        <w:spacing w:after="80" w:line="276"/>
+      </w:pPr>
+      <w:r>
+        <w:t xml:space="preserve">Package tested versions.</w:t>
+      </w:r>
+    </w:p>
+    <w:p>
+      <w:pPr>
+        <w:pStyle w:val="ListParagraph"/>
+        <w:keepLines/>
+        <w:numPr>
+          <w:ilvl w:val="0"/>
+          <w:numId w:val="51"/>
+        </w:numPr>
+        <w:spacing w:after="80" w:line="276"/>
+      </w:pPr>
+      <w:r>
         <w:t xml:space="preserve">Check every route; monitor quality, cost and failures.</w:t>
+      </w:r>
+    </w:p>
+    <w:p>
+      <w:pPr>
+        <w:keepNext/>
+        <w:keepLines/>
+        <w:spacing w:after="140" w:line="288"/>
+      </w:pPr>
+      <w:r>
+        <w:rPr>
+          <w:b/>
+          <w:bCs/>
+        </w:rPr>
+        <w:t xml:space="preserve">Exit question.</w:t>
+      </w:r>
+      <w:r>
+        <w:t xml:space="preserve"> More throughput: always shorter waits?</w:t>
+      </w:r>
+    </w:p>
+    <w:p>
+      <w:pPr>
+        <w:keepNext/>
+        <w:keepLines/>
+        <w:spacing w:after="140" w:line="288"/>
+      </w:pPr>
+      <w:r>
+        <w:rPr>
+          <w:b/>
+          <w:bCs/>
+        </w:rPr>
+        <w:t xml:space="preserve">Answer.</w:t>
+      </w:r>
+      <w:r>
+        <w:t xml:space="preserve"> No. Aggregate work can rise while individual requests wait longer.</w:t>
       </w:r>
     </w:p>
     <w:p>
@@ -22813,7 +25899,7 @@
           <wp:inline distT="0" distB="0" distL="0" distR="0">
             <wp:extent cx="5334000" cy="2266950"/>
             <wp:effectExtent t="0" r="0" b="0" l="0"/>
-            <wp:docPr id="17" name="Week 11: operate an application" descr="Week 11: operate an application" title="Week 11: operate an application"/>
+            <wp:docPr id="18" name="Week 11: operate an application" descr="Week 11: operate an application" title="Week 11: operate an application"/>
             <wp:cNvGraphicFramePr>
               <a:graphicFrameLocks xmlns:a="http://schemas.openxmlformats.org/drawingml/2006/main" noChangeAspect="1"/>
             </wp:cNvGraphicFramePr>
@@ -22827,7 +25913,7 @@
                     </pic:cNvPicPr>
                   </pic:nvPicPr>
                   <pic:blipFill>
-                    <a:blip r:embed="rId25" cstate="none"/>
+                    <a:blip r:embed="rId26" cstate="none"/>
                     <a:srcRect/>
                     <a:stretch>
                       <a:fillRect/>
@@ -22863,40 +25949,6 @@
           <w:szCs w:val="19"/>
         </w:rPr>
         <w:t xml:space="preserve">Week 11: operate an application</w:t>
-      </w:r>
-    </w:p>
-    <w:p>
-      <w:pPr>
-        <w:keepNext/>
-        <w:keepLines/>
-        <w:spacing w:after="140" w:line="288"/>
-      </w:pPr>
-      <w:r>
-        <w:rPr>
-          <w:b/>
-          <w:bCs/>
-        </w:rPr>
-        <w:t xml:space="preserve">Exit question.</w:t>
-      </w:r>
-      <w:r>
-        <w:t xml:space="preserve"> Batching doubles throughput. Must each student receive an answer sooner?</w:t>
-      </w:r>
-    </w:p>
-    <w:p>
-      <w:pPr>
-        <w:keepNext w:val="false"/>
-        <w:keepLines/>
-        <w:spacing w:after="140" w:line="288"/>
-      </w:pPr>
-      <w:r>
-        <w:rPr>
-          <w:b/>
-          <w:bCs/>
-        </w:rPr>
-        <w:t xml:space="preserve">Answer.</w:t>
-      </w:r>
-      <w:r>
-        <w:t xml:space="preserve"> No. More total tokens per second can coexist with a longer wait for one request.</w:t>
       </w:r>
     </w:p>
     <w:sectPr>
@@ -23474,6 +26526,18 @@
     </w:lvlOverride>
   </w:num>
   <w:num w:numId="49">
+    <w:abstractNumId w:val="3"/>
+    <w:lvlOverride w:ilvl="0">
+      <w:startOverride w:val="1"/>
+    </w:lvlOverride>
+  </w:num>
+  <w:num w:numId="50">
+    <w:abstractNumId w:val="3"/>
+    <w:lvlOverride w:ilvl="0">
+      <w:startOverride w:val="1"/>
+    </w:lvlOverride>
+  </w:num>
+  <w:num w:numId="51">
     <w:abstractNumId w:val="2"/>
     <w:lvlOverride w:ilvl="0">
       <w:startOverride w:val="1"/>
